--- a/lab2/lab2Report.docx
+++ b/lab2/lab2Report.docx
@@ -1,6 +1,6 @@
 
 <file path=word/document.xml><?xml version="1.0" encoding="utf-8"?>
-<w:document xmlns:wpc="http://schemas.microsoft.com/office/word/2010/wordprocessingCanvas" xmlns:mc="http://schemas.openxmlformats.org/markup-compatibility/2006" xmlns:o="urn:schemas-microsoft-com:office:office" xmlns:r="http://schemas.openxmlformats.org/officeDocument/2006/relationships" xmlns:m="http://schemas.openxmlformats.org/officeDocument/2006/math" xmlns:v="urn:schemas-microsoft-com:vml" xmlns:wp14="http://schemas.microsoft.com/office/word/2010/wordprocessingDrawing" xmlns:wp="http://schemas.openxmlformats.org/drawingml/2006/wordprocessingDrawing" xmlns:w10="urn:schemas-microsoft-com:office:word" xmlns:w="http://schemas.openxmlformats.org/wordprocessingml/2006/main" xmlns:w14="http://schemas.microsoft.com/office/word/2010/wordml" xmlns:w15="http://schemas.microsoft.com/office/word/2012/wordml" xmlns:wpg="http://schemas.microsoft.com/office/word/2010/wordprocessingGroup" xmlns:wpi="http://schemas.microsoft.com/office/word/2010/wordprocessingInk" xmlns:wne="http://schemas.microsoft.com/office/word/2006/wordml" xmlns:wps="http://schemas.microsoft.com/office/word/2010/wordprocessingShape" mc:Ignorable="w14 w15 wp14">
+<w:document xmlns:wpc="http://schemas.microsoft.com/office/word/2010/wordprocessingCanvas" xmlns:cx="http://schemas.microsoft.com/office/drawing/2014/chartex" xmlns:cx1="http://schemas.microsoft.com/office/drawing/2015/9/8/chartex" xmlns:cx2="http://schemas.microsoft.com/office/drawing/2015/10/21/chartex" xmlns:cx3="http://schemas.microsoft.com/office/drawing/2016/5/9/chartex" xmlns:cx4="http://schemas.microsoft.com/office/drawing/2016/5/10/chartex" xmlns:cx5="http://schemas.microsoft.com/office/drawing/2016/5/11/chartex" xmlns:cx6="http://schemas.microsoft.com/office/drawing/2016/5/12/chartex" xmlns:cx7="http://schemas.microsoft.com/office/drawing/2016/5/13/chartex" xmlns:cx8="http://schemas.microsoft.com/office/drawing/2016/5/14/chartex" xmlns:mc="http://schemas.openxmlformats.org/markup-compatibility/2006" xmlns:aink="http://schemas.microsoft.com/office/drawing/2016/ink" xmlns:am3d="http://schemas.microsoft.com/office/drawing/2017/model3d" xmlns:o="urn:schemas-microsoft-com:office:office" xmlns:r="http://schemas.openxmlformats.org/officeDocument/2006/relationships" xmlns:m="http://schemas.openxmlformats.org/officeDocument/2006/math" xmlns:v="urn:schemas-microsoft-com:vml" xmlns:wp14="http://schemas.microsoft.com/office/word/2010/wordprocessingDrawing" xmlns:wp="http://schemas.openxmlformats.org/drawingml/2006/wordprocessingDrawing" xmlns:w10="urn:schemas-microsoft-com:office:word" xmlns:w="http://schemas.openxmlformats.org/wordprocessingml/2006/main" xmlns:w14="http://schemas.microsoft.com/office/word/2010/wordml" xmlns:w15="http://schemas.microsoft.com/office/word/2012/wordml" xmlns:w16cex="http://schemas.microsoft.com/office/word/2018/wordml/cex" xmlns:w16cid="http://schemas.microsoft.com/office/word/2016/wordml/cid" xmlns:w16="http://schemas.microsoft.com/office/word/2018/wordml" xmlns:w16sdtdh="http://schemas.microsoft.com/office/word/2020/wordml/sdtdatahash" xmlns:w16se="http://schemas.microsoft.com/office/word/2015/wordml/symex" xmlns:wpg="http://schemas.microsoft.com/office/word/2010/wordprocessingGroup" xmlns:wpi="http://schemas.microsoft.com/office/word/2010/wordprocessingInk" xmlns:wne="http://schemas.microsoft.com/office/word/2006/wordml" xmlns:wps="http://schemas.microsoft.com/office/word/2010/wordprocessingShape" mc:Ignorable="w14 w15 w16se w16cid w16 w16cex w16sdtdh wp14">
   <w:body>
     <w:p>
       <w:pPr>
@@ -673,25 +673,7 @@
           <w:sz w:val="28"/>
           <w:szCs w:val="28"/>
         </w:rPr>
-        <w:t xml:space="preserve">М.И. </w:t>
-      </w:r>
-      <w:proofErr w:type="spellStart"/>
-      <w:r>
-        <w:rPr>
-          <w:rFonts w:ascii="Times New Roman" w:eastAsia="Times New Roman" w:hAnsi="Times New Roman" w:cs="Times New Roman"/>
-          <w:sz w:val="28"/>
-          <w:szCs w:val="28"/>
-        </w:rPr>
-        <w:t>Давидовская</w:t>
-      </w:r>
-      <w:proofErr w:type="spellEnd"/>
-      <w:r>
-        <w:rPr>
-          <w:rFonts w:ascii="Times New Roman" w:eastAsia="Times New Roman" w:hAnsi="Times New Roman" w:cs="Times New Roman"/>
-          <w:sz w:val="28"/>
-          <w:szCs w:val="28"/>
-        </w:rPr>
-        <w:t xml:space="preserve">                                                                                               </w:t>
+        <w:t xml:space="preserve">М.И. Давидовская                                                                                               </w:t>
       </w:r>
     </w:p>
     <w:p>
@@ -771,43 +753,7 @@
           <w:sz w:val="28"/>
           <w:szCs w:val="28"/>
         </w:rPr>
-        <w:t xml:space="preserve">1. Создать пользователя с именем </w:t>
-      </w:r>
-      <w:proofErr w:type="spellStart"/>
-      <w:r>
-        <w:rPr>
-          <w:rFonts w:ascii="Times New Roman" w:eastAsia="Times New Roman" w:hAnsi="Times New Roman" w:cs="Times New Roman"/>
-          <w:sz w:val="28"/>
-          <w:szCs w:val="28"/>
-        </w:rPr>
-        <w:t>friend</w:t>
-      </w:r>
-      <w:proofErr w:type="spellEnd"/>
-      <w:r>
-        <w:rPr>
-          <w:rFonts w:ascii="Times New Roman" w:eastAsia="Times New Roman" w:hAnsi="Times New Roman" w:cs="Times New Roman"/>
-          <w:sz w:val="28"/>
-          <w:szCs w:val="28"/>
-        </w:rPr>
-        <w:t xml:space="preserve"> с помощью утилиты </w:t>
-      </w:r>
-      <w:proofErr w:type="spellStart"/>
-      <w:r>
-        <w:rPr>
-          <w:rFonts w:ascii="Times New Roman" w:eastAsia="Times New Roman" w:hAnsi="Times New Roman" w:cs="Times New Roman"/>
-          <w:sz w:val="28"/>
-          <w:szCs w:val="28"/>
-        </w:rPr>
-        <w:t>useradd</w:t>
-      </w:r>
-      <w:proofErr w:type="spellEnd"/>
-      <w:r>
-        <w:rPr>
-          <w:rFonts w:ascii="Times New Roman" w:eastAsia="Times New Roman" w:hAnsi="Times New Roman" w:cs="Times New Roman"/>
-          <w:sz w:val="28"/>
-          <w:szCs w:val="28"/>
-        </w:rPr>
-        <w:t>,</w:t>
+        <w:t>1. Создать пользователя с именем friend с помощью утилиты useradd,</w:t>
       </w:r>
       <w:r>
         <w:rPr>
@@ -824,33 +770,15 @@
           <w:sz w:val="28"/>
           <w:szCs w:val="28"/>
         </w:rPr>
-        <w:t xml:space="preserve">действие учётной записи которого истекает 1 </w:t>
-      </w:r>
-      <w:proofErr w:type="gramStart"/>
-      <w:r>
-        <w:rPr>
-          <w:rFonts w:ascii="Times New Roman" w:eastAsia="Times New Roman" w:hAnsi="Times New Roman" w:cs="Times New Roman"/>
-          <w:sz w:val="28"/>
-          <w:szCs w:val="28"/>
-        </w:rPr>
-        <w:t>июня</w:t>
-      </w:r>
-      <w:r>
-        <w:rPr>
-          <w:rFonts w:ascii="Times New Roman" w:eastAsia="Times New Roman" w:hAnsi="Times New Roman" w:cs="Times New Roman"/>
-          <w:sz w:val="28"/>
-          <w:szCs w:val="28"/>
-        </w:rPr>
-        <w:t xml:space="preserve"> текущего года</w:t>
-      </w:r>
-      <w:proofErr w:type="gramEnd"/>
-      <w:r>
-        <w:rPr>
-          <w:rFonts w:ascii="Times New Roman" w:eastAsia="Times New Roman" w:hAnsi="Times New Roman" w:cs="Times New Roman"/>
-          <w:sz w:val="28"/>
-          <w:szCs w:val="28"/>
-        </w:rPr>
-        <w:t xml:space="preserve"> и учётная запись</w:t>
+        <w:t>действие учётной записи которого истекает 1 июня</w:t>
+      </w:r>
+      <w:r>
+        <w:rPr>
+          <w:rFonts w:ascii="Times New Roman" w:eastAsia="Times New Roman" w:hAnsi="Times New Roman" w:cs="Times New Roman"/>
+          <w:sz w:val="28"/>
+          <w:szCs w:val="28"/>
+        </w:rPr>
+        <w:t xml:space="preserve"> текущего года и учётная запись</w:t>
       </w:r>
       <w:r>
         <w:rPr>
@@ -882,11 +810,12 @@
       <w:r>
         <w:rPr>
           <w:rFonts w:ascii="Times New Roman" w:eastAsia="Times New Roman" w:hAnsi="Times New Roman" w:cs="Times New Roman"/>
+          <w:noProof/>
           <w:sz w:val="28"/>
           <w:szCs w:val="28"/>
         </w:rPr>
         <w:drawing>
-          <wp:inline distT="0" distB="0" distL="0" distR="0" wp14:anchorId="1CB04803" wp14:editId="363D7EAA">
+          <wp:inline distT="0" distB="0" distL="0" distR="0" wp14:anchorId="5054509E" wp14:editId="4DA5ACE4">
             <wp:extent cx="5478145" cy="180975"/>
             <wp:effectExtent l="0" t="0" r="8255" b="9525"/>
             <wp:docPr id="1" name="Рисунок 1"/>
@@ -937,51 +866,15 @@
           <w:sz w:val="28"/>
           <w:szCs w:val="28"/>
         </w:rPr>
-        <w:t xml:space="preserve">2. Создать пользователя с именем </w:t>
-      </w:r>
-      <w:proofErr w:type="spellStart"/>
-      <w:r>
-        <w:rPr>
-          <w:rFonts w:ascii="Times New Roman" w:eastAsia="Times New Roman" w:hAnsi="Times New Roman" w:cs="Times New Roman"/>
-          <w:sz w:val="28"/>
-          <w:szCs w:val="28"/>
-        </w:rPr>
-        <w:t>visit</w:t>
-      </w:r>
-      <w:r>
-        <w:rPr>
-          <w:rFonts w:ascii="Times New Roman" w:eastAsia="Times New Roman" w:hAnsi="Times New Roman" w:cs="Times New Roman"/>
-          <w:sz w:val="28"/>
-          <w:szCs w:val="28"/>
-        </w:rPr>
-        <w:t>or</w:t>
-      </w:r>
-      <w:proofErr w:type="spellEnd"/>
-      <w:r>
-        <w:rPr>
-          <w:rFonts w:ascii="Times New Roman" w:eastAsia="Times New Roman" w:hAnsi="Times New Roman" w:cs="Times New Roman"/>
-          <w:sz w:val="28"/>
-          <w:szCs w:val="28"/>
-        </w:rPr>
-        <w:t xml:space="preserve"> с помощью утилиты </w:t>
-      </w:r>
-      <w:proofErr w:type="spellStart"/>
-      <w:r>
-        <w:rPr>
-          <w:rFonts w:ascii="Times New Roman" w:eastAsia="Times New Roman" w:hAnsi="Times New Roman" w:cs="Times New Roman"/>
-          <w:sz w:val="28"/>
-          <w:szCs w:val="28"/>
-        </w:rPr>
-        <w:t>adduser</w:t>
-      </w:r>
-      <w:proofErr w:type="spellEnd"/>
-      <w:r>
-        <w:rPr>
-          <w:rFonts w:ascii="Times New Roman" w:eastAsia="Times New Roman" w:hAnsi="Times New Roman" w:cs="Times New Roman"/>
-          <w:sz w:val="28"/>
-          <w:szCs w:val="28"/>
-        </w:rPr>
-        <w:t>. В</w:t>
+        <w:t>2. Создать пользователя с именем visit</w:t>
+      </w:r>
+      <w:r>
+        <w:rPr>
+          <w:rFonts w:ascii="Times New Roman" w:eastAsia="Times New Roman" w:hAnsi="Times New Roman" w:cs="Times New Roman"/>
+          <w:sz w:val="28"/>
+          <w:szCs w:val="28"/>
+        </w:rPr>
+        <w:t>or с помощью утилиты adduser. В</w:t>
       </w:r>
       <w:r>
         <w:rPr>
@@ -998,62 +891,27 @@
           <w:sz w:val="28"/>
           <w:szCs w:val="28"/>
         </w:rPr>
-        <w:t xml:space="preserve">чем отличие утилиты </w:t>
-      </w:r>
-      <w:proofErr w:type="spellStart"/>
-      <w:r>
-        <w:rPr>
-          <w:rFonts w:ascii="Times New Roman" w:eastAsia="Times New Roman" w:hAnsi="Times New Roman" w:cs="Times New Roman"/>
-          <w:sz w:val="28"/>
-          <w:szCs w:val="28"/>
-        </w:rPr>
-        <w:t>adduser</w:t>
-      </w:r>
-      <w:proofErr w:type="spellEnd"/>
-      <w:r>
-        <w:rPr>
-          <w:rFonts w:ascii="Times New Roman" w:eastAsia="Times New Roman" w:hAnsi="Times New Roman" w:cs="Times New Roman"/>
-          <w:sz w:val="28"/>
-          <w:szCs w:val="28"/>
-        </w:rPr>
-        <w:t xml:space="preserve"> от утилиты </w:t>
-      </w:r>
-      <w:proofErr w:type="spellStart"/>
-      <w:r>
-        <w:rPr>
-          <w:rFonts w:ascii="Times New Roman" w:eastAsia="Times New Roman" w:hAnsi="Times New Roman" w:cs="Times New Roman"/>
-          <w:sz w:val="28"/>
-          <w:szCs w:val="28"/>
-        </w:rPr>
-        <w:t>useradd</w:t>
-      </w:r>
-      <w:proofErr w:type="spellEnd"/>
-      <w:r>
-        <w:rPr>
-          <w:rFonts w:ascii="Times New Roman" w:eastAsia="Times New Roman" w:hAnsi="Times New Roman" w:cs="Times New Roman"/>
-          <w:sz w:val="28"/>
-          <w:szCs w:val="28"/>
-        </w:rPr>
-        <w:t>?</w:t>
-      </w:r>
-    </w:p>
-    <w:p>
-      <w:pPr>
-        <w:jc w:val="both"/>
-        <w:rPr>
-          <w:rFonts w:ascii="Times New Roman" w:eastAsia="Times New Roman" w:hAnsi="Times New Roman" w:cs="Times New Roman"/>
-          <w:sz w:val="28"/>
-          <w:szCs w:val="28"/>
-        </w:rPr>
-      </w:pPr>
-      <w:r>
-        <w:rPr>
-          <w:rFonts w:ascii="Times New Roman" w:eastAsia="Times New Roman" w:hAnsi="Times New Roman" w:cs="Times New Roman"/>
+        <w:t>чем отличие утилиты adduser от утилиты useradd?</w:t>
+      </w:r>
+    </w:p>
+    <w:p>
+      <w:pPr>
+        <w:jc w:val="both"/>
+        <w:rPr>
+          <w:rFonts w:ascii="Times New Roman" w:eastAsia="Times New Roman" w:hAnsi="Times New Roman" w:cs="Times New Roman"/>
+          <w:sz w:val="28"/>
+          <w:szCs w:val="28"/>
+        </w:rPr>
+      </w:pPr>
+      <w:r>
+        <w:rPr>
+          <w:rFonts w:ascii="Times New Roman" w:eastAsia="Times New Roman" w:hAnsi="Times New Roman" w:cs="Times New Roman"/>
+          <w:noProof/>
           <w:sz w:val="28"/>
           <w:szCs w:val="28"/>
         </w:rPr>
         <w:drawing>
-          <wp:inline distT="0" distB="0" distL="0" distR="0" wp14:anchorId="2BB7AC54" wp14:editId="33F262C8">
+          <wp:inline distT="0" distB="0" distL="0" distR="0" wp14:anchorId="67E68B74" wp14:editId="1280DF2C">
             <wp:extent cx="5478145" cy="1755140"/>
             <wp:effectExtent l="0" t="0" r="8255" b="0"/>
             <wp:docPr id="2" name="Рисунок 2"/>
@@ -1106,7 +964,6 @@
         </w:rPr>
         <w:t xml:space="preserve">Главное отличие между </w:t>
       </w:r>
-      <w:proofErr w:type="spellStart"/>
       <w:r>
         <w:rPr>
           <w:rStyle w:val="HTML"/>
@@ -1116,7 +973,6 @@
         </w:rPr>
         <w:t>adduser</w:t>
       </w:r>
-      <w:proofErr w:type="spellEnd"/>
       <w:r>
         <w:rPr>
           <w:rFonts w:ascii="Times New Roman" w:hAnsi="Times New Roman" w:cs="Times New Roman"/>
@@ -1125,7 +981,6 @@
         </w:rPr>
         <w:t xml:space="preserve"> и </w:t>
       </w:r>
-      <w:proofErr w:type="spellStart"/>
       <w:r>
         <w:rPr>
           <w:rStyle w:val="HTML"/>
@@ -1135,7 +990,6 @@
         </w:rPr>
         <w:t>useradd</w:t>
       </w:r>
-      <w:proofErr w:type="spellEnd"/>
       <w:r>
         <w:rPr>
           <w:rFonts w:ascii="Times New Roman" w:hAnsi="Times New Roman" w:cs="Times New Roman"/>
@@ -1144,7 +998,6 @@
         </w:rPr>
         <w:t xml:space="preserve"> заключается в том, что </w:t>
       </w:r>
-      <w:proofErr w:type="spellStart"/>
       <w:r>
         <w:rPr>
           <w:rStyle w:val="HTML"/>
@@ -1155,7 +1008,6 @@
         </w:rPr>
         <w:t>useradd</w:t>
       </w:r>
-      <w:proofErr w:type="spellEnd"/>
       <w:r>
         <w:rPr>
           <w:rStyle w:val="ac"/>
@@ -1173,7 +1025,6 @@
         </w:rPr>
         <w:t xml:space="preserve">, а </w:t>
       </w:r>
-      <w:proofErr w:type="spellStart"/>
       <w:r>
         <w:rPr>
           <w:rStyle w:val="HTML"/>
@@ -1184,7 +1035,6 @@
         </w:rPr>
         <w:t>adduser</w:t>
       </w:r>
-      <w:proofErr w:type="spellEnd"/>
       <w:r>
         <w:rPr>
           <w:rStyle w:val="ac"/>
@@ -1202,7 +1052,6 @@
         </w:rPr>
         <w:t xml:space="preserve">, который служит более удобной надстройкой над </w:t>
       </w:r>
-      <w:proofErr w:type="spellStart"/>
       <w:r>
         <w:rPr>
           <w:rStyle w:val="HTML"/>
@@ -1212,7 +1061,6 @@
         </w:rPr>
         <w:t>useradd</w:t>
       </w:r>
-      <w:proofErr w:type="spellEnd"/>
       <w:r>
         <w:rPr>
           <w:rFonts w:ascii="Times New Roman" w:hAnsi="Times New Roman" w:cs="Times New Roman"/>
@@ -1257,62 +1105,27 @@
           <w:sz w:val="28"/>
           <w:szCs w:val="28"/>
         </w:rPr>
-        <w:t xml:space="preserve">1. Установить для пользователя </w:t>
-      </w:r>
-      <w:proofErr w:type="spellStart"/>
-      <w:r>
-        <w:rPr>
-          <w:rFonts w:ascii="Times New Roman" w:eastAsia="Times New Roman" w:hAnsi="Times New Roman" w:cs="Times New Roman"/>
-          <w:sz w:val="28"/>
-          <w:szCs w:val="28"/>
-        </w:rPr>
-        <w:t>friend</w:t>
-      </w:r>
-      <w:proofErr w:type="spellEnd"/>
-      <w:r>
-        <w:rPr>
-          <w:rFonts w:ascii="Times New Roman" w:eastAsia="Times New Roman" w:hAnsi="Times New Roman" w:cs="Times New Roman"/>
-          <w:sz w:val="28"/>
-          <w:szCs w:val="28"/>
-        </w:rPr>
-        <w:t xml:space="preserve"> пароль </w:t>
-      </w:r>
-      <w:proofErr w:type="spellStart"/>
-      <w:r>
-        <w:rPr>
-          <w:rFonts w:ascii="Times New Roman" w:eastAsia="Times New Roman" w:hAnsi="Times New Roman" w:cs="Times New Roman"/>
-          <w:sz w:val="28"/>
-          <w:szCs w:val="28"/>
-        </w:rPr>
-        <w:t>friendpass</w:t>
-      </w:r>
-      <w:proofErr w:type="spellEnd"/>
-      <w:r>
-        <w:rPr>
-          <w:rFonts w:ascii="Times New Roman" w:eastAsia="Times New Roman" w:hAnsi="Times New Roman" w:cs="Times New Roman"/>
-          <w:sz w:val="28"/>
-          <w:szCs w:val="28"/>
-        </w:rPr>
-        <w:t>.</w:t>
-      </w:r>
-    </w:p>
-    <w:p>
-      <w:pPr>
-        <w:jc w:val="both"/>
-        <w:rPr>
-          <w:rFonts w:ascii="Times New Roman" w:eastAsia="Times New Roman" w:hAnsi="Times New Roman" w:cs="Times New Roman"/>
-          <w:sz w:val="28"/>
-          <w:szCs w:val="28"/>
-        </w:rPr>
-      </w:pPr>
-      <w:r>
-        <w:rPr>
-          <w:rFonts w:ascii="Times New Roman" w:eastAsia="Times New Roman" w:hAnsi="Times New Roman" w:cs="Times New Roman"/>
+        <w:t>1. Установить для пользователя friend пароль friendpass.</w:t>
+      </w:r>
+    </w:p>
+    <w:p>
+      <w:pPr>
+        <w:jc w:val="both"/>
+        <w:rPr>
+          <w:rFonts w:ascii="Times New Roman" w:eastAsia="Times New Roman" w:hAnsi="Times New Roman" w:cs="Times New Roman"/>
+          <w:sz w:val="28"/>
+          <w:szCs w:val="28"/>
+        </w:rPr>
+      </w:pPr>
+      <w:r>
+        <w:rPr>
+          <w:rFonts w:ascii="Times New Roman" w:eastAsia="Times New Roman" w:hAnsi="Times New Roman" w:cs="Times New Roman"/>
+          <w:noProof/>
           <w:sz w:val="28"/>
           <w:szCs w:val="28"/>
         </w:rPr>
         <w:drawing>
-          <wp:inline distT="0" distB="0" distL="0" distR="0" wp14:anchorId="3700B747" wp14:editId="4FA223DB">
+          <wp:inline distT="0" distB="0" distL="0" distR="0" wp14:anchorId="74FE6263" wp14:editId="5E117423">
             <wp:extent cx="4867954" cy="866896"/>
             <wp:effectExtent l="0" t="0" r="8890" b="9525"/>
             <wp:docPr id="3" name="Рисунок 3"/>
@@ -1363,25 +1176,7 @@
           <w:sz w:val="28"/>
           <w:szCs w:val="28"/>
         </w:rPr>
-        <w:t xml:space="preserve">2. Войти в систему как пользователь </w:t>
-      </w:r>
-      <w:proofErr w:type="spellStart"/>
-      <w:r>
-        <w:rPr>
-          <w:rFonts w:ascii="Times New Roman" w:eastAsia="Times New Roman" w:hAnsi="Times New Roman" w:cs="Times New Roman"/>
-          <w:sz w:val="28"/>
-          <w:szCs w:val="28"/>
-        </w:rPr>
-        <w:t>friend</w:t>
-      </w:r>
-      <w:proofErr w:type="spellEnd"/>
-      <w:r>
-        <w:rPr>
-          <w:rFonts w:ascii="Times New Roman" w:eastAsia="Times New Roman" w:hAnsi="Times New Roman" w:cs="Times New Roman"/>
-          <w:sz w:val="28"/>
-          <w:szCs w:val="28"/>
-        </w:rPr>
-        <w:t xml:space="preserve"> и поменять пароль на</w:t>
+        <w:t>2. Войти в систему как пользователь friend и поменять пароль на</w:t>
       </w:r>
     </w:p>
     <w:p>
@@ -1414,11 +1209,12 @@
       <w:r>
         <w:rPr>
           <w:rFonts w:ascii="Times New Roman" w:eastAsia="Times New Roman" w:hAnsi="Times New Roman" w:cs="Times New Roman"/>
+          <w:noProof/>
           <w:sz w:val="28"/>
           <w:szCs w:val="28"/>
         </w:rPr>
         <w:drawing>
-          <wp:inline distT="0" distB="0" distL="0" distR="0" wp14:anchorId="006D8426" wp14:editId="2AB50064">
+          <wp:inline distT="0" distB="0" distL="0" distR="0" wp14:anchorId="5EA14C70" wp14:editId="6CFE49D7">
             <wp:extent cx="3315163" cy="1019317"/>
             <wp:effectExtent l="0" t="0" r="0" b="9525"/>
             <wp:docPr id="4" name="Рисунок 4"/>
@@ -1517,25 +1313,7 @@
           <w:sz w:val="28"/>
           <w:szCs w:val="28"/>
         </w:rPr>
-        <w:t xml:space="preserve">1. Изменить для пользователя </w:t>
-      </w:r>
-      <w:proofErr w:type="spellStart"/>
-      <w:r>
-        <w:rPr>
-          <w:rFonts w:ascii="Times New Roman" w:eastAsia="Times New Roman" w:hAnsi="Times New Roman" w:cs="Times New Roman"/>
-          <w:sz w:val="28"/>
-          <w:szCs w:val="28"/>
-        </w:rPr>
-        <w:t>friend</w:t>
-      </w:r>
-      <w:proofErr w:type="spellEnd"/>
-      <w:r>
-        <w:rPr>
-          <w:rFonts w:ascii="Times New Roman" w:eastAsia="Times New Roman" w:hAnsi="Times New Roman" w:cs="Times New Roman"/>
-          <w:sz w:val="28"/>
-          <w:szCs w:val="28"/>
-        </w:rPr>
-        <w:t xml:space="preserve"> дату истечения срока действия пароля</w:t>
+        <w:t>1. Изменить для пользователя friend дату истечения срока действия пароля</w:t>
       </w:r>
       <w:r>
         <w:rPr>
@@ -1567,12 +1345,13 @@
       <w:r>
         <w:rPr>
           <w:rFonts w:ascii="Times New Roman" w:eastAsia="Times New Roman" w:hAnsi="Times New Roman" w:cs="Times New Roman"/>
+          <w:noProof/>
           <w:sz w:val="28"/>
           <w:szCs w:val="28"/>
         </w:rPr>
         <w:lastRenderedPageBreak/>
         <w:drawing>
-          <wp:inline distT="0" distB="0" distL="0" distR="0" wp14:anchorId="04FA45E9" wp14:editId="48A258AE">
+          <wp:inline distT="0" distB="0" distL="0" distR="0" wp14:anchorId="72639F2F" wp14:editId="72DEC56F">
             <wp:extent cx="5478145" cy="159385"/>
             <wp:effectExtent l="0" t="0" r="8255" b="0"/>
             <wp:docPr id="5" name="Рисунок 5"/>
@@ -1643,61 +1422,25 @@
           <w:sz w:val="28"/>
           <w:szCs w:val="28"/>
         </w:rPr>
-        <w:t xml:space="preserve">1. Используя команду </w:t>
-      </w:r>
-      <w:proofErr w:type="spellStart"/>
-      <w:r>
-        <w:rPr>
-          <w:rFonts w:ascii="Times New Roman" w:eastAsia="Times New Roman" w:hAnsi="Times New Roman" w:cs="Times New Roman"/>
-          <w:sz w:val="28"/>
-          <w:szCs w:val="28"/>
-        </w:rPr>
-        <w:t>chfn</w:t>
-      </w:r>
-      <w:proofErr w:type="spellEnd"/>
-      <w:r>
-        <w:rPr>
-          <w:rFonts w:ascii="Times New Roman" w:eastAsia="Times New Roman" w:hAnsi="Times New Roman" w:cs="Times New Roman"/>
-          <w:sz w:val="28"/>
-          <w:szCs w:val="28"/>
-        </w:rPr>
-        <w:t>, задать следующую личную информацию о</w:t>
-      </w:r>
-    </w:p>
-    <w:p>
-      <w:pPr>
-        <w:jc w:val="both"/>
-        <w:rPr>
-          <w:rFonts w:ascii="Times New Roman" w:eastAsia="Times New Roman" w:hAnsi="Times New Roman" w:cs="Times New Roman"/>
-          <w:sz w:val="28"/>
-          <w:szCs w:val="28"/>
-        </w:rPr>
-      </w:pPr>
-      <w:r>
-        <w:rPr>
-          <w:rFonts w:ascii="Times New Roman" w:eastAsia="Times New Roman" w:hAnsi="Times New Roman" w:cs="Times New Roman"/>
-          <w:sz w:val="28"/>
-          <w:szCs w:val="28"/>
-        </w:rPr>
-        <w:t xml:space="preserve">пользователе </w:t>
-      </w:r>
-      <w:proofErr w:type="spellStart"/>
-      <w:r>
-        <w:rPr>
-          <w:rFonts w:ascii="Times New Roman" w:eastAsia="Times New Roman" w:hAnsi="Times New Roman" w:cs="Times New Roman"/>
-          <w:sz w:val="28"/>
-          <w:szCs w:val="28"/>
-        </w:rPr>
-        <w:t>friend</w:t>
-      </w:r>
-      <w:proofErr w:type="spellEnd"/>
-      <w:r>
-        <w:rPr>
-          <w:rFonts w:ascii="Times New Roman" w:eastAsia="Times New Roman" w:hAnsi="Times New Roman" w:cs="Times New Roman"/>
-          <w:sz w:val="28"/>
-          <w:szCs w:val="28"/>
-        </w:rPr>
-        <w:t>:</w:t>
+        <w:t>1. Используя команду chfn, задать следующую личную информацию о</w:t>
+      </w:r>
+    </w:p>
+    <w:p>
+      <w:pPr>
+        <w:jc w:val="both"/>
+        <w:rPr>
+          <w:rFonts w:ascii="Times New Roman" w:eastAsia="Times New Roman" w:hAnsi="Times New Roman" w:cs="Times New Roman"/>
+          <w:sz w:val="28"/>
+          <w:szCs w:val="28"/>
+        </w:rPr>
+      </w:pPr>
+      <w:r>
+        <w:rPr>
+          <w:rFonts w:ascii="Times New Roman" w:eastAsia="Times New Roman" w:hAnsi="Times New Roman" w:cs="Times New Roman"/>
+          <w:sz w:val="28"/>
+          <w:szCs w:val="28"/>
+        </w:rPr>
+        <w:t>пользователе friend:</w:t>
       </w:r>
     </w:p>
     <w:p>
@@ -1784,11 +1527,12 @@
       <w:r>
         <w:rPr>
           <w:rFonts w:ascii="Times New Roman" w:eastAsia="Times New Roman" w:hAnsi="Times New Roman" w:cs="Times New Roman"/>
+          <w:noProof/>
           <w:sz w:val="28"/>
           <w:szCs w:val="28"/>
         </w:rPr>
         <w:drawing>
-          <wp:inline distT="0" distB="0" distL="0" distR="0" wp14:anchorId="601EC48F" wp14:editId="4A897C62">
+          <wp:inline distT="0" distB="0" distL="0" distR="0" wp14:anchorId="67491ACC" wp14:editId="7A95FE77">
             <wp:extent cx="5182323" cy="1324160"/>
             <wp:effectExtent l="0" t="0" r="0" b="9525"/>
             <wp:docPr id="6" name="Рисунок 6"/>
@@ -1859,62 +1603,27 @@
           <w:sz w:val="28"/>
           <w:szCs w:val="28"/>
         </w:rPr>
-        <w:t xml:space="preserve">1. Изменить имя пользователя </w:t>
-      </w:r>
-      <w:proofErr w:type="spellStart"/>
-      <w:r>
-        <w:rPr>
-          <w:rFonts w:ascii="Times New Roman" w:eastAsia="Times New Roman" w:hAnsi="Times New Roman" w:cs="Times New Roman"/>
-          <w:sz w:val="28"/>
-          <w:szCs w:val="28"/>
-        </w:rPr>
-        <w:t>friend</w:t>
-      </w:r>
-      <w:proofErr w:type="spellEnd"/>
-      <w:r>
-        <w:rPr>
-          <w:rFonts w:ascii="Times New Roman" w:eastAsia="Times New Roman" w:hAnsi="Times New Roman" w:cs="Times New Roman"/>
-          <w:sz w:val="28"/>
-          <w:szCs w:val="28"/>
-        </w:rPr>
-        <w:t xml:space="preserve"> на имя </w:t>
-      </w:r>
-      <w:proofErr w:type="spellStart"/>
-      <w:r>
-        <w:rPr>
-          <w:rFonts w:ascii="Times New Roman" w:eastAsia="Times New Roman" w:hAnsi="Times New Roman" w:cs="Times New Roman"/>
-          <w:sz w:val="28"/>
-          <w:szCs w:val="28"/>
-        </w:rPr>
-        <w:t>guest</w:t>
-      </w:r>
-      <w:proofErr w:type="spellEnd"/>
-      <w:r>
-        <w:rPr>
-          <w:rFonts w:ascii="Times New Roman" w:eastAsia="Times New Roman" w:hAnsi="Times New Roman" w:cs="Times New Roman"/>
-          <w:sz w:val="28"/>
-          <w:szCs w:val="28"/>
-        </w:rPr>
-        <w:t>.</w:t>
-      </w:r>
-    </w:p>
-    <w:p>
-      <w:pPr>
-        <w:jc w:val="both"/>
-        <w:rPr>
-          <w:rFonts w:ascii="Times New Roman" w:eastAsia="Times New Roman" w:hAnsi="Times New Roman" w:cs="Times New Roman"/>
-          <w:sz w:val="28"/>
-          <w:szCs w:val="28"/>
-        </w:rPr>
-      </w:pPr>
-      <w:r>
-        <w:rPr>
-          <w:rFonts w:ascii="Times New Roman" w:eastAsia="Times New Roman" w:hAnsi="Times New Roman" w:cs="Times New Roman"/>
+        <w:t>1. Изменить имя пользователя friend на имя guest.</w:t>
+      </w:r>
+    </w:p>
+    <w:p>
+      <w:pPr>
+        <w:jc w:val="both"/>
+        <w:rPr>
+          <w:rFonts w:ascii="Times New Roman" w:eastAsia="Times New Roman" w:hAnsi="Times New Roman" w:cs="Times New Roman"/>
+          <w:sz w:val="28"/>
+          <w:szCs w:val="28"/>
+        </w:rPr>
+      </w:pPr>
+      <w:r>
+        <w:rPr>
+          <w:rFonts w:ascii="Times New Roman" w:eastAsia="Times New Roman" w:hAnsi="Times New Roman" w:cs="Times New Roman"/>
+          <w:noProof/>
           <w:sz w:val="28"/>
           <w:szCs w:val="28"/>
         </w:rPr>
         <w:drawing>
-          <wp:inline distT="0" distB="0" distL="0" distR="0" wp14:anchorId="68C01A9A" wp14:editId="366D3611">
+          <wp:inline distT="0" distB="0" distL="0" distR="0" wp14:anchorId="67500CD2" wp14:editId="0508BC38">
             <wp:extent cx="5478145" cy="177165"/>
             <wp:effectExtent l="0" t="0" r="8255" b="0"/>
             <wp:docPr id="7" name="Рисунок 7"/>
@@ -1965,80 +1674,27 @@
           <w:sz w:val="28"/>
           <w:szCs w:val="28"/>
         </w:rPr>
-        <w:t xml:space="preserve">2. Изменить домашний каталог пользователя </w:t>
-      </w:r>
-      <w:proofErr w:type="spellStart"/>
-      <w:r>
-        <w:rPr>
-          <w:rFonts w:ascii="Times New Roman" w:eastAsia="Times New Roman" w:hAnsi="Times New Roman" w:cs="Times New Roman"/>
-          <w:sz w:val="28"/>
-          <w:szCs w:val="28"/>
-        </w:rPr>
-        <w:t>guest</w:t>
-      </w:r>
-      <w:proofErr w:type="spellEnd"/>
-      <w:r>
-        <w:rPr>
-          <w:rFonts w:ascii="Times New Roman" w:eastAsia="Times New Roman" w:hAnsi="Times New Roman" w:cs="Times New Roman"/>
-          <w:sz w:val="28"/>
-          <w:szCs w:val="28"/>
-        </w:rPr>
-        <w:t xml:space="preserve"> на /</w:t>
-      </w:r>
-      <w:proofErr w:type="spellStart"/>
-      <w:r>
-        <w:rPr>
-          <w:rFonts w:ascii="Times New Roman" w:eastAsia="Times New Roman" w:hAnsi="Times New Roman" w:cs="Times New Roman"/>
-          <w:sz w:val="28"/>
-          <w:szCs w:val="28"/>
-        </w:rPr>
-        <w:t>home</w:t>
-      </w:r>
-      <w:proofErr w:type="spellEnd"/>
-      <w:r>
-        <w:rPr>
-          <w:rFonts w:ascii="Times New Roman" w:eastAsia="Times New Roman" w:hAnsi="Times New Roman" w:cs="Times New Roman"/>
-          <w:sz w:val="28"/>
-          <w:szCs w:val="28"/>
-        </w:rPr>
-        <w:t>/</w:t>
-      </w:r>
-      <w:proofErr w:type="spellStart"/>
-      <w:r>
-        <w:rPr>
-          <w:rFonts w:ascii="Times New Roman" w:eastAsia="Times New Roman" w:hAnsi="Times New Roman" w:cs="Times New Roman"/>
-          <w:sz w:val="28"/>
-          <w:szCs w:val="28"/>
-        </w:rPr>
-        <w:t>guest</w:t>
-      </w:r>
-      <w:proofErr w:type="spellEnd"/>
-      <w:r>
-        <w:rPr>
-          <w:rFonts w:ascii="Times New Roman" w:eastAsia="Times New Roman" w:hAnsi="Times New Roman" w:cs="Times New Roman"/>
-          <w:sz w:val="28"/>
-          <w:szCs w:val="28"/>
-        </w:rPr>
-        <w:t>.</w:t>
-      </w:r>
-    </w:p>
-    <w:p>
-      <w:pPr>
-        <w:jc w:val="both"/>
-        <w:rPr>
-          <w:rFonts w:ascii="Times New Roman" w:eastAsia="Times New Roman" w:hAnsi="Times New Roman" w:cs="Times New Roman"/>
-          <w:sz w:val="28"/>
-          <w:szCs w:val="28"/>
-        </w:rPr>
-      </w:pPr>
-      <w:r>
-        <w:rPr>
-          <w:rFonts w:ascii="Times New Roman" w:eastAsia="Times New Roman" w:hAnsi="Times New Roman" w:cs="Times New Roman"/>
+        <w:t>2. Изменить домашний каталог пользователя guest на /home/guest.</w:t>
+      </w:r>
+    </w:p>
+    <w:p>
+      <w:pPr>
+        <w:jc w:val="both"/>
+        <w:rPr>
+          <w:rFonts w:ascii="Times New Roman" w:eastAsia="Times New Roman" w:hAnsi="Times New Roman" w:cs="Times New Roman"/>
+          <w:sz w:val="28"/>
+          <w:szCs w:val="28"/>
+        </w:rPr>
+      </w:pPr>
+      <w:r>
+        <w:rPr>
+          <w:rFonts w:ascii="Times New Roman" w:eastAsia="Times New Roman" w:hAnsi="Times New Roman" w:cs="Times New Roman"/>
+          <w:noProof/>
           <w:sz w:val="28"/>
           <w:szCs w:val="28"/>
         </w:rPr>
         <w:drawing>
-          <wp:inline distT="0" distB="0" distL="0" distR="0" wp14:anchorId="0DBE5C37" wp14:editId="790CE51D">
+          <wp:inline distT="0" distB="0" distL="0" distR="0" wp14:anchorId="3B296159" wp14:editId="3D88653B">
             <wp:extent cx="5478145" cy="135255"/>
             <wp:effectExtent l="0" t="0" r="8255" b="0"/>
             <wp:docPr id="8" name="Рисунок 8"/>
@@ -2109,44 +1765,27 @@
           <w:sz w:val="28"/>
           <w:szCs w:val="28"/>
         </w:rPr>
-        <w:t xml:space="preserve">1. Создать группу </w:t>
-      </w:r>
-      <w:proofErr w:type="spellStart"/>
-      <w:r>
-        <w:rPr>
-          <w:rFonts w:ascii="Times New Roman" w:eastAsia="Times New Roman" w:hAnsi="Times New Roman" w:cs="Times New Roman"/>
-          <w:sz w:val="28"/>
-          <w:szCs w:val="28"/>
-        </w:rPr>
-        <w:t>guests</w:t>
-      </w:r>
-      <w:proofErr w:type="spellEnd"/>
-      <w:r>
-        <w:rPr>
-          <w:rFonts w:ascii="Times New Roman" w:eastAsia="Times New Roman" w:hAnsi="Times New Roman" w:cs="Times New Roman"/>
-          <w:sz w:val="28"/>
-          <w:szCs w:val="28"/>
-        </w:rPr>
-        <w:t>.</w:t>
-      </w:r>
-    </w:p>
-    <w:p>
-      <w:pPr>
-        <w:jc w:val="both"/>
-        <w:rPr>
-          <w:rFonts w:ascii="Times New Roman" w:eastAsia="Times New Roman" w:hAnsi="Times New Roman" w:cs="Times New Roman"/>
-          <w:sz w:val="28"/>
-          <w:szCs w:val="28"/>
-        </w:rPr>
-      </w:pPr>
-      <w:r>
-        <w:rPr>
-          <w:rFonts w:ascii="Times New Roman" w:eastAsia="Times New Roman" w:hAnsi="Times New Roman" w:cs="Times New Roman"/>
+        <w:t>1. Создать группу guests.</w:t>
+      </w:r>
+    </w:p>
+    <w:p>
+      <w:pPr>
+        <w:jc w:val="both"/>
+        <w:rPr>
+          <w:rFonts w:ascii="Times New Roman" w:eastAsia="Times New Roman" w:hAnsi="Times New Roman" w:cs="Times New Roman"/>
+          <w:sz w:val="28"/>
+          <w:szCs w:val="28"/>
+        </w:rPr>
+      </w:pPr>
+      <w:r>
+        <w:rPr>
+          <w:rFonts w:ascii="Times New Roman" w:eastAsia="Times New Roman" w:hAnsi="Times New Roman" w:cs="Times New Roman"/>
+          <w:noProof/>
           <w:sz w:val="28"/>
           <w:szCs w:val="28"/>
         </w:rPr>
         <w:drawing>
-          <wp:inline distT="0" distB="0" distL="0" distR="0" wp14:anchorId="07423F50" wp14:editId="47B1E9E6">
+          <wp:inline distT="0" distB="0" distL="0" distR="0" wp14:anchorId="34A0505E" wp14:editId="0537E804">
             <wp:extent cx="5001323" cy="181000"/>
             <wp:effectExtent l="0" t="0" r="8890" b="9525"/>
             <wp:docPr id="9" name="Рисунок 9"/>
@@ -2197,62 +1836,27 @@
           <w:sz w:val="28"/>
           <w:szCs w:val="28"/>
         </w:rPr>
-        <w:t xml:space="preserve">2. Включить пользователя </w:t>
-      </w:r>
-      <w:proofErr w:type="spellStart"/>
-      <w:r>
-        <w:rPr>
-          <w:rFonts w:ascii="Times New Roman" w:eastAsia="Times New Roman" w:hAnsi="Times New Roman" w:cs="Times New Roman"/>
-          <w:sz w:val="28"/>
-          <w:szCs w:val="28"/>
-        </w:rPr>
-        <w:t>guest</w:t>
-      </w:r>
-      <w:proofErr w:type="spellEnd"/>
-      <w:r>
-        <w:rPr>
-          <w:rFonts w:ascii="Times New Roman" w:eastAsia="Times New Roman" w:hAnsi="Times New Roman" w:cs="Times New Roman"/>
-          <w:sz w:val="28"/>
-          <w:szCs w:val="28"/>
-        </w:rPr>
-        <w:t xml:space="preserve"> в группу </w:t>
-      </w:r>
-      <w:proofErr w:type="spellStart"/>
-      <w:r>
-        <w:rPr>
-          <w:rFonts w:ascii="Times New Roman" w:eastAsia="Times New Roman" w:hAnsi="Times New Roman" w:cs="Times New Roman"/>
-          <w:sz w:val="28"/>
-          <w:szCs w:val="28"/>
-        </w:rPr>
-        <w:t>guests</w:t>
-      </w:r>
-      <w:proofErr w:type="spellEnd"/>
-      <w:r>
-        <w:rPr>
-          <w:rFonts w:ascii="Times New Roman" w:eastAsia="Times New Roman" w:hAnsi="Times New Roman" w:cs="Times New Roman"/>
-          <w:sz w:val="28"/>
-          <w:szCs w:val="28"/>
-        </w:rPr>
-        <w:t>.</w:t>
-      </w:r>
-    </w:p>
-    <w:p>
-      <w:pPr>
-        <w:jc w:val="both"/>
-        <w:rPr>
-          <w:rFonts w:ascii="Times New Roman" w:eastAsia="Times New Roman" w:hAnsi="Times New Roman" w:cs="Times New Roman"/>
-          <w:sz w:val="28"/>
-          <w:szCs w:val="28"/>
-        </w:rPr>
-      </w:pPr>
-      <w:r>
-        <w:rPr>
-          <w:rFonts w:ascii="Times New Roman" w:eastAsia="Times New Roman" w:hAnsi="Times New Roman" w:cs="Times New Roman"/>
+        <w:t>2. Включить пользователя guest в группу guests.</w:t>
+      </w:r>
+    </w:p>
+    <w:p>
+      <w:pPr>
+        <w:jc w:val="both"/>
+        <w:rPr>
+          <w:rFonts w:ascii="Times New Roman" w:eastAsia="Times New Roman" w:hAnsi="Times New Roman" w:cs="Times New Roman"/>
+          <w:sz w:val="28"/>
+          <w:szCs w:val="28"/>
+        </w:rPr>
+      </w:pPr>
+      <w:r>
+        <w:rPr>
+          <w:rFonts w:ascii="Times New Roman" w:eastAsia="Times New Roman" w:hAnsi="Times New Roman" w:cs="Times New Roman"/>
+          <w:noProof/>
           <w:sz w:val="28"/>
           <w:szCs w:val="28"/>
         </w:rPr>
         <w:drawing>
-          <wp:inline distT="0" distB="0" distL="0" distR="0" wp14:anchorId="1FAB5F51" wp14:editId="1AA25F4F">
+          <wp:inline distT="0" distB="0" distL="0" distR="0" wp14:anchorId="4CCC87F7" wp14:editId="5D88F681">
             <wp:extent cx="5478145" cy="167640"/>
             <wp:effectExtent l="0" t="0" r="8255" b="3810"/>
             <wp:docPr id="10" name="Рисунок 10"/>
@@ -2304,64 +1908,29 @@
           <w:sz w:val="28"/>
           <w:szCs w:val="28"/>
         </w:rPr>
-        <w:t xml:space="preserve">3. Назначить пользователя </w:t>
-      </w:r>
-      <w:proofErr w:type="spellStart"/>
-      <w:r>
-        <w:rPr>
-          <w:rFonts w:ascii="Times New Roman" w:eastAsia="Times New Roman" w:hAnsi="Times New Roman" w:cs="Times New Roman"/>
-          <w:sz w:val="28"/>
-          <w:szCs w:val="28"/>
-        </w:rPr>
-        <w:t>guest</w:t>
-      </w:r>
-      <w:proofErr w:type="spellEnd"/>
-      <w:r>
-        <w:rPr>
-          <w:rFonts w:ascii="Times New Roman" w:eastAsia="Times New Roman" w:hAnsi="Times New Roman" w:cs="Times New Roman"/>
-          <w:sz w:val="28"/>
-          <w:szCs w:val="28"/>
-        </w:rPr>
-        <w:t xml:space="preserve"> администратором группы </w:t>
-      </w:r>
-      <w:proofErr w:type="spellStart"/>
-      <w:r>
-        <w:rPr>
-          <w:rFonts w:ascii="Times New Roman" w:eastAsia="Times New Roman" w:hAnsi="Times New Roman" w:cs="Times New Roman"/>
-          <w:sz w:val="28"/>
-          <w:szCs w:val="28"/>
-        </w:rPr>
-        <w:t>guests</w:t>
-      </w:r>
-      <w:proofErr w:type="spellEnd"/>
-      <w:r>
-        <w:rPr>
-          <w:rFonts w:ascii="Times New Roman" w:eastAsia="Times New Roman" w:hAnsi="Times New Roman" w:cs="Times New Roman"/>
-          <w:sz w:val="28"/>
-          <w:szCs w:val="28"/>
-        </w:rPr>
-        <w:t>.</w:t>
-      </w:r>
-    </w:p>
-    <w:p>
-      <w:pPr>
-        <w:jc w:val="both"/>
-        <w:rPr>
-          <w:rFonts w:ascii="Times New Roman" w:eastAsia="Times New Roman" w:hAnsi="Times New Roman" w:cs="Times New Roman"/>
-          <w:sz w:val="28"/>
-          <w:szCs w:val="28"/>
-          <w:lang w:val="ru-RU"/>
-        </w:rPr>
-      </w:pPr>
-      <w:r>
-        <w:rPr>
-          <w:rFonts w:ascii="Times New Roman" w:eastAsia="Times New Roman" w:hAnsi="Times New Roman" w:cs="Times New Roman"/>
+        <w:t>3. Назначить пользователя guest администратором группы guests.</w:t>
+      </w:r>
+    </w:p>
+    <w:p>
+      <w:pPr>
+        <w:jc w:val="both"/>
+        <w:rPr>
+          <w:rFonts w:ascii="Times New Roman" w:eastAsia="Times New Roman" w:hAnsi="Times New Roman" w:cs="Times New Roman"/>
+          <w:sz w:val="28"/>
+          <w:szCs w:val="28"/>
+          <w:lang w:val="ru-RU"/>
+        </w:rPr>
+      </w:pPr>
+      <w:r>
+        <w:rPr>
+          <w:rFonts w:ascii="Times New Roman" w:eastAsia="Times New Roman" w:hAnsi="Times New Roman" w:cs="Times New Roman"/>
+          <w:noProof/>
           <w:sz w:val="28"/>
           <w:szCs w:val="28"/>
           <w:lang w:val="ru-RU"/>
         </w:rPr>
         <w:drawing>
-          <wp:inline distT="0" distB="0" distL="0" distR="0" wp14:anchorId="604CB349" wp14:editId="526050AA">
+          <wp:inline distT="0" distB="0" distL="0" distR="0" wp14:anchorId="6A65A2A7" wp14:editId="581DE12B">
             <wp:extent cx="5478145" cy="158115"/>
             <wp:effectExtent l="0" t="0" r="8255" b="0"/>
             <wp:docPr id="11" name="Рисунок 11"/>
@@ -2412,62 +1981,27 @@
           <w:sz w:val="28"/>
           <w:szCs w:val="28"/>
         </w:rPr>
-        <w:t xml:space="preserve">4. Включить в группу </w:t>
-      </w:r>
-      <w:proofErr w:type="spellStart"/>
-      <w:r>
-        <w:rPr>
-          <w:rFonts w:ascii="Times New Roman" w:eastAsia="Times New Roman" w:hAnsi="Times New Roman" w:cs="Times New Roman"/>
-          <w:sz w:val="28"/>
-          <w:szCs w:val="28"/>
-        </w:rPr>
-        <w:t>guests</w:t>
-      </w:r>
-      <w:proofErr w:type="spellEnd"/>
-      <w:r>
-        <w:rPr>
-          <w:rFonts w:ascii="Times New Roman" w:eastAsia="Times New Roman" w:hAnsi="Times New Roman" w:cs="Times New Roman"/>
-          <w:sz w:val="28"/>
-          <w:szCs w:val="28"/>
-        </w:rPr>
-        <w:t xml:space="preserve"> пользователя </w:t>
-      </w:r>
-      <w:proofErr w:type="spellStart"/>
-      <w:r>
-        <w:rPr>
-          <w:rFonts w:ascii="Times New Roman" w:eastAsia="Times New Roman" w:hAnsi="Times New Roman" w:cs="Times New Roman"/>
-          <w:sz w:val="28"/>
-          <w:szCs w:val="28"/>
-        </w:rPr>
-        <w:t>student</w:t>
-      </w:r>
-      <w:proofErr w:type="spellEnd"/>
-      <w:r>
-        <w:rPr>
-          <w:rFonts w:ascii="Times New Roman" w:eastAsia="Times New Roman" w:hAnsi="Times New Roman" w:cs="Times New Roman"/>
-          <w:sz w:val="28"/>
-          <w:szCs w:val="28"/>
-        </w:rPr>
-        <w:t>.</w:t>
-      </w:r>
-    </w:p>
-    <w:p>
-      <w:pPr>
-        <w:jc w:val="both"/>
-        <w:rPr>
-          <w:rFonts w:ascii="Times New Roman" w:eastAsia="Times New Roman" w:hAnsi="Times New Roman" w:cs="Times New Roman"/>
-          <w:sz w:val="28"/>
-          <w:szCs w:val="28"/>
-        </w:rPr>
-      </w:pPr>
-      <w:r>
-        <w:rPr>
-          <w:rFonts w:ascii="Times New Roman" w:eastAsia="Times New Roman" w:hAnsi="Times New Roman" w:cs="Times New Roman"/>
+        <w:t>4. Включить в группу guests пользователя student.</w:t>
+      </w:r>
+    </w:p>
+    <w:p>
+      <w:pPr>
+        <w:jc w:val="both"/>
+        <w:rPr>
+          <w:rFonts w:ascii="Times New Roman" w:eastAsia="Times New Roman" w:hAnsi="Times New Roman" w:cs="Times New Roman"/>
+          <w:sz w:val="28"/>
+          <w:szCs w:val="28"/>
+        </w:rPr>
+      </w:pPr>
+      <w:r>
+        <w:rPr>
+          <w:rFonts w:ascii="Times New Roman" w:eastAsia="Times New Roman" w:hAnsi="Times New Roman" w:cs="Times New Roman"/>
+          <w:noProof/>
           <w:sz w:val="28"/>
           <w:szCs w:val="28"/>
         </w:rPr>
         <w:drawing>
-          <wp:inline distT="0" distB="0" distL="0" distR="0" wp14:anchorId="7059F666" wp14:editId="31F8AD8A">
+          <wp:inline distT="0" distB="0" distL="0" distR="0" wp14:anchorId="0D541C2B" wp14:editId="6EC96686">
             <wp:extent cx="5478145" cy="135890"/>
             <wp:effectExtent l="0" t="0" r="8255" b="0"/>
             <wp:docPr id="12" name="Рисунок 12"/>
@@ -2518,62 +2052,27 @@
           <w:sz w:val="28"/>
           <w:szCs w:val="28"/>
         </w:rPr>
-        <w:t xml:space="preserve">5. Изменить название группы </w:t>
-      </w:r>
-      <w:proofErr w:type="spellStart"/>
-      <w:r>
-        <w:rPr>
-          <w:rFonts w:ascii="Times New Roman" w:eastAsia="Times New Roman" w:hAnsi="Times New Roman" w:cs="Times New Roman"/>
-          <w:sz w:val="28"/>
-          <w:szCs w:val="28"/>
-        </w:rPr>
-        <w:t>guests</w:t>
-      </w:r>
-      <w:proofErr w:type="spellEnd"/>
-      <w:r>
-        <w:rPr>
-          <w:rFonts w:ascii="Times New Roman" w:eastAsia="Times New Roman" w:hAnsi="Times New Roman" w:cs="Times New Roman"/>
-          <w:sz w:val="28"/>
-          <w:szCs w:val="28"/>
-        </w:rPr>
-        <w:t xml:space="preserve"> на </w:t>
-      </w:r>
-      <w:proofErr w:type="spellStart"/>
-      <w:r>
-        <w:rPr>
-          <w:rFonts w:ascii="Times New Roman" w:eastAsia="Times New Roman" w:hAnsi="Times New Roman" w:cs="Times New Roman"/>
-          <w:sz w:val="28"/>
-          <w:szCs w:val="28"/>
-        </w:rPr>
-        <w:t>fiends</w:t>
-      </w:r>
-      <w:proofErr w:type="spellEnd"/>
-      <w:r>
-        <w:rPr>
-          <w:rFonts w:ascii="Times New Roman" w:eastAsia="Times New Roman" w:hAnsi="Times New Roman" w:cs="Times New Roman"/>
-          <w:sz w:val="28"/>
-          <w:szCs w:val="28"/>
-        </w:rPr>
-        <w:t>.</w:t>
-      </w:r>
-    </w:p>
-    <w:p>
-      <w:pPr>
-        <w:jc w:val="both"/>
-        <w:rPr>
-          <w:rFonts w:ascii="Times New Roman" w:eastAsia="Times New Roman" w:hAnsi="Times New Roman" w:cs="Times New Roman"/>
-          <w:sz w:val="28"/>
-          <w:szCs w:val="28"/>
-        </w:rPr>
-      </w:pPr>
-      <w:r>
-        <w:rPr>
-          <w:rFonts w:ascii="Times New Roman" w:eastAsia="Times New Roman" w:hAnsi="Times New Roman" w:cs="Times New Roman"/>
+        <w:t>5. Изменить название группы guests на fiends.</w:t>
+      </w:r>
+    </w:p>
+    <w:p>
+      <w:pPr>
+        <w:jc w:val="both"/>
+        <w:rPr>
+          <w:rFonts w:ascii="Times New Roman" w:eastAsia="Times New Roman" w:hAnsi="Times New Roman" w:cs="Times New Roman"/>
+          <w:sz w:val="28"/>
+          <w:szCs w:val="28"/>
+        </w:rPr>
+      </w:pPr>
+      <w:r>
+        <w:rPr>
+          <w:rFonts w:ascii="Times New Roman" w:eastAsia="Times New Roman" w:hAnsi="Times New Roman" w:cs="Times New Roman"/>
+          <w:noProof/>
           <w:sz w:val="28"/>
           <w:szCs w:val="28"/>
         </w:rPr>
         <w:drawing>
-          <wp:inline distT="0" distB="0" distL="0" distR="0" wp14:anchorId="5EEB658F" wp14:editId="0283F49A">
+          <wp:inline distT="0" distB="0" distL="0" distR="0" wp14:anchorId="3F6F18C4" wp14:editId="2415FB3C">
             <wp:extent cx="5478145" cy="217170"/>
             <wp:effectExtent l="0" t="0" r="8255" b="0"/>
             <wp:docPr id="14" name="Рисунок 14"/>
@@ -2644,44 +2143,27 @@
           <w:sz w:val="28"/>
           <w:szCs w:val="28"/>
         </w:rPr>
-        <w:t xml:space="preserve">1. Удалить группу </w:t>
-      </w:r>
-      <w:proofErr w:type="spellStart"/>
-      <w:r>
-        <w:rPr>
-          <w:rFonts w:ascii="Times New Roman" w:eastAsia="Times New Roman" w:hAnsi="Times New Roman" w:cs="Times New Roman"/>
-          <w:sz w:val="28"/>
-          <w:szCs w:val="28"/>
-        </w:rPr>
-        <w:t>friends</w:t>
-      </w:r>
-      <w:proofErr w:type="spellEnd"/>
-      <w:r>
-        <w:rPr>
-          <w:rFonts w:ascii="Times New Roman" w:eastAsia="Times New Roman" w:hAnsi="Times New Roman" w:cs="Times New Roman"/>
-          <w:sz w:val="28"/>
-          <w:szCs w:val="28"/>
-        </w:rPr>
-        <w:t>.</w:t>
-      </w:r>
-    </w:p>
-    <w:p>
-      <w:pPr>
-        <w:jc w:val="both"/>
-        <w:rPr>
-          <w:rFonts w:ascii="Times New Roman" w:eastAsia="Times New Roman" w:hAnsi="Times New Roman" w:cs="Times New Roman"/>
-          <w:sz w:val="28"/>
-          <w:szCs w:val="28"/>
-        </w:rPr>
-      </w:pPr>
-      <w:r>
-        <w:rPr>
-          <w:rFonts w:ascii="Times New Roman" w:eastAsia="Times New Roman" w:hAnsi="Times New Roman" w:cs="Times New Roman"/>
+        <w:t>1. Удалить группу friends.</w:t>
+      </w:r>
+    </w:p>
+    <w:p>
+      <w:pPr>
+        <w:jc w:val="both"/>
+        <w:rPr>
+          <w:rFonts w:ascii="Times New Roman" w:eastAsia="Times New Roman" w:hAnsi="Times New Roman" w:cs="Times New Roman"/>
+          <w:sz w:val="28"/>
+          <w:szCs w:val="28"/>
+        </w:rPr>
+      </w:pPr>
+      <w:r>
+        <w:rPr>
+          <w:rFonts w:ascii="Times New Roman" w:eastAsia="Times New Roman" w:hAnsi="Times New Roman" w:cs="Times New Roman"/>
+          <w:noProof/>
           <w:sz w:val="28"/>
           <w:szCs w:val="28"/>
         </w:rPr>
         <w:drawing>
-          <wp:inline distT="0" distB="0" distL="0" distR="0" wp14:anchorId="41E1130D" wp14:editId="35DC7237">
+          <wp:inline distT="0" distB="0" distL="0" distR="0" wp14:anchorId="7A53F314" wp14:editId="01A12EA5">
             <wp:extent cx="4963218" cy="171474"/>
             <wp:effectExtent l="0" t="0" r="0" b="0"/>
             <wp:docPr id="15" name="Рисунок 15"/>
@@ -2732,44 +2214,27 @@
           <w:sz w:val="28"/>
           <w:szCs w:val="28"/>
         </w:rPr>
-        <w:t xml:space="preserve">2. Удалить пользователя </w:t>
-      </w:r>
-      <w:proofErr w:type="spellStart"/>
-      <w:r>
-        <w:rPr>
-          <w:rFonts w:ascii="Times New Roman" w:eastAsia="Times New Roman" w:hAnsi="Times New Roman" w:cs="Times New Roman"/>
-          <w:sz w:val="28"/>
-          <w:szCs w:val="28"/>
-        </w:rPr>
-        <w:t>guest</w:t>
-      </w:r>
-      <w:proofErr w:type="spellEnd"/>
-      <w:r>
-        <w:rPr>
-          <w:rFonts w:ascii="Times New Roman" w:eastAsia="Times New Roman" w:hAnsi="Times New Roman" w:cs="Times New Roman"/>
-          <w:sz w:val="28"/>
-          <w:szCs w:val="28"/>
-        </w:rPr>
-        <w:t>.</w:t>
-      </w:r>
-    </w:p>
-    <w:p>
-      <w:pPr>
-        <w:jc w:val="both"/>
-        <w:rPr>
-          <w:rFonts w:ascii="Times New Roman" w:eastAsia="Times New Roman" w:hAnsi="Times New Roman" w:cs="Times New Roman"/>
-          <w:sz w:val="28"/>
-          <w:szCs w:val="28"/>
-        </w:rPr>
-      </w:pPr>
-      <w:r>
-        <w:rPr>
-          <w:rFonts w:ascii="Times New Roman" w:eastAsia="Times New Roman" w:hAnsi="Times New Roman" w:cs="Times New Roman"/>
+        <w:t>2. Удалить пользователя guest.</w:t>
+      </w:r>
+    </w:p>
+    <w:p>
+      <w:pPr>
+        <w:jc w:val="both"/>
+        <w:rPr>
+          <w:rFonts w:ascii="Times New Roman" w:eastAsia="Times New Roman" w:hAnsi="Times New Roman" w:cs="Times New Roman"/>
+          <w:sz w:val="28"/>
+          <w:szCs w:val="28"/>
+        </w:rPr>
+      </w:pPr>
+      <w:r>
+        <w:rPr>
+          <w:rFonts w:ascii="Times New Roman" w:eastAsia="Times New Roman" w:hAnsi="Times New Roman" w:cs="Times New Roman"/>
+          <w:noProof/>
           <w:sz w:val="28"/>
           <w:szCs w:val="28"/>
         </w:rPr>
         <w:drawing>
-          <wp:inline distT="0" distB="0" distL="0" distR="0" wp14:anchorId="1D905B28" wp14:editId="66EF79B5">
+          <wp:inline distT="0" distB="0" distL="0" distR="0" wp14:anchorId="1F872478" wp14:editId="1E8ECFBC">
             <wp:extent cx="5010849" cy="171474"/>
             <wp:effectExtent l="0" t="0" r="0" b="0"/>
             <wp:docPr id="16" name="Рисунок 16"/>
@@ -2822,119 +2287,25 @@
           <w:sz w:val="28"/>
           <w:szCs w:val="28"/>
         </w:rPr>
-        <w:t>2.8 Анализ /</w:t>
-      </w:r>
-      <w:proofErr w:type="spellStart"/>
-      <w:r>
-        <w:rPr>
-          <w:rFonts w:ascii="Times New Roman" w:eastAsia="Times New Roman" w:hAnsi="Times New Roman" w:cs="Times New Roman"/>
-          <w:b/>
-          <w:sz w:val="28"/>
-          <w:szCs w:val="28"/>
-        </w:rPr>
-        <w:t>etc</w:t>
-      </w:r>
-      <w:proofErr w:type="spellEnd"/>
-      <w:r>
-        <w:rPr>
-          <w:rFonts w:ascii="Times New Roman" w:eastAsia="Times New Roman" w:hAnsi="Times New Roman" w:cs="Times New Roman"/>
-          <w:b/>
-          <w:sz w:val="28"/>
-          <w:szCs w:val="28"/>
-        </w:rPr>
-        <w:t>/</w:t>
-      </w:r>
-      <w:proofErr w:type="spellStart"/>
-      <w:r>
-        <w:rPr>
-          <w:rFonts w:ascii="Times New Roman" w:eastAsia="Times New Roman" w:hAnsi="Times New Roman" w:cs="Times New Roman"/>
-          <w:b/>
-          <w:sz w:val="28"/>
-          <w:szCs w:val="28"/>
-        </w:rPr>
-        <w:t>shadow</w:t>
-      </w:r>
-      <w:proofErr w:type="spellEnd"/>
-      <w:r>
-        <w:rPr>
-          <w:rFonts w:ascii="Times New Roman" w:eastAsia="Times New Roman" w:hAnsi="Times New Roman" w:cs="Times New Roman"/>
-          <w:b/>
-          <w:sz w:val="28"/>
-          <w:szCs w:val="28"/>
-        </w:rPr>
-        <w:t xml:space="preserve"> и использование UID, GID</w:t>
-      </w:r>
-    </w:p>
-    <w:p>
-      <w:pPr>
-        <w:jc w:val="both"/>
-        <w:rPr>
-          <w:rFonts w:ascii="Times New Roman" w:eastAsia="Times New Roman" w:hAnsi="Times New Roman" w:cs="Times New Roman"/>
-          <w:sz w:val="28"/>
-          <w:szCs w:val="28"/>
-        </w:rPr>
-      </w:pPr>
-      <w:r>
-        <w:rPr>
-          <w:rFonts w:ascii="Times New Roman" w:eastAsia="Times New Roman" w:hAnsi="Times New Roman" w:cs="Times New Roman"/>
-          <w:sz w:val="28"/>
-          <w:szCs w:val="28"/>
-        </w:rPr>
-        <w:t>1. Просмотрите файл /</w:t>
-      </w:r>
-      <w:proofErr w:type="spellStart"/>
-      <w:r>
-        <w:rPr>
-          <w:rFonts w:ascii="Times New Roman" w:eastAsia="Times New Roman" w:hAnsi="Times New Roman" w:cs="Times New Roman"/>
-          <w:sz w:val="28"/>
-          <w:szCs w:val="28"/>
-        </w:rPr>
-        <w:t>etc</w:t>
-      </w:r>
-      <w:proofErr w:type="spellEnd"/>
-      <w:r>
-        <w:rPr>
-          <w:rFonts w:ascii="Times New Roman" w:eastAsia="Times New Roman" w:hAnsi="Times New Roman" w:cs="Times New Roman"/>
-          <w:sz w:val="28"/>
-          <w:szCs w:val="28"/>
-        </w:rPr>
-        <w:t>/</w:t>
-      </w:r>
-      <w:proofErr w:type="spellStart"/>
-      <w:r>
-        <w:rPr>
-          <w:rFonts w:ascii="Times New Roman" w:eastAsia="Times New Roman" w:hAnsi="Times New Roman" w:cs="Times New Roman"/>
-          <w:sz w:val="28"/>
-          <w:szCs w:val="28"/>
-        </w:rPr>
-        <w:t>shadow</w:t>
-      </w:r>
-      <w:proofErr w:type="spellEnd"/>
-      <w:r>
-        <w:rPr>
-          <w:rFonts w:ascii="Times New Roman" w:eastAsia="Times New Roman" w:hAnsi="Times New Roman" w:cs="Times New Roman"/>
-          <w:sz w:val="28"/>
-          <w:szCs w:val="28"/>
-        </w:rPr>
-        <w:t xml:space="preserve"> (с правами </w:t>
-      </w:r>
-      <w:proofErr w:type="spellStart"/>
-      <w:r>
-        <w:rPr>
-          <w:rFonts w:ascii="Times New Roman" w:eastAsia="Times New Roman" w:hAnsi="Times New Roman" w:cs="Times New Roman"/>
-          <w:sz w:val="28"/>
-          <w:szCs w:val="28"/>
-        </w:rPr>
-        <w:t>root</w:t>
-      </w:r>
-      <w:proofErr w:type="spellEnd"/>
-      <w:r>
-        <w:rPr>
-          <w:rFonts w:ascii="Times New Roman" w:eastAsia="Times New Roman" w:hAnsi="Times New Roman" w:cs="Times New Roman"/>
-          <w:sz w:val="28"/>
-          <w:szCs w:val="28"/>
-        </w:rPr>
-        <w:t>). У всех ли</w:t>
+        <w:t>2.8 Анализ /etc/shadow и использование UID, GID</w:t>
+      </w:r>
+    </w:p>
+    <w:p>
+      <w:pPr>
+        <w:jc w:val="both"/>
+        <w:rPr>
+          <w:rFonts w:ascii="Times New Roman" w:eastAsia="Times New Roman" w:hAnsi="Times New Roman" w:cs="Times New Roman"/>
+          <w:sz w:val="28"/>
+          <w:szCs w:val="28"/>
+        </w:rPr>
+      </w:pPr>
+      <w:r>
+        <w:rPr>
+          <w:rFonts w:ascii="Times New Roman" w:eastAsia="Times New Roman" w:hAnsi="Times New Roman" w:cs="Times New Roman"/>
+          <w:sz w:val="28"/>
+          <w:szCs w:val="28"/>
+        </w:rPr>
+        <w:t>1. Просмотрите файл /etc/shadow (с правами root). У всех ли</w:t>
       </w:r>
     </w:p>
     <w:p>
@@ -2968,11 +2339,12 @@
       <w:r>
         <w:rPr>
           <w:rFonts w:ascii="Times New Roman" w:eastAsia="Times New Roman" w:hAnsi="Times New Roman" w:cs="Times New Roman"/>
+          <w:noProof/>
           <w:sz w:val="28"/>
           <w:szCs w:val="28"/>
         </w:rPr>
         <w:drawing>
-          <wp:inline distT="0" distB="0" distL="0" distR="0" wp14:anchorId="2C52BF5B" wp14:editId="47DF0E85">
+          <wp:inline distT="0" distB="0" distL="0" distR="0" wp14:anchorId="67C430DB" wp14:editId="6C9323AD">
             <wp:extent cx="5478145" cy="6626860"/>
             <wp:effectExtent l="0" t="0" r="8255" b="2540"/>
             <wp:docPr id="17" name="Рисунок 17"/>
@@ -3041,43 +2413,7 @@
           <w:sz w:val="28"/>
           <w:szCs w:val="28"/>
         </w:rPr>
-        <w:t>/</w:t>
-      </w:r>
-      <w:proofErr w:type="spellStart"/>
-      <w:r>
-        <w:rPr>
-          <w:rFonts w:ascii="Times New Roman" w:eastAsia="Times New Roman" w:hAnsi="Times New Roman" w:cs="Times New Roman"/>
-          <w:sz w:val="28"/>
-          <w:szCs w:val="28"/>
-        </w:rPr>
-        <w:t>etc</w:t>
-      </w:r>
-      <w:proofErr w:type="spellEnd"/>
-      <w:r>
-        <w:rPr>
-          <w:rFonts w:ascii="Times New Roman" w:eastAsia="Times New Roman" w:hAnsi="Times New Roman" w:cs="Times New Roman"/>
-          <w:sz w:val="28"/>
-          <w:szCs w:val="28"/>
-        </w:rPr>
-        <w:t>/</w:t>
-      </w:r>
-      <w:proofErr w:type="spellStart"/>
-      <w:r>
-        <w:rPr>
-          <w:rFonts w:ascii="Times New Roman" w:eastAsia="Times New Roman" w:hAnsi="Times New Roman" w:cs="Times New Roman"/>
-          <w:sz w:val="28"/>
-          <w:szCs w:val="28"/>
-        </w:rPr>
-        <w:t>shadow</w:t>
-      </w:r>
-      <w:proofErr w:type="spellEnd"/>
-      <w:r>
-        <w:rPr>
-          <w:rFonts w:ascii="Times New Roman" w:eastAsia="Times New Roman" w:hAnsi="Times New Roman" w:cs="Times New Roman"/>
-          <w:sz w:val="28"/>
-          <w:szCs w:val="28"/>
-        </w:rPr>
-        <w:t>?</w:t>
+        <w:t>/etc/shadow?</w:t>
       </w:r>
     </w:p>
     <w:p>
@@ -3135,23 +2471,13 @@
           <w:szCs w:val="28"/>
         </w:rPr>
       </w:pPr>
-      <w:proofErr w:type="spellStart"/>
       <w:r>
         <w:rPr>
           <w:rStyle w:val="ac"/>
           <w:sz w:val="28"/>
           <w:szCs w:val="28"/>
         </w:rPr>
-        <w:t>Хеш</w:t>
-      </w:r>
-      <w:proofErr w:type="spellEnd"/>
-      <w:r>
-        <w:rPr>
-          <w:rStyle w:val="ac"/>
-          <w:sz w:val="28"/>
-          <w:szCs w:val="28"/>
-        </w:rPr>
-        <w:t xml:space="preserve"> пароля</w:t>
+        <w:t>Хеш пароля</w:t>
       </w:r>
       <w:r>
         <w:rPr>
@@ -3167,19 +2493,8 @@
           <w:sz w:val="28"/>
           <w:szCs w:val="28"/>
         </w:rPr>
-        <w:t>$</w:t>
-      </w:r>
-      <w:proofErr w:type="spellStart"/>
-      <w:r>
-        <w:rPr>
-          <w:rStyle w:val="HTML"/>
-          <w:rFonts w:ascii="Times New Roman" w:hAnsi="Times New Roman" w:cs="Times New Roman"/>
-          <w:sz w:val="28"/>
-          <w:szCs w:val="28"/>
-        </w:rPr>
-        <w:t>id$salt$hash</w:t>
-      </w:r>
-      <w:proofErr w:type="spellEnd"/>
+        <w:t>$id$salt$hash</w:t>
+      </w:r>
       <w:r>
         <w:rPr>
           <w:sz w:val="28"/>
@@ -3351,43 +2666,7 @@
           <w:sz w:val="28"/>
           <w:szCs w:val="28"/>
         </w:rPr>
-        <w:t>запрещен вход в сеанс, имеющего домашний каталог /</w:t>
-      </w:r>
-      <w:proofErr w:type="spellStart"/>
-      <w:r>
-        <w:rPr>
-          <w:rFonts w:ascii="Times New Roman" w:eastAsia="Times New Roman" w:hAnsi="Times New Roman" w:cs="Times New Roman"/>
-          <w:sz w:val="28"/>
-          <w:szCs w:val="28"/>
-        </w:rPr>
-        <w:t>home</w:t>
-      </w:r>
-      <w:proofErr w:type="spellEnd"/>
-      <w:r>
-        <w:rPr>
-          <w:rFonts w:ascii="Times New Roman" w:eastAsia="Times New Roman" w:hAnsi="Times New Roman" w:cs="Times New Roman"/>
-          <w:sz w:val="28"/>
-          <w:szCs w:val="28"/>
-        </w:rPr>
-        <w:t>/</w:t>
-      </w:r>
-      <w:proofErr w:type="spellStart"/>
-      <w:r>
-        <w:rPr>
-          <w:rFonts w:ascii="Times New Roman" w:eastAsia="Times New Roman" w:hAnsi="Times New Roman" w:cs="Times New Roman"/>
-          <w:sz w:val="28"/>
-          <w:szCs w:val="28"/>
-        </w:rPr>
-        <w:t>nouser</w:t>
-      </w:r>
-      <w:proofErr w:type="spellEnd"/>
-      <w:r>
-        <w:rPr>
-          <w:rFonts w:ascii="Times New Roman" w:eastAsia="Times New Roman" w:hAnsi="Times New Roman" w:cs="Times New Roman"/>
-          <w:sz w:val="28"/>
-          <w:szCs w:val="28"/>
-        </w:rPr>
-        <w:t xml:space="preserve"> и являющегося</w:t>
+        <w:t>запрещен вход в сеанс, имеющего домашний каталог /home/nouser и являющегося</w:t>
       </w:r>
       <w:r>
         <w:rPr>
@@ -3404,62 +2683,27 @@
           <w:sz w:val="28"/>
           <w:szCs w:val="28"/>
         </w:rPr>
-        <w:t xml:space="preserve">членом групп </w:t>
-      </w:r>
-      <w:proofErr w:type="spellStart"/>
-      <w:r>
-        <w:rPr>
-          <w:rFonts w:ascii="Times New Roman" w:eastAsia="Times New Roman" w:hAnsi="Times New Roman" w:cs="Times New Roman"/>
-          <w:sz w:val="28"/>
-          <w:szCs w:val="28"/>
-        </w:rPr>
-        <w:t>user</w:t>
-      </w:r>
-      <w:proofErr w:type="spellEnd"/>
-      <w:r>
-        <w:rPr>
-          <w:rFonts w:ascii="Times New Roman" w:eastAsia="Times New Roman" w:hAnsi="Times New Roman" w:cs="Times New Roman"/>
-          <w:sz w:val="28"/>
-          <w:szCs w:val="28"/>
-        </w:rPr>
-        <w:t xml:space="preserve"> и </w:t>
-      </w:r>
-      <w:proofErr w:type="spellStart"/>
-      <w:r>
-        <w:rPr>
-          <w:rFonts w:ascii="Times New Roman" w:eastAsia="Times New Roman" w:hAnsi="Times New Roman" w:cs="Times New Roman"/>
-          <w:sz w:val="28"/>
-          <w:szCs w:val="28"/>
-        </w:rPr>
-        <w:t>mail</w:t>
-      </w:r>
-      <w:proofErr w:type="spellEnd"/>
-      <w:r>
-        <w:rPr>
-          <w:rFonts w:ascii="Times New Roman" w:eastAsia="Times New Roman" w:hAnsi="Times New Roman" w:cs="Times New Roman"/>
-          <w:sz w:val="28"/>
-          <w:szCs w:val="28"/>
-        </w:rPr>
-        <w:t>. Пользователь должен иметь UID равный 2000.</w:t>
-      </w:r>
-    </w:p>
-    <w:p>
-      <w:pPr>
-        <w:jc w:val="both"/>
-        <w:rPr>
-          <w:rFonts w:ascii="Times New Roman" w:eastAsia="Times New Roman" w:hAnsi="Times New Roman" w:cs="Times New Roman"/>
-          <w:sz w:val="28"/>
-          <w:szCs w:val="28"/>
-        </w:rPr>
-      </w:pPr>
-      <w:r>
-        <w:rPr>
-          <w:rFonts w:ascii="Times New Roman" w:eastAsia="Times New Roman" w:hAnsi="Times New Roman" w:cs="Times New Roman"/>
+        <w:t>членом групп user и mail. Пользователь должен иметь UID равный 2000.</w:t>
+      </w:r>
+    </w:p>
+    <w:p>
+      <w:pPr>
+        <w:jc w:val="both"/>
+        <w:rPr>
+          <w:rFonts w:ascii="Times New Roman" w:eastAsia="Times New Roman" w:hAnsi="Times New Roman" w:cs="Times New Roman"/>
+          <w:sz w:val="28"/>
+          <w:szCs w:val="28"/>
+        </w:rPr>
+      </w:pPr>
+      <w:r>
+        <w:rPr>
+          <w:rFonts w:ascii="Times New Roman" w:eastAsia="Times New Roman" w:hAnsi="Times New Roman" w:cs="Times New Roman"/>
+          <w:noProof/>
           <w:sz w:val="28"/>
           <w:szCs w:val="28"/>
         </w:rPr>
         <w:drawing>
-          <wp:inline distT="0" distB="0" distL="0" distR="0" wp14:anchorId="5F2A202B" wp14:editId="62AC6D33">
+          <wp:inline distT="0" distB="0" distL="0" distR="0" wp14:anchorId="63CC8B66" wp14:editId="390CA318">
             <wp:extent cx="5478145" cy="135255"/>
             <wp:effectExtent l="0" t="0" r="8255" b="0"/>
             <wp:docPr id="18" name="Рисунок 18"/>
@@ -3543,11 +2787,12 @@
       <w:r>
         <w:rPr>
           <w:rFonts w:ascii="Times New Roman" w:eastAsia="Times New Roman" w:hAnsi="Times New Roman" w:cs="Times New Roman"/>
+          <w:noProof/>
           <w:sz w:val="28"/>
           <w:szCs w:val="28"/>
         </w:rPr>
         <w:drawing>
-          <wp:inline distT="0" distB="0" distL="0" distR="0" wp14:anchorId="55DCB4C4" wp14:editId="48B50E5E">
+          <wp:inline distT="0" distB="0" distL="0" distR="0" wp14:anchorId="34D99DCC" wp14:editId="1B8758EE">
             <wp:extent cx="5172797" cy="123842"/>
             <wp:effectExtent l="0" t="0" r="8890" b="9525"/>
             <wp:docPr id="19" name="Рисунок 19"/>
@@ -3639,9 +2884,17 @@
           <w:szCs w:val="28"/>
           <w:lang w:val="ru-RU"/>
         </w:rPr>
-        <w:t xml:space="preserve">При </w:t>
-      </w:r>
-      <w:proofErr w:type="spellStart"/>
+        <w:t>При adduser</w:t>
+      </w:r>
+      <w:r>
+        <w:rPr>
+          <w:rFonts w:ascii="Times New Roman" w:eastAsia="Times New Roman" w:hAnsi="Times New Roman" w:cs="Times New Roman"/>
+          <w:sz w:val="28"/>
+          <w:szCs w:val="28"/>
+          <w:lang w:val="ru-RU"/>
+        </w:rPr>
+        <w:t xml:space="preserve">: каталог /home/test2 будет создан. </w:t>
+      </w:r>
       <w:r>
         <w:rPr>
           <w:rFonts w:ascii="Times New Roman" w:eastAsia="Times New Roman" w:hAnsi="Times New Roman" w:cs="Times New Roman"/>
@@ -3651,37 +2904,16 @@
           <w:szCs w:val="28"/>
           <w:lang w:val="ru-RU"/>
         </w:rPr>
-        <w:t>adduser</w:t>
-      </w:r>
-      <w:proofErr w:type="spellEnd"/>
-      <w:r>
-        <w:rPr>
-          <w:rFonts w:ascii="Times New Roman" w:eastAsia="Times New Roman" w:hAnsi="Times New Roman" w:cs="Times New Roman"/>
-          <w:sz w:val="28"/>
-          <w:szCs w:val="28"/>
-          <w:lang w:val="ru-RU"/>
-        </w:rPr>
-        <w:t>: каталог /</w:t>
-      </w:r>
-      <w:proofErr w:type="spellStart"/>
-      <w:r>
-        <w:rPr>
-          <w:rFonts w:ascii="Times New Roman" w:eastAsia="Times New Roman" w:hAnsi="Times New Roman" w:cs="Times New Roman"/>
-          <w:sz w:val="28"/>
-          <w:szCs w:val="28"/>
-          <w:lang w:val="ru-RU"/>
-        </w:rPr>
-        <w:t>home</w:t>
-      </w:r>
-      <w:proofErr w:type="spellEnd"/>
-      <w:r>
-        <w:rPr>
-          <w:rFonts w:ascii="Times New Roman" w:eastAsia="Times New Roman" w:hAnsi="Times New Roman" w:cs="Times New Roman"/>
-          <w:sz w:val="28"/>
-          <w:szCs w:val="28"/>
-          <w:lang w:val="ru-RU"/>
-        </w:rPr>
-        <w:t xml:space="preserve">/test2 будет создан. </w:t>
+        <w:t>При useradd</w:t>
+      </w:r>
+      <w:r>
+        <w:rPr>
+          <w:rFonts w:ascii="Times New Roman" w:eastAsia="Times New Roman" w:hAnsi="Times New Roman" w:cs="Times New Roman"/>
+          <w:sz w:val="28"/>
+          <w:szCs w:val="28"/>
+          <w:lang w:val="ru-RU"/>
+        </w:rPr>
+        <w:t xml:space="preserve"> без -m: каталог </w:t>
       </w:r>
       <w:r>
         <w:rPr>
@@ -3692,9 +2924,17 @@
           <w:szCs w:val="28"/>
           <w:lang w:val="ru-RU"/>
         </w:rPr>
-        <w:t xml:space="preserve">При </w:t>
-      </w:r>
-      <w:proofErr w:type="spellStart"/>
+        <w:t>не создаётся</w:t>
+      </w:r>
+      <w:r>
+        <w:rPr>
+          <w:rFonts w:ascii="Times New Roman" w:eastAsia="Times New Roman" w:hAnsi="Times New Roman" w:cs="Times New Roman"/>
+          <w:sz w:val="28"/>
+          <w:szCs w:val="28"/>
+          <w:lang w:val="ru-RU"/>
+        </w:rPr>
+        <w:t xml:space="preserve">. Если используется useradd -m test2, то каталог появится. </w:t>
+      </w:r>
       <w:r>
         <w:rPr>
           <w:rFonts w:ascii="Times New Roman" w:eastAsia="Times New Roman" w:hAnsi="Times New Roman" w:cs="Times New Roman"/>
@@ -3704,17 +2944,16 @@
           <w:szCs w:val="28"/>
           <w:lang w:val="ru-RU"/>
         </w:rPr>
-        <w:t>useradd</w:t>
-      </w:r>
-      <w:proofErr w:type="spellEnd"/>
-      <w:r>
-        <w:rPr>
-          <w:rFonts w:ascii="Times New Roman" w:eastAsia="Times New Roman" w:hAnsi="Times New Roman" w:cs="Times New Roman"/>
-          <w:sz w:val="28"/>
-          <w:szCs w:val="28"/>
-          <w:lang w:val="ru-RU"/>
-        </w:rPr>
-        <w:t xml:space="preserve"> без -m: каталог </w:t>
+        <w:t>adduser</w:t>
+      </w:r>
+      <w:r>
+        <w:rPr>
+          <w:rFonts w:ascii="Times New Roman" w:eastAsia="Times New Roman" w:hAnsi="Times New Roman" w:cs="Times New Roman"/>
+          <w:sz w:val="28"/>
+          <w:szCs w:val="28"/>
+          <w:lang w:val="ru-RU"/>
+        </w:rPr>
+        <w:t xml:space="preserve"> копирует содержимое из /etc/skel/ (обычно там есть файлы типа .bashrc, .profile и т.п.). Поэтому после adduser каталог будет содержать эти файлы. </w:t>
       </w:r>
       <w:r>
         <w:rPr>
@@ -3725,38 +2964,17 @@
           <w:szCs w:val="28"/>
           <w:lang w:val="ru-RU"/>
         </w:rPr>
-        <w:t>не создаётся</w:t>
-      </w:r>
-      <w:r>
-        <w:rPr>
-          <w:rFonts w:ascii="Times New Roman" w:eastAsia="Times New Roman" w:hAnsi="Times New Roman" w:cs="Times New Roman"/>
-          <w:sz w:val="28"/>
-          <w:szCs w:val="28"/>
-          <w:lang w:val="ru-RU"/>
-        </w:rPr>
-        <w:t xml:space="preserve">. Если используется </w:t>
-      </w:r>
-      <w:proofErr w:type="spellStart"/>
-      <w:r>
-        <w:rPr>
-          <w:rFonts w:ascii="Times New Roman" w:eastAsia="Times New Roman" w:hAnsi="Times New Roman" w:cs="Times New Roman"/>
-          <w:sz w:val="28"/>
-          <w:szCs w:val="28"/>
-          <w:lang w:val="ru-RU"/>
-        </w:rPr>
-        <w:t>useradd</w:t>
-      </w:r>
-      <w:proofErr w:type="spellEnd"/>
-      <w:r>
-        <w:rPr>
-          <w:rFonts w:ascii="Times New Roman" w:eastAsia="Times New Roman" w:hAnsi="Times New Roman" w:cs="Times New Roman"/>
-          <w:sz w:val="28"/>
-          <w:szCs w:val="28"/>
-          <w:lang w:val="ru-RU"/>
-        </w:rPr>
-        <w:t xml:space="preserve"> -m test2, то каталог появится. </w:t>
-      </w:r>
-      <w:proofErr w:type="spellStart"/>
+        <w:t>useradd -m</w:t>
+      </w:r>
+      <w:r>
+        <w:rPr>
+          <w:rFonts w:ascii="Times New Roman" w:eastAsia="Times New Roman" w:hAnsi="Times New Roman" w:cs="Times New Roman"/>
+          <w:sz w:val="28"/>
+          <w:szCs w:val="28"/>
+          <w:lang w:val="ru-RU"/>
+        </w:rPr>
+        <w:t xml:space="preserve"> также копирует скелет, но только если в конфигурации это не отключено (обычно копирует). </w:t>
+      </w:r>
       <w:r>
         <w:rPr>
           <w:rFonts w:ascii="Times New Roman" w:eastAsia="Times New Roman" w:hAnsi="Times New Roman" w:cs="Times New Roman"/>
@@ -3766,185 +2984,7 @@
           <w:szCs w:val="28"/>
           <w:lang w:val="ru-RU"/>
         </w:rPr>
-        <w:t>adduser</w:t>
-      </w:r>
-      <w:proofErr w:type="spellEnd"/>
-      <w:r>
-        <w:rPr>
-          <w:rFonts w:ascii="Times New Roman" w:eastAsia="Times New Roman" w:hAnsi="Times New Roman" w:cs="Times New Roman"/>
-          <w:sz w:val="28"/>
-          <w:szCs w:val="28"/>
-          <w:lang w:val="ru-RU"/>
-        </w:rPr>
-        <w:t xml:space="preserve"> копирует содержимое из /</w:t>
-      </w:r>
-      <w:proofErr w:type="spellStart"/>
-      <w:r>
-        <w:rPr>
-          <w:rFonts w:ascii="Times New Roman" w:eastAsia="Times New Roman" w:hAnsi="Times New Roman" w:cs="Times New Roman"/>
-          <w:sz w:val="28"/>
-          <w:szCs w:val="28"/>
-          <w:lang w:val="ru-RU"/>
-        </w:rPr>
-        <w:t>etc</w:t>
-      </w:r>
-      <w:proofErr w:type="spellEnd"/>
-      <w:r>
-        <w:rPr>
-          <w:rFonts w:ascii="Times New Roman" w:eastAsia="Times New Roman" w:hAnsi="Times New Roman" w:cs="Times New Roman"/>
-          <w:sz w:val="28"/>
-          <w:szCs w:val="28"/>
-          <w:lang w:val="ru-RU"/>
-        </w:rPr>
-        <w:t>/</w:t>
-      </w:r>
-      <w:proofErr w:type="spellStart"/>
-      <w:r>
-        <w:rPr>
-          <w:rFonts w:ascii="Times New Roman" w:eastAsia="Times New Roman" w:hAnsi="Times New Roman" w:cs="Times New Roman"/>
-          <w:sz w:val="28"/>
-          <w:szCs w:val="28"/>
-          <w:lang w:val="ru-RU"/>
-        </w:rPr>
-        <w:t>skel</w:t>
-      </w:r>
-      <w:proofErr w:type="spellEnd"/>
-      <w:r>
-        <w:rPr>
-          <w:rFonts w:ascii="Times New Roman" w:eastAsia="Times New Roman" w:hAnsi="Times New Roman" w:cs="Times New Roman"/>
-          <w:sz w:val="28"/>
-          <w:szCs w:val="28"/>
-          <w:lang w:val="ru-RU"/>
-        </w:rPr>
-        <w:t xml:space="preserve">/ (обычно там есть файлы </w:t>
-      </w:r>
-      <w:proofErr w:type="gramStart"/>
-      <w:r>
-        <w:rPr>
-          <w:rFonts w:ascii="Times New Roman" w:eastAsia="Times New Roman" w:hAnsi="Times New Roman" w:cs="Times New Roman"/>
-          <w:sz w:val="28"/>
-          <w:szCs w:val="28"/>
-          <w:lang w:val="ru-RU"/>
-        </w:rPr>
-        <w:t>типа .</w:t>
-      </w:r>
-      <w:proofErr w:type="spellStart"/>
-      <w:r>
-        <w:rPr>
-          <w:rFonts w:ascii="Times New Roman" w:eastAsia="Times New Roman" w:hAnsi="Times New Roman" w:cs="Times New Roman"/>
-          <w:sz w:val="28"/>
-          <w:szCs w:val="28"/>
-          <w:lang w:val="ru-RU"/>
-        </w:rPr>
-        <w:t>bashrc</w:t>
-      </w:r>
-      <w:proofErr w:type="spellEnd"/>
-      <w:proofErr w:type="gramEnd"/>
-      <w:r>
-        <w:rPr>
-          <w:rFonts w:ascii="Times New Roman" w:eastAsia="Times New Roman" w:hAnsi="Times New Roman" w:cs="Times New Roman"/>
-          <w:sz w:val="28"/>
-          <w:szCs w:val="28"/>
-          <w:lang w:val="ru-RU"/>
-        </w:rPr>
-        <w:t>, .</w:t>
-      </w:r>
-      <w:proofErr w:type="spellStart"/>
-      <w:r>
-        <w:rPr>
-          <w:rFonts w:ascii="Times New Roman" w:eastAsia="Times New Roman" w:hAnsi="Times New Roman" w:cs="Times New Roman"/>
-          <w:sz w:val="28"/>
-          <w:szCs w:val="28"/>
-          <w:lang w:val="ru-RU"/>
-        </w:rPr>
-        <w:t>profile</w:t>
-      </w:r>
-      <w:proofErr w:type="spellEnd"/>
-      <w:r>
-        <w:rPr>
-          <w:rFonts w:ascii="Times New Roman" w:eastAsia="Times New Roman" w:hAnsi="Times New Roman" w:cs="Times New Roman"/>
-          <w:sz w:val="28"/>
-          <w:szCs w:val="28"/>
-          <w:lang w:val="ru-RU"/>
-        </w:rPr>
-        <w:t xml:space="preserve"> и т.п.). Поэтому после </w:t>
-      </w:r>
-      <w:proofErr w:type="spellStart"/>
-      <w:r>
-        <w:rPr>
-          <w:rFonts w:ascii="Times New Roman" w:eastAsia="Times New Roman" w:hAnsi="Times New Roman" w:cs="Times New Roman"/>
-          <w:sz w:val="28"/>
-          <w:szCs w:val="28"/>
-          <w:lang w:val="ru-RU"/>
-        </w:rPr>
-        <w:t>adduser</w:t>
-      </w:r>
-      <w:proofErr w:type="spellEnd"/>
-      <w:r>
-        <w:rPr>
-          <w:rFonts w:ascii="Times New Roman" w:eastAsia="Times New Roman" w:hAnsi="Times New Roman" w:cs="Times New Roman"/>
-          <w:sz w:val="28"/>
-          <w:szCs w:val="28"/>
-          <w:lang w:val="ru-RU"/>
-        </w:rPr>
-        <w:t xml:space="preserve"> каталог будет содержать эти файлы. </w:t>
-      </w:r>
-      <w:proofErr w:type="spellStart"/>
-      <w:r>
-        <w:rPr>
-          <w:rFonts w:ascii="Times New Roman" w:eastAsia="Times New Roman" w:hAnsi="Times New Roman" w:cs="Times New Roman"/>
-          <w:b/>
-          <w:bCs/>
-          <w:sz w:val="28"/>
-          <w:szCs w:val="28"/>
-          <w:lang w:val="ru-RU"/>
-        </w:rPr>
-        <w:t>useradd</w:t>
-      </w:r>
-      <w:proofErr w:type="spellEnd"/>
-      <w:r>
-        <w:rPr>
-          <w:rFonts w:ascii="Times New Roman" w:eastAsia="Times New Roman" w:hAnsi="Times New Roman" w:cs="Times New Roman"/>
-          <w:b/>
-          <w:bCs/>
-          <w:sz w:val="28"/>
-          <w:szCs w:val="28"/>
-          <w:lang w:val="ru-RU"/>
-        </w:rPr>
-        <w:t xml:space="preserve"> -m</w:t>
-      </w:r>
-      <w:r>
-        <w:rPr>
-          <w:rFonts w:ascii="Times New Roman" w:eastAsia="Times New Roman" w:hAnsi="Times New Roman" w:cs="Times New Roman"/>
-          <w:sz w:val="28"/>
-          <w:szCs w:val="28"/>
-          <w:lang w:val="ru-RU"/>
-        </w:rPr>
-        <w:t xml:space="preserve"> также копирует скелет, но только если в конфигурации это не отключено (обычно копирует). </w:t>
-      </w:r>
-      <w:proofErr w:type="spellStart"/>
-      <w:r>
-        <w:rPr>
-          <w:rFonts w:ascii="Times New Roman" w:eastAsia="Times New Roman" w:hAnsi="Times New Roman" w:cs="Times New Roman"/>
-          <w:b/>
-          <w:bCs/>
-          <w:sz w:val="28"/>
-          <w:szCs w:val="28"/>
-          <w:lang w:val="ru-RU"/>
-        </w:rPr>
-        <w:t>useradd</w:t>
-      </w:r>
-      <w:proofErr w:type="spellEnd"/>
-      <w:r>
-        <w:rPr>
-          <w:rFonts w:ascii="Times New Roman" w:eastAsia="Times New Roman" w:hAnsi="Times New Roman" w:cs="Times New Roman"/>
-          <w:b/>
-          <w:bCs/>
-          <w:sz w:val="28"/>
-          <w:szCs w:val="28"/>
-          <w:lang w:val="ru-RU"/>
-        </w:rPr>
-        <w:t xml:space="preserve"> без -m</w:t>
+        <w:t>useradd без -m</w:t>
       </w:r>
       <w:r>
         <w:rPr>
@@ -3997,7 +3037,6 @@
         </w:rPr>
         <w:t xml:space="preserve"> (если используется одноимённая группа по умолчанию). Это стандартно и для </w:t>
       </w:r>
-      <w:proofErr w:type="spellStart"/>
       <w:r>
         <w:rPr>
           <w:rStyle w:val="HTML"/>
@@ -4007,7 +3046,6 @@
         </w:rPr>
         <w:t>adduser</w:t>
       </w:r>
-      <w:proofErr w:type="spellEnd"/>
       <w:r>
         <w:rPr>
           <w:rFonts w:ascii="Times New Roman" w:hAnsi="Times New Roman" w:cs="Times New Roman"/>
@@ -4016,7 +3054,6 @@
         </w:rPr>
         <w:t xml:space="preserve">, и для </w:t>
       </w:r>
-      <w:proofErr w:type="spellStart"/>
       <w:r>
         <w:rPr>
           <w:rStyle w:val="HTML"/>
@@ -4024,17 +3061,7 @@
           <w:sz w:val="28"/>
           <w:szCs w:val="28"/>
         </w:rPr>
-        <w:t>useradd</w:t>
-      </w:r>
-      <w:proofErr w:type="spellEnd"/>
-      <w:r>
-        <w:rPr>
-          <w:rStyle w:val="HTML"/>
-          <w:rFonts w:ascii="Times New Roman" w:eastAsia="Arial" w:hAnsi="Times New Roman" w:cs="Times New Roman"/>
-          <w:sz w:val="28"/>
-          <w:szCs w:val="28"/>
-        </w:rPr>
-        <w:t xml:space="preserve"> -m</w:t>
+        <w:t>useradd -m</w:t>
       </w:r>
       <w:r>
         <w:rPr>
@@ -4075,11 +3102,12 @@
       <w:r>
         <w:rPr>
           <w:rFonts w:ascii="Times New Roman" w:eastAsia="Times New Roman" w:hAnsi="Times New Roman" w:cs="Times New Roman"/>
+          <w:noProof/>
           <w:sz w:val="28"/>
           <w:szCs w:val="28"/>
         </w:rPr>
         <w:drawing>
-          <wp:inline distT="0" distB="0" distL="0" distR="0" wp14:anchorId="4DAE059D" wp14:editId="49729D8C">
+          <wp:inline distT="0" distB="0" distL="0" distR="0" wp14:anchorId="326B5051" wp14:editId="59F5138F">
             <wp:extent cx="5478145" cy="170815"/>
             <wp:effectExtent l="0" t="0" r="8255" b="635"/>
             <wp:docPr id="20" name="Рисунок 20"/>
@@ -4145,11 +3173,12 @@
       <w:r>
         <w:rPr>
           <w:rFonts w:ascii="Times New Roman" w:eastAsia="Times New Roman" w:hAnsi="Times New Roman" w:cs="Times New Roman"/>
+          <w:noProof/>
           <w:sz w:val="28"/>
           <w:szCs w:val="28"/>
         </w:rPr>
         <w:drawing>
-          <wp:inline distT="0" distB="0" distL="0" distR="0" wp14:anchorId="5ADC2A87" wp14:editId="1A17CA99">
+          <wp:inline distT="0" distB="0" distL="0" distR="0" wp14:anchorId="29FC3083" wp14:editId="4ADDEA14">
             <wp:extent cx="5468113" cy="190527"/>
             <wp:effectExtent l="0" t="0" r="0" b="0"/>
             <wp:docPr id="21" name="Рисунок 21"/>
@@ -4208,61 +3237,7 @@
           <w:sz w:val="28"/>
           <w:szCs w:val="28"/>
         </w:rPr>
-        <w:t>Помимо файла /</w:t>
-      </w:r>
-      <w:proofErr w:type="spellStart"/>
-      <w:r>
-        <w:rPr>
-          <w:rFonts w:ascii="Times New Roman" w:eastAsia="Times New Roman" w:hAnsi="Times New Roman" w:cs="Times New Roman"/>
-          <w:sz w:val="28"/>
-          <w:szCs w:val="28"/>
-        </w:rPr>
-        <w:t>etc</w:t>
-      </w:r>
-      <w:proofErr w:type="spellEnd"/>
-      <w:r>
-        <w:rPr>
-          <w:rFonts w:ascii="Times New Roman" w:eastAsia="Times New Roman" w:hAnsi="Times New Roman" w:cs="Times New Roman"/>
-          <w:sz w:val="28"/>
-          <w:szCs w:val="28"/>
-        </w:rPr>
-        <w:t>/</w:t>
-      </w:r>
-      <w:proofErr w:type="spellStart"/>
-      <w:r>
-        <w:rPr>
-          <w:rFonts w:ascii="Times New Roman" w:eastAsia="Times New Roman" w:hAnsi="Times New Roman" w:cs="Times New Roman"/>
-          <w:sz w:val="28"/>
-          <w:szCs w:val="28"/>
-        </w:rPr>
-        <w:t>default</w:t>
-      </w:r>
-      <w:proofErr w:type="spellEnd"/>
-      <w:r>
-        <w:rPr>
-          <w:rFonts w:ascii="Times New Roman" w:eastAsia="Times New Roman" w:hAnsi="Times New Roman" w:cs="Times New Roman"/>
-          <w:sz w:val="28"/>
-          <w:szCs w:val="28"/>
-        </w:rPr>
-        <w:t>/</w:t>
-      </w:r>
-      <w:proofErr w:type="spellStart"/>
-      <w:r>
-        <w:rPr>
-          <w:rFonts w:ascii="Times New Roman" w:eastAsia="Times New Roman" w:hAnsi="Times New Roman" w:cs="Times New Roman"/>
-          <w:sz w:val="28"/>
-          <w:szCs w:val="28"/>
-        </w:rPr>
-        <w:t>useradd</w:t>
-      </w:r>
-      <w:proofErr w:type="spellEnd"/>
-      <w:r>
-        <w:rPr>
-          <w:rFonts w:ascii="Times New Roman" w:eastAsia="Times New Roman" w:hAnsi="Times New Roman" w:cs="Times New Roman"/>
-          <w:sz w:val="28"/>
-          <w:szCs w:val="28"/>
-        </w:rPr>
-        <w:t xml:space="preserve"> имеется ещё один</w:t>
+        <w:t>Помимо файла /etc/default/useradd имеется ещё один</w:t>
       </w:r>
       <w:r>
         <w:rPr>
@@ -4279,25 +3254,7 @@
           <w:sz w:val="28"/>
           <w:szCs w:val="28"/>
         </w:rPr>
-        <w:t xml:space="preserve">конфигурационный файл, влияющий на поведение команды </w:t>
-      </w:r>
-      <w:proofErr w:type="spellStart"/>
-      <w:r>
-        <w:rPr>
-          <w:rFonts w:ascii="Times New Roman" w:eastAsia="Times New Roman" w:hAnsi="Times New Roman" w:cs="Times New Roman"/>
-          <w:sz w:val="28"/>
-          <w:szCs w:val="28"/>
-        </w:rPr>
-        <w:t>useradd</w:t>
-      </w:r>
-      <w:proofErr w:type="spellEnd"/>
-      <w:r>
-        <w:rPr>
-          <w:rFonts w:ascii="Times New Roman" w:eastAsia="Times New Roman" w:hAnsi="Times New Roman" w:cs="Times New Roman"/>
-          <w:sz w:val="28"/>
-          <w:szCs w:val="28"/>
-        </w:rPr>
-        <w:t>. Найдите его и</w:t>
+        <w:t>конфигурационный файл, влияющий на поведение команды useradd. Найдите его и</w:t>
       </w:r>
       <w:r>
         <w:rPr>
@@ -4359,9 +3316,16 @@
           <w:sz w:val="28"/>
           <w:szCs w:val="28"/>
         </w:rPr>
-        <w:t>/</w:t>
-      </w:r>
-      <w:proofErr w:type="spellStart"/>
+        <w:t>/etc/default/useradd</w:t>
+      </w:r>
+      <w:r>
+        <w:rPr>
+          <w:rFonts w:ascii="Times New Roman" w:hAnsi="Times New Roman" w:cs="Times New Roman"/>
+          <w:sz w:val="28"/>
+          <w:szCs w:val="28"/>
+        </w:rPr>
+        <w:t xml:space="preserve">, поведение команды </w:t>
+      </w:r>
       <w:r>
         <w:rPr>
           <w:rStyle w:val="HTML"/>
@@ -4369,68 +3333,8 @@
           <w:sz w:val="28"/>
           <w:szCs w:val="28"/>
         </w:rPr>
-        <w:t>etc</w:t>
-      </w:r>
-      <w:proofErr w:type="spellEnd"/>
-      <w:r>
-        <w:rPr>
-          <w:rStyle w:val="HTML"/>
-          <w:rFonts w:ascii="Times New Roman" w:eastAsia="Arial" w:hAnsi="Times New Roman" w:cs="Times New Roman"/>
-          <w:sz w:val="28"/>
-          <w:szCs w:val="28"/>
-        </w:rPr>
-        <w:t>/</w:t>
-      </w:r>
-      <w:proofErr w:type="spellStart"/>
-      <w:r>
-        <w:rPr>
-          <w:rStyle w:val="HTML"/>
-          <w:rFonts w:ascii="Times New Roman" w:eastAsia="Arial" w:hAnsi="Times New Roman" w:cs="Times New Roman"/>
-          <w:sz w:val="28"/>
-          <w:szCs w:val="28"/>
-        </w:rPr>
-        <w:t>default</w:t>
-      </w:r>
-      <w:proofErr w:type="spellEnd"/>
-      <w:r>
-        <w:rPr>
-          <w:rStyle w:val="HTML"/>
-          <w:rFonts w:ascii="Times New Roman" w:eastAsia="Arial" w:hAnsi="Times New Roman" w:cs="Times New Roman"/>
-          <w:sz w:val="28"/>
-          <w:szCs w:val="28"/>
-        </w:rPr>
-        <w:t>/</w:t>
-      </w:r>
-      <w:proofErr w:type="spellStart"/>
-      <w:r>
-        <w:rPr>
-          <w:rStyle w:val="HTML"/>
-          <w:rFonts w:ascii="Times New Roman" w:eastAsia="Arial" w:hAnsi="Times New Roman" w:cs="Times New Roman"/>
-          <w:sz w:val="28"/>
-          <w:szCs w:val="28"/>
-        </w:rPr>
         <w:t>useradd</w:t>
       </w:r>
-      <w:proofErr w:type="spellEnd"/>
-      <w:r>
-        <w:rPr>
-          <w:rFonts w:ascii="Times New Roman" w:hAnsi="Times New Roman" w:cs="Times New Roman"/>
-          <w:sz w:val="28"/>
-          <w:szCs w:val="28"/>
-        </w:rPr>
-        <w:t xml:space="preserve">, поведение команды </w:t>
-      </w:r>
-      <w:proofErr w:type="spellStart"/>
-      <w:r>
-        <w:rPr>
-          <w:rStyle w:val="HTML"/>
-          <w:rFonts w:ascii="Times New Roman" w:eastAsia="Arial" w:hAnsi="Times New Roman" w:cs="Times New Roman"/>
-          <w:sz w:val="28"/>
-          <w:szCs w:val="28"/>
-        </w:rPr>
-        <w:t>useradd</w:t>
-      </w:r>
-      <w:proofErr w:type="spellEnd"/>
       <w:r>
         <w:rPr>
           <w:rFonts w:ascii="Times New Roman" w:hAnsi="Times New Roman" w:cs="Times New Roman"/>
@@ -4448,9 +3352,77 @@
           <w:sz w:val="28"/>
           <w:szCs w:val="28"/>
         </w:rPr>
-        <w:t>/</w:t>
-      </w:r>
-      <w:proofErr w:type="spellStart"/>
+        <w:t xml:space="preserve">/etc/login.defs. </w:t>
+      </w:r>
+      <w:r>
+        <w:rPr>
+          <w:rFonts w:ascii="Times New Roman" w:hAnsi="Times New Roman" w:cs="Times New Roman"/>
+          <w:sz w:val="28"/>
+          <w:szCs w:val="28"/>
+        </w:rPr>
+        <w:t xml:space="preserve">Этот файл содержит основные настройки, которые применяются при создании пользователей и управлении их паролями. Если параметры в </w:t>
+      </w:r>
+      <w:r>
+        <w:rPr>
+          <w:rStyle w:val="HTML"/>
+          <w:rFonts w:ascii="Times New Roman" w:eastAsia="Arial" w:hAnsi="Times New Roman" w:cs="Times New Roman"/>
+          <w:sz w:val="28"/>
+          <w:szCs w:val="28"/>
+        </w:rPr>
+        <w:t>/etc/login.defs</w:t>
+      </w:r>
+      <w:r>
+        <w:rPr>
+          <w:rFonts w:ascii="Times New Roman" w:hAnsi="Times New Roman" w:cs="Times New Roman"/>
+          <w:sz w:val="28"/>
+          <w:szCs w:val="28"/>
+        </w:rPr>
+        <w:t xml:space="preserve"> и </w:t>
+      </w:r>
+      <w:r>
+        <w:rPr>
+          <w:rStyle w:val="HTML"/>
+          <w:rFonts w:ascii="Times New Roman" w:eastAsia="Arial" w:hAnsi="Times New Roman" w:cs="Times New Roman"/>
+          <w:sz w:val="28"/>
+          <w:szCs w:val="28"/>
+        </w:rPr>
+        <w:t>/etc/default/useradd</w:t>
+      </w:r>
+      <w:r>
+        <w:rPr>
+          <w:rFonts w:ascii="Times New Roman" w:hAnsi="Times New Roman" w:cs="Times New Roman"/>
+          <w:sz w:val="28"/>
+          <w:szCs w:val="28"/>
+        </w:rPr>
+        <w:t xml:space="preserve"> конфликтуют, приоритет обычно имеют настройки из второго, но </w:t>
+      </w:r>
+      <w:r>
+        <w:rPr>
+          <w:rStyle w:val="HTML"/>
+          <w:rFonts w:ascii="Times New Roman" w:eastAsia="Arial" w:hAnsi="Times New Roman" w:cs="Times New Roman"/>
+          <w:sz w:val="28"/>
+          <w:szCs w:val="28"/>
+        </w:rPr>
+        <w:t>login.defs</w:t>
+      </w:r>
+      <w:r>
+        <w:rPr>
+          <w:rFonts w:ascii="Times New Roman" w:hAnsi="Times New Roman" w:cs="Times New Roman"/>
+          <w:sz w:val="28"/>
+          <w:szCs w:val="28"/>
+        </w:rPr>
+        <w:t xml:space="preserve"> задает глобальные рамки, такие как диапазоны UID/GID, политику паролей и другие важные значения по умолчанию</w:t>
+      </w:r>
+      <w:r>
+        <w:rPr>
+          <w:rStyle w:val="HTML"/>
+          <w:rFonts w:ascii="Times New Roman" w:eastAsia="Arial" w:hAnsi="Times New Roman" w:cs="Times New Roman"/>
+          <w:bCs/>
+          <w:sz w:val="28"/>
+          <w:szCs w:val="28"/>
+        </w:rPr>
+        <w:t>.</w:t>
+      </w:r>
       <w:r>
         <w:rPr>
           <w:rStyle w:val="HTML"/>
@@ -4459,10 +3431,18 @@
           <w:bCs/>
           <w:sz w:val="28"/>
           <w:szCs w:val="28"/>
-        </w:rPr>
-        <w:t>etc</w:t>
-      </w:r>
-      <w:proofErr w:type="spellEnd"/>
+          <w:lang w:val="ru-RU"/>
+        </w:rPr>
+        <w:t xml:space="preserve"> </w:t>
+      </w:r>
+      <w:r>
+        <w:rPr>
+          <w:rFonts w:ascii="Times New Roman" w:hAnsi="Times New Roman" w:cs="Times New Roman"/>
+          <w:sz w:val="28"/>
+          <w:szCs w:val="28"/>
+        </w:rPr>
+        <w:t xml:space="preserve">Параметр, отвечающий за минимальный UID для новых обычных пользователей, называется </w:t>
+      </w:r>
       <w:r>
         <w:rPr>
           <w:rStyle w:val="HTML"/>
@@ -4472,9 +3452,8 @@
           <w:sz w:val="28"/>
           <w:szCs w:val="28"/>
         </w:rPr>
-        <w:t>/</w:t>
-      </w:r>
-      <w:proofErr w:type="spellStart"/>
+        <w:t>UID_MIN</w:t>
+      </w:r>
       <w:r>
         <w:rPr>
           <w:rStyle w:val="HTML"/>
@@ -4483,213 +3462,6 @@
           <w:bCs/>
           <w:sz w:val="28"/>
           <w:szCs w:val="28"/>
-        </w:rPr>
-        <w:t>login.defs</w:t>
-      </w:r>
-      <w:proofErr w:type="spellEnd"/>
-      <w:r>
-        <w:rPr>
-          <w:rStyle w:val="HTML"/>
-          <w:rFonts w:ascii="Times New Roman" w:eastAsia="Arial" w:hAnsi="Times New Roman" w:cs="Times New Roman"/>
-          <w:b/>
-          <w:bCs/>
-          <w:sz w:val="28"/>
-          <w:szCs w:val="28"/>
-        </w:rPr>
-        <w:t xml:space="preserve">. </w:t>
-      </w:r>
-      <w:r>
-        <w:rPr>
-          <w:rFonts w:ascii="Times New Roman" w:hAnsi="Times New Roman" w:cs="Times New Roman"/>
-          <w:sz w:val="28"/>
-          <w:szCs w:val="28"/>
-        </w:rPr>
-        <w:t xml:space="preserve">Этот файл содержит основные настройки, которые применяются при создании пользователей и управлении их паролями. Если параметры в </w:t>
-      </w:r>
-      <w:r>
-        <w:rPr>
-          <w:rStyle w:val="HTML"/>
-          <w:rFonts w:ascii="Times New Roman" w:eastAsia="Arial" w:hAnsi="Times New Roman" w:cs="Times New Roman"/>
-          <w:sz w:val="28"/>
-          <w:szCs w:val="28"/>
-        </w:rPr>
-        <w:t>/</w:t>
-      </w:r>
-      <w:proofErr w:type="spellStart"/>
-      <w:r>
-        <w:rPr>
-          <w:rStyle w:val="HTML"/>
-          <w:rFonts w:ascii="Times New Roman" w:eastAsia="Arial" w:hAnsi="Times New Roman" w:cs="Times New Roman"/>
-          <w:sz w:val="28"/>
-          <w:szCs w:val="28"/>
-        </w:rPr>
-        <w:t>etc</w:t>
-      </w:r>
-      <w:proofErr w:type="spellEnd"/>
-      <w:r>
-        <w:rPr>
-          <w:rStyle w:val="HTML"/>
-          <w:rFonts w:ascii="Times New Roman" w:eastAsia="Arial" w:hAnsi="Times New Roman" w:cs="Times New Roman"/>
-          <w:sz w:val="28"/>
-          <w:szCs w:val="28"/>
-        </w:rPr>
-        <w:t>/</w:t>
-      </w:r>
-      <w:proofErr w:type="spellStart"/>
-      <w:r>
-        <w:rPr>
-          <w:rStyle w:val="HTML"/>
-          <w:rFonts w:ascii="Times New Roman" w:eastAsia="Arial" w:hAnsi="Times New Roman" w:cs="Times New Roman"/>
-          <w:sz w:val="28"/>
-          <w:szCs w:val="28"/>
-        </w:rPr>
-        <w:t>login.defs</w:t>
-      </w:r>
-      <w:proofErr w:type="spellEnd"/>
-      <w:r>
-        <w:rPr>
-          <w:rFonts w:ascii="Times New Roman" w:hAnsi="Times New Roman" w:cs="Times New Roman"/>
-          <w:sz w:val="28"/>
-          <w:szCs w:val="28"/>
-        </w:rPr>
-        <w:t xml:space="preserve"> и </w:t>
-      </w:r>
-      <w:r>
-        <w:rPr>
-          <w:rStyle w:val="HTML"/>
-          <w:rFonts w:ascii="Times New Roman" w:eastAsia="Arial" w:hAnsi="Times New Roman" w:cs="Times New Roman"/>
-          <w:sz w:val="28"/>
-          <w:szCs w:val="28"/>
-        </w:rPr>
-        <w:t>/</w:t>
-      </w:r>
-      <w:proofErr w:type="spellStart"/>
-      <w:r>
-        <w:rPr>
-          <w:rStyle w:val="HTML"/>
-          <w:rFonts w:ascii="Times New Roman" w:eastAsia="Arial" w:hAnsi="Times New Roman" w:cs="Times New Roman"/>
-          <w:sz w:val="28"/>
-          <w:szCs w:val="28"/>
-        </w:rPr>
-        <w:t>etc</w:t>
-      </w:r>
-      <w:proofErr w:type="spellEnd"/>
-      <w:r>
-        <w:rPr>
-          <w:rStyle w:val="HTML"/>
-          <w:rFonts w:ascii="Times New Roman" w:eastAsia="Arial" w:hAnsi="Times New Roman" w:cs="Times New Roman"/>
-          <w:sz w:val="28"/>
-          <w:szCs w:val="28"/>
-        </w:rPr>
-        <w:t>/</w:t>
-      </w:r>
-      <w:proofErr w:type="spellStart"/>
-      <w:r>
-        <w:rPr>
-          <w:rStyle w:val="HTML"/>
-          <w:rFonts w:ascii="Times New Roman" w:eastAsia="Arial" w:hAnsi="Times New Roman" w:cs="Times New Roman"/>
-          <w:sz w:val="28"/>
-          <w:szCs w:val="28"/>
-        </w:rPr>
-        <w:t>default</w:t>
-      </w:r>
-      <w:proofErr w:type="spellEnd"/>
-      <w:r>
-        <w:rPr>
-          <w:rStyle w:val="HTML"/>
-          <w:rFonts w:ascii="Times New Roman" w:eastAsia="Arial" w:hAnsi="Times New Roman" w:cs="Times New Roman"/>
-          <w:sz w:val="28"/>
-          <w:szCs w:val="28"/>
-        </w:rPr>
-        <w:t>/</w:t>
-      </w:r>
-      <w:proofErr w:type="spellStart"/>
-      <w:r>
-        <w:rPr>
-          <w:rStyle w:val="HTML"/>
-          <w:rFonts w:ascii="Times New Roman" w:eastAsia="Arial" w:hAnsi="Times New Roman" w:cs="Times New Roman"/>
-          <w:sz w:val="28"/>
-          <w:szCs w:val="28"/>
-        </w:rPr>
-        <w:t>useradd</w:t>
-      </w:r>
-      <w:proofErr w:type="spellEnd"/>
-      <w:r>
-        <w:rPr>
-          <w:rFonts w:ascii="Times New Roman" w:hAnsi="Times New Roman" w:cs="Times New Roman"/>
-          <w:sz w:val="28"/>
-          <w:szCs w:val="28"/>
-        </w:rPr>
-        <w:t xml:space="preserve"> конфликтуют, приоритет обычно имеют настройки из второго, но </w:t>
-      </w:r>
-      <w:proofErr w:type="spellStart"/>
-      <w:r>
-        <w:rPr>
-          <w:rStyle w:val="HTML"/>
-          <w:rFonts w:ascii="Times New Roman" w:eastAsia="Arial" w:hAnsi="Times New Roman" w:cs="Times New Roman"/>
-          <w:sz w:val="28"/>
-          <w:szCs w:val="28"/>
-        </w:rPr>
-        <w:t>login.defs</w:t>
-      </w:r>
-      <w:proofErr w:type="spellEnd"/>
-      <w:r>
-        <w:rPr>
-          <w:rFonts w:ascii="Times New Roman" w:hAnsi="Times New Roman" w:cs="Times New Roman"/>
-          <w:sz w:val="28"/>
-          <w:szCs w:val="28"/>
-        </w:rPr>
-        <w:t xml:space="preserve"> задает глобальные рамки, такие как диапазоны UID/GID, политику паролей и другие важные значения по умолчанию</w:t>
-      </w:r>
-      <w:r>
-        <w:rPr>
-          <w:rStyle w:val="HTML"/>
-          <w:rFonts w:ascii="Times New Roman" w:eastAsia="Arial" w:hAnsi="Times New Roman" w:cs="Times New Roman"/>
-          <w:bCs/>
-          <w:sz w:val="28"/>
-          <w:szCs w:val="28"/>
-        </w:rPr>
-        <w:t>.</w:t>
-      </w:r>
-      <w:r>
-        <w:rPr>
-          <w:rStyle w:val="HTML"/>
-          <w:rFonts w:ascii="Times New Roman" w:eastAsia="Arial" w:hAnsi="Times New Roman" w:cs="Times New Roman"/>
-          <w:b/>
-          <w:bCs/>
-          <w:sz w:val="28"/>
-          <w:szCs w:val="28"/>
-          <w:lang w:val="ru-RU"/>
-        </w:rPr>
-        <w:t xml:space="preserve"> </w:t>
-      </w:r>
-      <w:r>
-        <w:rPr>
-          <w:rFonts w:ascii="Times New Roman" w:hAnsi="Times New Roman" w:cs="Times New Roman"/>
-          <w:sz w:val="28"/>
-          <w:szCs w:val="28"/>
-        </w:rPr>
-        <w:t xml:space="preserve">Параметр, отвечающий за минимальный UID для новых обычных пользователей, называется </w:t>
-      </w:r>
-      <w:r>
-        <w:rPr>
-          <w:rStyle w:val="HTML"/>
-          <w:rFonts w:ascii="Times New Roman" w:eastAsia="Arial" w:hAnsi="Times New Roman" w:cs="Times New Roman"/>
-          <w:b/>
-          <w:bCs/>
-          <w:sz w:val="28"/>
-          <w:szCs w:val="28"/>
-        </w:rPr>
-        <w:t>UID_MIN</w:t>
-      </w:r>
-      <w:r>
-        <w:rPr>
-          <w:rStyle w:val="HTML"/>
-          <w:rFonts w:ascii="Times New Roman" w:eastAsia="Arial" w:hAnsi="Times New Roman" w:cs="Times New Roman"/>
-          <w:b/>
-          <w:bCs/>
-          <w:sz w:val="28"/>
-          <w:szCs w:val="28"/>
           <w:lang w:val="ru-RU"/>
         </w:rPr>
         <w:t xml:space="preserve"> </w:t>
@@ -4745,62 +3517,27 @@
           <w:sz w:val="28"/>
           <w:szCs w:val="28"/>
         </w:rPr>
-        <w:t>/</w:t>
-      </w:r>
-      <w:proofErr w:type="spellStart"/>
-      <w:r>
-        <w:rPr>
-          <w:rFonts w:ascii="Times New Roman" w:eastAsia="Times New Roman" w:hAnsi="Times New Roman" w:cs="Times New Roman"/>
-          <w:sz w:val="28"/>
-          <w:szCs w:val="28"/>
-        </w:rPr>
-        <w:t>etc</w:t>
-      </w:r>
-      <w:proofErr w:type="spellEnd"/>
-      <w:r>
-        <w:rPr>
-          <w:rFonts w:ascii="Times New Roman" w:eastAsia="Times New Roman" w:hAnsi="Times New Roman" w:cs="Times New Roman"/>
-          <w:sz w:val="28"/>
-          <w:szCs w:val="28"/>
-        </w:rPr>
-        <w:t>/</w:t>
-      </w:r>
-      <w:proofErr w:type="spellStart"/>
-      <w:r>
-        <w:rPr>
-          <w:rFonts w:ascii="Times New Roman" w:eastAsia="Times New Roman" w:hAnsi="Times New Roman" w:cs="Times New Roman"/>
-          <w:sz w:val="28"/>
-          <w:szCs w:val="28"/>
-        </w:rPr>
-        <w:t>shadow</w:t>
-      </w:r>
-      <w:proofErr w:type="spellEnd"/>
-      <w:r>
-        <w:rPr>
-          <w:rFonts w:ascii="Times New Roman" w:eastAsia="Times New Roman" w:hAnsi="Times New Roman" w:cs="Times New Roman"/>
-          <w:sz w:val="28"/>
-          <w:szCs w:val="28"/>
-        </w:rPr>
-        <w:t>.</w:t>
-      </w:r>
-    </w:p>
-    <w:p>
-      <w:pPr>
-        <w:jc w:val="both"/>
-        <w:rPr>
-          <w:rFonts w:ascii="Times New Roman" w:eastAsia="Times New Roman" w:hAnsi="Times New Roman" w:cs="Times New Roman"/>
-          <w:sz w:val="28"/>
-          <w:szCs w:val="28"/>
-        </w:rPr>
-      </w:pPr>
-      <w:r>
-        <w:rPr>
-          <w:rFonts w:ascii="Times New Roman" w:eastAsia="Times New Roman" w:hAnsi="Times New Roman" w:cs="Times New Roman"/>
+        <w:t>/etc/shadow.</w:t>
+      </w:r>
+    </w:p>
+    <w:p>
+      <w:pPr>
+        <w:jc w:val="both"/>
+        <w:rPr>
+          <w:rFonts w:ascii="Times New Roman" w:eastAsia="Times New Roman" w:hAnsi="Times New Roman" w:cs="Times New Roman"/>
+          <w:sz w:val="28"/>
+          <w:szCs w:val="28"/>
+        </w:rPr>
+      </w:pPr>
+      <w:r>
+        <w:rPr>
+          <w:rFonts w:ascii="Times New Roman" w:eastAsia="Times New Roman" w:hAnsi="Times New Roman" w:cs="Times New Roman"/>
+          <w:noProof/>
           <w:sz w:val="28"/>
           <w:szCs w:val="28"/>
         </w:rPr>
         <w:drawing>
-          <wp:inline distT="0" distB="0" distL="0" distR="0" wp14:anchorId="5A3572C8" wp14:editId="2EA6C708">
+          <wp:inline distT="0" distB="0" distL="0" distR="0" wp14:anchorId="3E69EEF6" wp14:editId="01012A37">
             <wp:extent cx="5153744" cy="190527"/>
             <wp:effectExtent l="0" t="0" r="0" b="0"/>
             <wp:docPr id="22" name="Рисунок 22"/>
@@ -4848,11 +3585,12 @@
       <w:r>
         <w:rPr>
           <w:rFonts w:ascii="Times New Roman" w:eastAsia="Times New Roman" w:hAnsi="Times New Roman" w:cs="Times New Roman"/>
+          <w:noProof/>
           <w:sz w:val="28"/>
           <w:szCs w:val="28"/>
         </w:rPr>
         <w:drawing>
-          <wp:inline distT="0" distB="0" distL="0" distR="0" wp14:anchorId="0CD26E51" wp14:editId="08E19C55">
+          <wp:inline distT="0" distB="0" distL="0" distR="0" wp14:anchorId="24BD211A" wp14:editId="06ABA0DE">
             <wp:extent cx="5001323" cy="314369"/>
             <wp:effectExtent l="0" t="0" r="0" b="9525"/>
             <wp:docPr id="23" name="Рисунок 23"/>
@@ -4900,11 +3638,12 @@
       <w:r>
         <w:rPr>
           <w:rFonts w:ascii="Times New Roman" w:eastAsia="Times New Roman" w:hAnsi="Times New Roman" w:cs="Times New Roman"/>
+          <w:noProof/>
           <w:sz w:val="28"/>
           <w:szCs w:val="28"/>
         </w:rPr>
         <w:drawing>
-          <wp:inline distT="0" distB="0" distL="0" distR="0" wp14:anchorId="7657A190" wp14:editId="75D139ED">
+          <wp:inline distT="0" distB="0" distL="0" distR="0" wp14:anchorId="01470908" wp14:editId="1D321F5C">
             <wp:extent cx="5478145" cy="261620"/>
             <wp:effectExtent l="0" t="0" r="8255" b="5080"/>
             <wp:docPr id="24" name="Рисунок 24"/>
@@ -4964,9 +3703,16 @@
           <w:sz w:val="28"/>
           <w:szCs w:val="28"/>
         </w:rPr>
-        <w:t>/</w:t>
-      </w:r>
-      <w:proofErr w:type="spellStart"/>
+        <w:t>/etc/shadow</w:t>
+      </w:r>
+      <w:r>
+        <w:rPr>
+          <w:rFonts w:ascii="Times New Roman" w:hAnsi="Times New Roman" w:cs="Times New Roman"/>
+          <w:sz w:val="28"/>
+          <w:szCs w:val="28"/>
+        </w:rPr>
+        <w:t xml:space="preserve"> появляется строка, соответствующая пользователю </w:t>
+      </w:r>
       <w:r>
         <w:rPr>
           <w:rStyle w:val="HTML"/>
@@ -4974,52 +3720,14 @@
           <w:sz w:val="28"/>
           <w:szCs w:val="28"/>
         </w:rPr>
-        <w:t>etc</w:t>
-      </w:r>
-      <w:proofErr w:type="spellEnd"/>
-      <w:r>
-        <w:rPr>
-          <w:rStyle w:val="HTML"/>
-          <w:rFonts w:ascii="Times New Roman" w:eastAsia="Arial" w:hAnsi="Times New Roman" w:cs="Times New Roman"/>
-          <w:sz w:val="28"/>
-          <w:szCs w:val="28"/>
-        </w:rPr>
-        <w:t>/</w:t>
-      </w:r>
-      <w:proofErr w:type="spellStart"/>
-      <w:r>
-        <w:rPr>
-          <w:rStyle w:val="HTML"/>
-          <w:rFonts w:ascii="Times New Roman" w:eastAsia="Arial" w:hAnsi="Times New Roman" w:cs="Times New Roman"/>
-          <w:sz w:val="28"/>
-          <w:szCs w:val="28"/>
-        </w:rPr>
-        <w:t>shadow</w:t>
-      </w:r>
-      <w:proofErr w:type="spellEnd"/>
+        <w:t>test4</w:t>
+      </w:r>
       <w:r>
         <w:rPr>
           <w:rFonts w:ascii="Times New Roman" w:hAnsi="Times New Roman" w:cs="Times New Roman"/>
           <w:sz w:val="28"/>
           <w:szCs w:val="28"/>
         </w:rPr>
-        <w:t xml:space="preserve"> появляется строка, соответствующая пользователю </w:t>
-      </w:r>
-      <w:r>
-        <w:rPr>
-          <w:rStyle w:val="HTML"/>
-          <w:rFonts w:ascii="Times New Roman" w:eastAsia="Arial" w:hAnsi="Times New Roman" w:cs="Times New Roman"/>
-          <w:sz w:val="28"/>
-          <w:szCs w:val="28"/>
-        </w:rPr>
-        <w:t>test4</w:t>
-      </w:r>
-      <w:r>
-        <w:rPr>
-          <w:rFonts w:ascii="Times New Roman" w:hAnsi="Times New Roman" w:cs="Times New Roman"/>
-          <w:sz w:val="28"/>
-          <w:szCs w:val="28"/>
-        </w:rPr>
         <w:t>. Она имеет следующий формат (поля разделены двоеточиями):</w:t>
       </w:r>
     </w:p>
@@ -5040,27 +3748,7 @@
           <w:sz w:val="28"/>
           <w:szCs w:val="28"/>
         </w:rPr>
-        <w:t>test</w:t>
-      </w:r>
-      <w:proofErr w:type="gramStart"/>
-      <w:r>
-        <w:rPr>
-          <w:rFonts w:ascii="Times New Roman" w:eastAsia="Times New Roman" w:hAnsi="Times New Roman" w:cs="Times New Roman"/>
-          <w:i/>
-          <w:sz w:val="28"/>
-          <w:szCs w:val="28"/>
-        </w:rPr>
-        <w:t>4:$</w:t>
-      </w:r>
-      <w:proofErr w:type="gramEnd"/>
-      <w:r>
-        <w:rPr>
-          <w:rFonts w:ascii="Times New Roman" w:eastAsia="Times New Roman" w:hAnsi="Times New Roman" w:cs="Times New Roman"/>
-          <w:i/>
-          <w:sz w:val="28"/>
-          <w:szCs w:val="28"/>
-        </w:rPr>
-        <w:t>6$salt$hash:19234:0:99999:7:::</w:t>
+        <w:t>test4:$6$salt$hash:19234:0:99999:7:::</w:t>
       </w:r>
     </w:p>
     <w:p>
@@ -5096,62 +3784,27 @@
           <w:sz w:val="28"/>
           <w:szCs w:val="28"/>
         </w:rPr>
-        <w:t>текущего года. Проверьте, что изменилось в /</w:t>
-      </w:r>
-      <w:proofErr w:type="spellStart"/>
-      <w:r>
-        <w:rPr>
-          <w:rFonts w:ascii="Times New Roman" w:eastAsia="Times New Roman" w:hAnsi="Times New Roman" w:cs="Times New Roman"/>
-          <w:sz w:val="28"/>
-          <w:szCs w:val="28"/>
-        </w:rPr>
-        <w:t>etc</w:t>
-      </w:r>
-      <w:proofErr w:type="spellEnd"/>
-      <w:r>
-        <w:rPr>
-          <w:rFonts w:ascii="Times New Roman" w:eastAsia="Times New Roman" w:hAnsi="Times New Roman" w:cs="Times New Roman"/>
-          <w:sz w:val="28"/>
-          <w:szCs w:val="28"/>
-        </w:rPr>
-        <w:t>/</w:t>
-      </w:r>
-      <w:proofErr w:type="spellStart"/>
-      <w:r>
-        <w:rPr>
-          <w:rFonts w:ascii="Times New Roman" w:eastAsia="Times New Roman" w:hAnsi="Times New Roman" w:cs="Times New Roman"/>
-          <w:sz w:val="28"/>
-          <w:szCs w:val="28"/>
-        </w:rPr>
-        <w:t>shadow</w:t>
-      </w:r>
-      <w:proofErr w:type="spellEnd"/>
-      <w:r>
-        <w:rPr>
-          <w:rFonts w:ascii="Times New Roman" w:eastAsia="Times New Roman" w:hAnsi="Times New Roman" w:cs="Times New Roman"/>
-          <w:sz w:val="28"/>
-          <w:szCs w:val="28"/>
-        </w:rPr>
-        <w:t>.</w:t>
-      </w:r>
-    </w:p>
-    <w:p>
-      <w:pPr>
-        <w:jc w:val="both"/>
-        <w:rPr>
-          <w:rFonts w:ascii="Times New Roman" w:eastAsia="Times New Roman" w:hAnsi="Times New Roman" w:cs="Times New Roman"/>
-          <w:sz w:val="28"/>
-          <w:szCs w:val="28"/>
-        </w:rPr>
-      </w:pPr>
-      <w:r>
-        <w:rPr>
-          <w:rFonts w:ascii="Times New Roman" w:eastAsia="Times New Roman" w:hAnsi="Times New Roman" w:cs="Times New Roman"/>
+        <w:t>текущего года. Проверьте, что изменилось в /etc/shadow.</w:t>
+      </w:r>
+    </w:p>
+    <w:p>
+      <w:pPr>
+        <w:jc w:val="both"/>
+        <w:rPr>
+          <w:rFonts w:ascii="Times New Roman" w:eastAsia="Times New Roman" w:hAnsi="Times New Roman" w:cs="Times New Roman"/>
+          <w:sz w:val="28"/>
+          <w:szCs w:val="28"/>
+        </w:rPr>
+      </w:pPr>
+      <w:r>
+        <w:rPr>
+          <w:rFonts w:ascii="Times New Roman" w:eastAsia="Times New Roman" w:hAnsi="Times New Roman" w:cs="Times New Roman"/>
+          <w:noProof/>
           <w:sz w:val="28"/>
           <w:szCs w:val="28"/>
         </w:rPr>
         <w:drawing>
-          <wp:inline distT="0" distB="0" distL="0" distR="0" wp14:anchorId="304D6790" wp14:editId="27D8FFED">
+          <wp:inline distT="0" distB="0" distL="0" distR="0" wp14:anchorId="26E9C509" wp14:editId="71389EDE">
             <wp:extent cx="5478145" cy="805815"/>
             <wp:effectExtent l="0" t="0" r="8255" b="0"/>
             <wp:docPr id="25" name="Рисунок 25"/>
@@ -5219,97 +3872,25 @@
           <w:sz w:val="28"/>
           <w:szCs w:val="28"/>
         </w:rPr>
-        <w:t xml:space="preserve"> изменится восьмое поле записи test4 в /</w:t>
-      </w:r>
-      <w:proofErr w:type="spellStart"/>
-      <w:r>
-        <w:rPr>
-          <w:rFonts w:ascii="Times New Roman" w:eastAsia="Times New Roman" w:hAnsi="Times New Roman" w:cs="Times New Roman"/>
-          <w:sz w:val="28"/>
-          <w:szCs w:val="28"/>
-        </w:rPr>
-        <w:t>etc</w:t>
-      </w:r>
-      <w:proofErr w:type="spellEnd"/>
-      <w:r>
-        <w:rPr>
-          <w:rFonts w:ascii="Times New Roman" w:eastAsia="Times New Roman" w:hAnsi="Times New Roman" w:cs="Times New Roman"/>
-          <w:sz w:val="28"/>
-          <w:szCs w:val="28"/>
-        </w:rPr>
-        <w:t>/</w:t>
-      </w:r>
-      <w:proofErr w:type="spellStart"/>
-      <w:r>
-        <w:rPr>
-          <w:rFonts w:ascii="Times New Roman" w:eastAsia="Times New Roman" w:hAnsi="Times New Roman" w:cs="Times New Roman"/>
-          <w:sz w:val="28"/>
-          <w:szCs w:val="28"/>
-        </w:rPr>
-        <w:t>shadow</w:t>
-      </w:r>
-      <w:proofErr w:type="spellEnd"/>
-      <w:r>
-        <w:rPr>
-          <w:rFonts w:ascii="Times New Roman" w:eastAsia="Times New Roman" w:hAnsi="Times New Roman" w:cs="Times New Roman"/>
-          <w:sz w:val="28"/>
-          <w:szCs w:val="28"/>
-        </w:rPr>
-        <w:t>. Ранее оно было пустым, теперь в нём появится число – количество дней от 1970-01-01 до указанной даты.</w:t>
-      </w:r>
-    </w:p>
-    <w:p>
-      <w:pPr>
-        <w:jc w:val="both"/>
-        <w:rPr>
-          <w:rFonts w:ascii="Times New Roman" w:eastAsia="Times New Roman" w:hAnsi="Times New Roman" w:cs="Times New Roman"/>
-          <w:sz w:val="28"/>
-          <w:szCs w:val="28"/>
-        </w:rPr>
-      </w:pPr>
-      <w:r>
-        <w:rPr>
-          <w:rFonts w:ascii="Times New Roman" w:eastAsia="Times New Roman" w:hAnsi="Times New Roman" w:cs="Times New Roman"/>
-          <w:sz w:val="28"/>
-          <w:szCs w:val="28"/>
-        </w:rPr>
-        <w:t>10. Удалите пароль пользователя и проверьте изменения в /</w:t>
-      </w:r>
-      <w:proofErr w:type="spellStart"/>
-      <w:r>
-        <w:rPr>
-          <w:rFonts w:ascii="Times New Roman" w:eastAsia="Times New Roman" w:hAnsi="Times New Roman" w:cs="Times New Roman"/>
-          <w:sz w:val="28"/>
-          <w:szCs w:val="28"/>
-        </w:rPr>
-        <w:t>etc</w:t>
-      </w:r>
-      <w:proofErr w:type="spellEnd"/>
-      <w:r>
-        <w:rPr>
-          <w:rFonts w:ascii="Times New Roman" w:eastAsia="Times New Roman" w:hAnsi="Times New Roman" w:cs="Times New Roman"/>
-          <w:sz w:val="28"/>
-          <w:szCs w:val="28"/>
-        </w:rPr>
-        <w:t>/</w:t>
-      </w:r>
-      <w:proofErr w:type="spellStart"/>
-      <w:r>
-        <w:rPr>
-          <w:rFonts w:ascii="Times New Roman" w:eastAsia="Times New Roman" w:hAnsi="Times New Roman" w:cs="Times New Roman"/>
-          <w:sz w:val="28"/>
-          <w:szCs w:val="28"/>
-        </w:rPr>
-        <w:t>shadow</w:t>
-      </w:r>
-      <w:proofErr w:type="spellEnd"/>
-      <w:r>
-        <w:rPr>
-          <w:rFonts w:ascii="Times New Roman" w:eastAsia="Times New Roman" w:hAnsi="Times New Roman" w:cs="Times New Roman"/>
-          <w:sz w:val="28"/>
-          <w:szCs w:val="28"/>
-        </w:rPr>
-        <w:t>.</w:t>
+        <w:t xml:space="preserve"> изменится восьмое поле записи test4 в /etc/shadow. Ранее оно было пустым, теперь в нём появится число – количество дней от 1970-01-01 до указанной даты.</w:t>
+      </w:r>
+    </w:p>
+    <w:p>
+      <w:pPr>
+        <w:jc w:val="both"/>
+        <w:rPr>
+          <w:rFonts w:ascii="Times New Roman" w:eastAsia="Times New Roman" w:hAnsi="Times New Roman" w:cs="Times New Roman"/>
+          <w:sz w:val="28"/>
+          <w:szCs w:val="28"/>
+        </w:rPr>
+      </w:pPr>
+      <w:r>
+        <w:rPr>
+          <w:rFonts w:ascii="Times New Roman" w:eastAsia="Times New Roman" w:hAnsi="Times New Roman" w:cs="Times New Roman"/>
+          <w:sz w:val="28"/>
+          <w:szCs w:val="28"/>
+        </w:rPr>
+        <w:t>10. Удалите пароль пользователя и проверьте изменения в /etc/shadow.</w:t>
       </w:r>
     </w:p>
     <w:p>
@@ -5345,44 +3926,27 @@
           <w:sz w:val="28"/>
           <w:szCs w:val="28"/>
         </w:rPr>
-        <w:t xml:space="preserve">12. Создайте группу пользователей </w:t>
-      </w:r>
-      <w:proofErr w:type="spellStart"/>
-      <w:r>
-        <w:rPr>
-          <w:rFonts w:ascii="Times New Roman" w:eastAsia="Times New Roman" w:hAnsi="Times New Roman" w:cs="Times New Roman"/>
-          <w:sz w:val="28"/>
-          <w:szCs w:val="28"/>
-        </w:rPr>
-        <w:t>xusers</w:t>
-      </w:r>
-      <w:proofErr w:type="spellEnd"/>
-      <w:r>
-        <w:rPr>
-          <w:rFonts w:ascii="Times New Roman" w:eastAsia="Times New Roman" w:hAnsi="Times New Roman" w:cs="Times New Roman"/>
-          <w:sz w:val="28"/>
-          <w:szCs w:val="28"/>
-        </w:rPr>
-        <w:t xml:space="preserve"> с GID, равным 1010.</w:t>
-      </w:r>
-    </w:p>
-    <w:p>
-      <w:pPr>
-        <w:jc w:val="both"/>
-        <w:rPr>
-          <w:rFonts w:ascii="Times New Roman" w:eastAsia="Times New Roman" w:hAnsi="Times New Roman" w:cs="Times New Roman"/>
-          <w:sz w:val="28"/>
-          <w:szCs w:val="28"/>
-        </w:rPr>
-      </w:pPr>
-      <w:r>
-        <w:rPr>
-          <w:rFonts w:ascii="Times New Roman" w:eastAsia="Times New Roman" w:hAnsi="Times New Roman" w:cs="Times New Roman"/>
+        <w:t>12. Создайте группу пользователей xusers с GID, равным 1010.</w:t>
+      </w:r>
+    </w:p>
+    <w:p>
+      <w:pPr>
+        <w:jc w:val="both"/>
+        <w:rPr>
+          <w:rFonts w:ascii="Times New Roman" w:eastAsia="Times New Roman" w:hAnsi="Times New Roman" w:cs="Times New Roman"/>
+          <w:sz w:val="28"/>
+          <w:szCs w:val="28"/>
+        </w:rPr>
+      </w:pPr>
+      <w:r>
+        <w:rPr>
+          <w:rFonts w:ascii="Times New Roman" w:eastAsia="Times New Roman" w:hAnsi="Times New Roman" w:cs="Times New Roman"/>
+          <w:noProof/>
           <w:sz w:val="28"/>
           <w:szCs w:val="28"/>
         </w:rPr>
         <w:drawing>
-          <wp:inline distT="0" distB="0" distL="0" distR="0" wp14:anchorId="2A691363" wp14:editId="1C197709">
+          <wp:inline distT="0" distB="0" distL="0" distR="0" wp14:anchorId="2433981F" wp14:editId="6A5F9F45">
             <wp:extent cx="5478145" cy="168275"/>
             <wp:effectExtent l="0" t="0" r="8255" b="3175"/>
             <wp:docPr id="26" name="Рисунок 26"/>
@@ -5433,44 +3997,27 @@
           <w:sz w:val="28"/>
           <w:szCs w:val="28"/>
         </w:rPr>
-        <w:t xml:space="preserve">13. Зарегистрируйте себя в качестве участника группы </w:t>
-      </w:r>
-      <w:proofErr w:type="spellStart"/>
-      <w:r>
-        <w:rPr>
-          <w:rFonts w:ascii="Times New Roman" w:eastAsia="Times New Roman" w:hAnsi="Times New Roman" w:cs="Times New Roman"/>
-          <w:sz w:val="28"/>
-          <w:szCs w:val="28"/>
-        </w:rPr>
-        <w:t>xusers</w:t>
-      </w:r>
-      <w:proofErr w:type="spellEnd"/>
-      <w:r>
-        <w:rPr>
-          <w:rFonts w:ascii="Times New Roman" w:eastAsia="Times New Roman" w:hAnsi="Times New Roman" w:cs="Times New Roman"/>
-          <w:sz w:val="28"/>
-          <w:szCs w:val="28"/>
-        </w:rPr>
-        <w:t>.</w:t>
-      </w:r>
-    </w:p>
-    <w:p>
-      <w:pPr>
-        <w:jc w:val="both"/>
-        <w:rPr>
-          <w:rFonts w:ascii="Times New Roman" w:eastAsia="Times New Roman" w:hAnsi="Times New Roman" w:cs="Times New Roman"/>
-          <w:sz w:val="28"/>
-          <w:szCs w:val="28"/>
-        </w:rPr>
-      </w:pPr>
-      <w:r>
-        <w:rPr>
-          <w:rFonts w:ascii="Times New Roman" w:eastAsia="Times New Roman" w:hAnsi="Times New Roman" w:cs="Times New Roman"/>
+        <w:t>13. Зарегистрируйте себя в качестве участника группы xusers.</w:t>
+      </w:r>
+    </w:p>
+    <w:p>
+      <w:pPr>
+        <w:jc w:val="both"/>
+        <w:rPr>
+          <w:rFonts w:ascii="Times New Roman" w:eastAsia="Times New Roman" w:hAnsi="Times New Roman" w:cs="Times New Roman"/>
+          <w:sz w:val="28"/>
+          <w:szCs w:val="28"/>
+        </w:rPr>
+      </w:pPr>
+      <w:r>
+        <w:rPr>
+          <w:rFonts w:ascii="Times New Roman" w:eastAsia="Times New Roman" w:hAnsi="Times New Roman" w:cs="Times New Roman"/>
+          <w:noProof/>
           <w:sz w:val="28"/>
           <w:szCs w:val="28"/>
         </w:rPr>
         <w:drawing>
-          <wp:inline distT="0" distB="0" distL="0" distR="0" wp14:anchorId="73409A6C" wp14:editId="13AEA57C">
+          <wp:inline distT="0" distB="0" distL="0" distR="0" wp14:anchorId="716E1B3D" wp14:editId="2817F90F">
             <wp:extent cx="5478145" cy="187325"/>
             <wp:effectExtent l="0" t="0" r="8255" b="3175"/>
             <wp:docPr id="27" name="Рисунок 27"/>
@@ -5521,25 +4068,7 @@
           <w:sz w:val="28"/>
           <w:szCs w:val="28"/>
         </w:rPr>
-        <w:t xml:space="preserve">14. Как изменить имена и GID групп? Измените имя группы на </w:t>
-      </w:r>
-      <w:proofErr w:type="spellStart"/>
-      <w:r>
-        <w:rPr>
-          <w:rFonts w:ascii="Times New Roman" w:eastAsia="Times New Roman" w:hAnsi="Times New Roman" w:cs="Times New Roman"/>
-          <w:sz w:val="28"/>
-          <w:szCs w:val="28"/>
-        </w:rPr>
-        <w:t>yusers</w:t>
-      </w:r>
-      <w:proofErr w:type="spellEnd"/>
-      <w:r>
-        <w:rPr>
-          <w:rFonts w:ascii="Times New Roman" w:eastAsia="Times New Roman" w:hAnsi="Times New Roman" w:cs="Times New Roman"/>
-          <w:sz w:val="28"/>
-          <w:szCs w:val="28"/>
-        </w:rPr>
-        <w:t>.</w:t>
+        <w:t>14. Как изменить имена и GID групп? Измените имя группы на yusers.</w:t>
       </w:r>
     </w:p>
     <w:p>
@@ -5563,7 +4092,6 @@
         </w:rPr>
         <w:t xml:space="preserve">Для изменения параметров существующей группы используется команда </w:t>
       </w:r>
-      <w:proofErr w:type="spellStart"/>
       <w:r>
         <w:rPr>
           <w:rStyle w:val="HTML"/>
@@ -5575,7 +4103,6 @@
         </w:rPr>
         <w:t>groupmod</w:t>
       </w:r>
-      <w:proofErr w:type="spellEnd"/>
       <w:r>
         <w:rPr>
           <w:rStyle w:val="HTML"/>
@@ -5599,7 +4126,6 @@
           <w:lang w:val="ru-RU"/>
         </w:rPr>
       </w:pPr>
-      <w:proofErr w:type="spellStart"/>
       <w:r>
         <w:rPr>
           <w:rFonts w:ascii="Times New Roman" w:eastAsia="Times New Roman" w:hAnsi="Times New Roman" w:cs="Times New Roman"/>
@@ -5608,237 +4134,116 @@
           <w:szCs w:val="28"/>
           <w:lang w:val="ru-RU"/>
         </w:rPr>
-        <w:t>sudo</w:t>
-      </w:r>
-      <w:proofErr w:type="spellEnd"/>
-      <w:r>
-        <w:rPr>
-          <w:rFonts w:ascii="Times New Roman" w:eastAsia="Times New Roman" w:hAnsi="Times New Roman" w:cs="Times New Roman"/>
-          <w:i/>
+        <w:t>sudo groupmod -n новое_имя старое_имя</w:t>
+      </w:r>
+    </w:p>
+    <w:p>
+      <w:pPr>
+        <w:jc w:val="both"/>
+        <w:rPr>
+          <w:rFonts w:ascii="Times New Roman" w:eastAsia="Times New Roman" w:hAnsi="Times New Roman" w:cs="Times New Roman"/>
+          <w:sz w:val="28"/>
+          <w:szCs w:val="28"/>
+        </w:rPr>
+      </w:pPr>
+      <w:r>
+        <w:rPr>
+          <w:rFonts w:ascii="Times New Roman" w:eastAsia="Times New Roman" w:hAnsi="Times New Roman" w:cs="Times New Roman"/>
+          <w:sz w:val="28"/>
+          <w:szCs w:val="28"/>
+        </w:rPr>
+        <w:t>15. Сделайте так, чтобы при запуске оболочки из командной строки</w:t>
+      </w:r>
+      <w:r>
+        <w:rPr>
+          <w:rFonts w:ascii="Times New Roman" w:eastAsia="Times New Roman" w:hAnsi="Times New Roman" w:cs="Times New Roman"/>
           <w:sz w:val="28"/>
           <w:szCs w:val="28"/>
           <w:lang w:val="ru-RU"/>
         </w:rPr>
         <w:t xml:space="preserve"> </w:t>
       </w:r>
-      <w:proofErr w:type="spellStart"/>
-      <w:r>
-        <w:rPr>
-          <w:rFonts w:ascii="Times New Roman" w:eastAsia="Times New Roman" w:hAnsi="Times New Roman" w:cs="Times New Roman"/>
-          <w:i/>
-          <w:sz w:val="28"/>
-          <w:szCs w:val="28"/>
-          <w:lang w:val="ru-RU"/>
-        </w:rPr>
-        <w:t>groupmod</w:t>
-      </w:r>
-      <w:proofErr w:type="spellEnd"/>
-      <w:r>
-        <w:rPr>
-          <w:rFonts w:ascii="Times New Roman" w:eastAsia="Times New Roman" w:hAnsi="Times New Roman" w:cs="Times New Roman"/>
-          <w:i/>
-          <w:sz w:val="28"/>
-          <w:szCs w:val="28"/>
-          <w:lang w:val="ru-RU"/>
-        </w:rPr>
-        <w:t xml:space="preserve"> -n </w:t>
-      </w:r>
-      <w:proofErr w:type="spellStart"/>
-      <w:r>
-        <w:rPr>
-          <w:rFonts w:ascii="Times New Roman" w:eastAsia="Times New Roman" w:hAnsi="Times New Roman" w:cs="Times New Roman"/>
-          <w:i/>
-          <w:sz w:val="28"/>
-          <w:szCs w:val="28"/>
-          <w:lang w:val="ru-RU"/>
-        </w:rPr>
-        <w:t>новое_имя</w:t>
-      </w:r>
-      <w:proofErr w:type="spellEnd"/>
-      <w:r>
-        <w:rPr>
-          <w:rFonts w:ascii="Times New Roman" w:eastAsia="Times New Roman" w:hAnsi="Times New Roman" w:cs="Times New Roman"/>
-          <w:i/>
+      <w:r>
+        <w:rPr>
+          <w:rFonts w:ascii="Times New Roman" w:eastAsia="Times New Roman" w:hAnsi="Times New Roman" w:cs="Times New Roman"/>
+          <w:sz w:val="28"/>
+          <w:szCs w:val="28"/>
+        </w:rPr>
+        <w:t>выдавалось приветствие с выводом имени пользователя.</w:t>
+      </w:r>
+    </w:p>
+    <w:p>
+      <w:pPr>
+        <w:jc w:val="both"/>
+        <w:rPr>
+          <w:rFonts w:ascii="Times New Roman" w:eastAsia="Times New Roman" w:hAnsi="Times New Roman" w:cs="Times New Roman"/>
+          <w:b/>
+          <w:sz w:val="28"/>
+          <w:szCs w:val="28"/>
+        </w:rPr>
+      </w:pPr>
+      <w:r>
+        <w:rPr>
+          <w:rFonts w:ascii="Times New Roman" w:eastAsia="Times New Roman" w:hAnsi="Times New Roman" w:cs="Times New Roman"/>
+          <w:b/>
+          <w:sz w:val="28"/>
+          <w:szCs w:val="28"/>
+        </w:rPr>
+        <w:t>2.9 Управление доступом пользователя с помощью библиотеки</w:t>
+      </w:r>
+    </w:p>
+    <w:p>
+      <w:pPr>
+        <w:jc w:val="both"/>
+        <w:rPr>
+          <w:rFonts w:ascii="Times New Roman" w:eastAsia="Times New Roman" w:hAnsi="Times New Roman" w:cs="Times New Roman"/>
+          <w:sz w:val="28"/>
+          <w:szCs w:val="28"/>
+        </w:rPr>
+      </w:pPr>
+      <w:r>
+        <w:rPr>
+          <w:rFonts w:ascii="Times New Roman" w:eastAsia="Times New Roman" w:hAnsi="Times New Roman" w:cs="Times New Roman"/>
+          <w:b/>
+          <w:sz w:val="28"/>
+          <w:szCs w:val="28"/>
+        </w:rPr>
+        <w:t>PAM</w:t>
+      </w:r>
+    </w:p>
+    <w:p>
+      <w:pPr>
+        <w:jc w:val="both"/>
+        <w:rPr>
+          <w:rFonts w:ascii="Times New Roman" w:eastAsia="Times New Roman" w:hAnsi="Times New Roman" w:cs="Times New Roman"/>
+          <w:sz w:val="28"/>
+          <w:szCs w:val="28"/>
+        </w:rPr>
+      </w:pPr>
+      <w:r>
+        <w:rPr>
+          <w:rFonts w:ascii="Times New Roman" w:eastAsia="Times New Roman" w:hAnsi="Times New Roman" w:cs="Times New Roman"/>
+          <w:sz w:val="28"/>
+          <w:szCs w:val="28"/>
+        </w:rPr>
+        <w:t>3. Запретите авторизацию локально (процесс login) и по ssh от имени</w:t>
+      </w:r>
+      <w:r>
+        <w:rPr>
+          <w:rFonts w:ascii="Times New Roman" w:eastAsia="Times New Roman" w:hAnsi="Times New Roman" w:cs="Times New Roman"/>
           <w:sz w:val="28"/>
           <w:szCs w:val="28"/>
           <w:lang w:val="ru-RU"/>
         </w:rPr>
         <w:t xml:space="preserve"> </w:t>
       </w:r>
-      <w:proofErr w:type="spellStart"/>
-      <w:r>
-        <w:rPr>
-          <w:rFonts w:ascii="Times New Roman" w:eastAsia="Times New Roman" w:hAnsi="Times New Roman" w:cs="Times New Roman"/>
-          <w:i/>
-          <w:sz w:val="28"/>
-          <w:szCs w:val="28"/>
-          <w:lang w:val="ru-RU"/>
-        </w:rPr>
-        <w:t>старое_имя</w:t>
-      </w:r>
-      <w:proofErr w:type="spellEnd"/>
-    </w:p>
-    <w:p>
-      <w:pPr>
-        <w:jc w:val="both"/>
-        <w:rPr>
-          <w:rFonts w:ascii="Times New Roman" w:eastAsia="Times New Roman" w:hAnsi="Times New Roman" w:cs="Times New Roman"/>
-          <w:sz w:val="28"/>
-          <w:szCs w:val="28"/>
-        </w:rPr>
-      </w:pPr>
-      <w:r>
-        <w:rPr>
-          <w:rFonts w:ascii="Times New Roman" w:eastAsia="Times New Roman" w:hAnsi="Times New Roman" w:cs="Times New Roman"/>
-          <w:sz w:val="28"/>
-          <w:szCs w:val="28"/>
-        </w:rPr>
-        <w:t>15. Сделайте так, чтобы при запуске оболочки из командной строки</w:t>
-      </w:r>
-      <w:r>
-        <w:rPr>
-          <w:rFonts w:ascii="Times New Roman" w:eastAsia="Times New Roman" w:hAnsi="Times New Roman" w:cs="Times New Roman"/>
-          <w:sz w:val="28"/>
-          <w:szCs w:val="28"/>
-          <w:lang w:val="ru-RU"/>
-        </w:rPr>
-        <w:t xml:space="preserve"> </w:t>
-      </w:r>
-      <w:r>
-        <w:rPr>
-          <w:rFonts w:ascii="Times New Roman" w:eastAsia="Times New Roman" w:hAnsi="Times New Roman" w:cs="Times New Roman"/>
-          <w:sz w:val="28"/>
-          <w:szCs w:val="28"/>
-        </w:rPr>
-        <w:t>выдавалось приветствие с выводом имени пользователя.</w:t>
-      </w:r>
-    </w:p>
-    <w:p>
-      <w:pPr>
-        <w:jc w:val="both"/>
-        <w:rPr>
-          <w:rFonts w:ascii="Times New Roman" w:eastAsia="Times New Roman" w:hAnsi="Times New Roman" w:cs="Times New Roman"/>
-          <w:b/>
-          <w:sz w:val="28"/>
-          <w:szCs w:val="28"/>
-        </w:rPr>
-      </w:pPr>
-      <w:r>
-        <w:rPr>
-          <w:rFonts w:ascii="Times New Roman" w:eastAsia="Times New Roman" w:hAnsi="Times New Roman" w:cs="Times New Roman"/>
-          <w:b/>
-          <w:sz w:val="28"/>
-          <w:szCs w:val="28"/>
-        </w:rPr>
-        <w:t>2.9 Управление доступом пользователя с помощью библиотеки</w:t>
-      </w:r>
-    </w:p>
-    <w:p>
-      <w:pPr>
-        <w:jc w:val="both"/>
-        <w:rPr>
-          <w:rFonts w:ascii="Times New Roman" w:eastAsia="Times New Roman" w:hAnsi="Times New Roman" w:cs="Times New Roman"/>
-          <w:sz w:val="28"/>
-          <w:szCs w:val="28"/>
-        </w:rPr>
-      </w:pPr>
-      <w:r>
-        <w:rPr>
-          <w:rFonts w:ascii="Times New Roman" w:eastAsia="Times New Roman" w:hAnsi="Times New Roman" w:cs="Times New Roman"/>
-          <w:b/>
-          <w:sz w:val="28"/>
-          <w:szCs w:val="28"/>
-        </w:rPr>
-        <w:t>PAM</w:t>
-      </w:r>
-    </w:p>
-    <w:p>
-      <w:pPr>
-        <w:jc w:val="both"/>
-        <w:rPr>
-          <w:rFonts w:ascii="Times New Roman" w:eastAsia="Times New Roman" w:hAnsi="Times New Roman" w:cs="Times New Roman"/>
-          <w:sz w:val="28"/>
-          <w:szCs w:val="28"/>
-        </w:rPr>
-      </w:pPr>
-      <w:r>
-        <w:rPr>
-          <w:rFonts w:ascii="Times New Roman" w:eastAsia="Times New Roman" w:hAnsi="Times New Roman" w:cs="Times New Roman"/>
-          <w:sz w:val="28"/>
-          <w:szCs w:val="28"/>
-        </w:rPr>
-        <w:t>1. Изучите статью https://losst.ru/nastrojka-pam-v-linux.</w:t>
-      </w:r>
-    </w:p>
-    <w:p>
-      <w:pPr>
-        <w:jc w:val="both"/>
-        <w:rPr>
-          <w:rFonts w:ascii="Times New Roman" w:eastAsia="Times New Roman" w:hAnsi="Times New Roman" w:cs="Times New Roman"/>
-          <w:sz w:val="28"/>
-          <w:szCs w:val="28"/>
-        </w:rPr>
-      </w:pPr>
-      <w:r>
-        <w:rPr>
-          <w:rFonts w:ascii="Times New Roman" w:eastAsia="Times New Roman" w:hAnsi="Times New Roman" w:cs="Times New Roman"/>
-          <w:sz w:val="28"/>
-          <w:szCs w:val="28"/>
-        </w:rPr>
-        <w:t xml:space="preserve">2. Изучите параграф 16.4 из книги Матвеев М.Д. </w:t>
-      </w:r>
-      <w:proofErr w:type="spellStart"/>
-      <w:r>
-        <w:rPr>
-          <w:rFonts w:ascii="Times New Roman" w:eastAsia="Times New Roman" w:hAnsi="Times New Roman" w:cs="Times New Roman"/>
-          <w:sz w:val="28"/>
-          <w:szCs w:val="28"/>
-        </w:rPr>
-        <w:t>Astra</w:t>
-      </w:r>
-      <w:proofErr w:type="spellEnd"/>
-      <w:r>
-        <w:rPr>
-          <w:rFonts w:ascii="Times New Roman" w:eastAsia="Times New Roman" w:hAnsi="Times New Roman" w:cs="Times New Roman"/>
-          <w:sz w:val="28"/>
-          <w:szCs w:val="28"/>
-        </w:rPr>
-        <w:t xml:space="preserve"> </w:t>
-      </w:r>
-      <w:proofErr w:type="spellStart"/>
-      <w:r>
-        <w:rPr>
-          <w:rFonts w:ascii="Times New Roman" w:eastAsia="Times New Roman" w:hAnsi="Times New Roman" w:cs="Times New Roman"/>
-          <w:sz w:val="28"/>
-          <w:szCs w:val="28"/>
-        </w:rPr>
-        <w:t>Linux</w:t>
-      </w:r>
-      <w:proofErr w:type="spellEnd"/>
-      <w:r>
-        <w:rPr>
-          <w:rFonts w:ascii="Times New Roman" w:eastAsia="Times New Roman" w:hAnsi="Times New Roman" w:cs="Times New Roman"/>
-          <w:sz w:val="28"/>
-          <w:szCs w:val="28"/>
-        </w:rPr>
-        <w:t>. Установка,</w:t>
-      </w:r>
-      <w:r>
-        <w:rPr>
-          <w:rFonts w:ascii="Times New Roman" w:eastAsia="Times New Roman" w:hAnsi="Times New Roman" w:cs="Times New Roman"/>
-          <w:sz w:val="28"/>
-          <w:szCs w:val="28"/>
-          <w:lang w:val="ru-RU"/>
-        </w:rPr>
-        <w:t xml:space="preserve"> </w:t>
-      </w:r>
-      <w:r>
-        <w:rPr>
-          <w:rFonts w:ascii="Times New Roman" w:eastAsia="Times New Roman" w:hAnsi="Times New Roman" w:cs="Times New Roman"/>
-          <w:sz w:val="28"/>
-          <w:szCs w:val="28"/>
-        </w:rPr>
-        <w:t>настройка, администрирование. 2023.</w:t>
+      <w:r>
+        <w:rPr>
+          <w:rFonts w:ascii="Times New Roman" w:eastAsia="Times New Roman" w:hAnsi="Times New Roman" w:cs="Times New Roman"/>
+          <w:sz w:val="28"/>
+          <w:szCs w:val="28"/>
+        </w:rPr>
+        <w:t>пользователя visitor на компьютере с помощью PAM.</w:t>
       </w:r>
     </w:p>
     <w:p>
@@ -5857,1135 +4262,11 @@
           <w:szCs w:val="28"/>
         </w:rPr>
         <w:lastRenderedPageBreak/>
-        <w:t xml:space="preserve">3. Запретите авторизацию локально (процесс </w:t>
-      </w:r>
-      <w:proofErr w:type="spellStart"/>
-      <w:r>
-        <w:rPr>
-          <w:rFonts w:ascii="Times New Roman" w:eastAsia="Times New Roman" w:hAnsi="Times New Roman" w:cs="Times New Roman"/>
-          <w:sz w:val="28"/>
-          <w:szCs w:val="28"/>
-        </w:rPr>
-        <w:t>login</w:t>
-      </w:r>
-      <w:proofErr w:type="spellEnd"/>
-      <w:r>
-        <w:rPr>
-          <w:rFonts w:ascii="Times New Roman" w:eastAsia="Times New Roman" w:hAnsi="Times New Roman" w:cs="Times New Roman"/>
-          <w:sz w:val="28"/>
-          <w:szCs w:val="28"/>
-        </w:rPr>
-        <w:t xml:space="preserve">) и по </w:t>
-      </w:r>
-      <w:proofErr w:type="spellStart"/>
-      <w:r>
-        <w:rPr>
-          <w:rFonts w:ascii="Times New Roman" w:eastAsia="Times New Roman" w:hAnsi="Times New Roman" w:cs="Times New Roman"/>
-          <w:sz w:val="28"/>
-          <w:szCs w:val="28"/>
-        </w:rPr>
-        <w:t>ssh</w:t>
-      </w:r>
-      <w:proofErr w:type="spellEnd"/>
-      <w:r>
-        <w:rPr>
-          <w:rFonts w:ascii="Times New Roman" w:eastAsia="Times New Roman" w:hAnsi="Times New Roman" w:cs="Times New Roman"/>
-          <w:sz w:val="28"/>
-          <w:szCs w:val="28"/>
-        </w:rPr>
-        <w:t xml:space="preserve"> от имени</w:t>
-      </w:r>
-      <w:r>
-        <w:rPr>
-          <w:rFonts w:ascii="Times New Roman" w:eastAsia="Times New Roman" w:hAnsi="Times New Roman" w:cs="Times New Roman"/>
-          <w:sz w:val="28"/>
-          <w:szCs w:val="28"/>
-          <w:lang w:val="ru-RU"/>
-        </w:rPr>
-        <w:t xml:space="preserve"> </w:t>
-      </w:r>
-      <w:r>
-        <w:rPr>
-          <w:rFonts w:ascii="Times New Roman" w:eastAsia="Times New Roman" w:hAnsi="Times New Roman" w:cs="Times New Roman"/>
-          <w:sz w:val="28"/>
-          <w:szCs w:val="28"/>
-        </w:rPr>
-        <w:t xml:space="preserve">пользователя </w:t>
-      </w:r>
-      <w:proofErr w:type="spellStart"/>
-      <w:r>
-        <w:rPr>
-          <w:rFonts w:ascii="Times New Roman" w:eastAsia="Times New Roman" w:hAnsi="Times New Roman" w:cs="Times New Roman"/>
-          <w:sz w:val="28"/>
-          <w:szCs w:val="28"/>
-        </w:rPr>
-        <w:t>visitor</w:t>
-      </w:r>
-      <w:proofErr w:type="spellEnd"/>
-      <w:r>
-        <w:rPr>
-          <w:rFonts w:ascii="Times New Roman" w:eastAsia="Times New Roman" w:hAnsi="Times New Roman" w:cs="Times New Roman"/>
-          <w:sz w:val="28"/>
-          <w:szCs w:val="28"/>
-        </w:rPr>
-        <w:t xml:space="preserve"> на компьютере с помощью PAM.</w:t>
-      </w:r>
-    </w:p>
-    <w:p>
-      <w:pPr>
-        <w:jc w:val="both"/>
-        <w:rPr>
-          <w:rFonts w:ascii="Times New Roman" w:eastAsia="Times New Roman" w:hAnsi="Times New Roman" w:cs="Times New Roman"/>
-          <w:sz w:val="28"/>
-          <w:szCs w:val="28"/>
-        </w:rPr>
-      </w:pPr>
-      <w:r>
-        <w:rPr>
-          <w:rFonts w:ascii="Times New Roman" w:eastAsia="Times New Roman" w:hAnsi="Times New Roman" w:cs="Times New Roman"/>
-          <w:sz w:val="28"/>
-          <w:szCs w:val="28"/>
-        </w:rPr>
-        <w:t xml:space="preserve">4. Отмените блокировку доступа для пользователя </w:t>
-      </w:r>
-      <w:proofErr w:type="spellStart"/>
-      <w:r>
-        <w:rPr>
-          <w:rFonts w:ascii="Times New Roman" w:eastAsia="Times New Roman" w:hAnsi="Times New Roman" w:cs="Times New Roman"/>
-          <w:sz w:val="28"/>
-          <w:szCs w:val="28"/>
-        </w:rPr>
-        <w:t>visitor</w:t>
-      </w:r>
-      <w:proofErr w:type="spellEnd"/>
-      <w:r>
-        <w:rPr>
-          <w:rFonts w:ascii="Times New Roman" w:eastAsia="Times New Roman" w:hAnsi="Times New Roman" w:cs="Times New Roman"/>
-          <w:sz w:val="28"/>
-          <w:szCs w:val="28"/>
-        </w:rPr>
-        <w:t>.</w:t>
-      </w:r>
-    </w:p>
-    <w:p>
-      <w:pPr>
-        <w:jc w:val="both"/>
-        <w:rPr>
-          <w:rFonts w:ascii="Times New Roman" w:eastAsia="Times New Roman" w:hAnsi="Times New Roman" w:cs="Times New Roman"/>
-          <w:sz w:val="28"/>
-          <w:szCs w:val="28"/>
-        </w:rPr>
-      </w:pPr>
-      <w:r>
-        <w:rPr>
-          <w:rFonts w:ascii="Times New Roman" w:eastAsia="Times New Roman" w:hAnsi="Times New Roman" w:cs="Times New Roman"/>
-          <w:sz w:val="28"/>
-          <w:szCs w:val="28"/>
-        </w:rPr>
-        <w:t xml:space="preserve">5. Добавить предустановленное сообщение для пользователя </w:t>
-      </w:r>
-      <w:proofErr w:type="spellStart"/>
-      <w:r>
-        <w:rPr>
-          <w:rFonts w:ascii="Times New Roman" w:eastAsia="Times New Roman" w:hAnsi="Times New Roman" w:cs="Times New Roman"/>
-          <w:sz w:val="28"/>
-          <w:szCs w:val="28"/>
-        </w:rPr>
-        <w:t>visitor</w:t>
-      </w:r>
-      <w:proofErr w:type="spellEnd"/>
-      <w:r>
-        <w:rPr>
-          <w:rFonts w:ascii="Times New Roman" w:eastAsia="Times New Roman" w:hAnsi="Times New Roman" w:cs="Times New Roman"/>
-          <w:sz w:val="28"/>
-          <w:szCs w:val="28"/>
-        </w:rPr>
-        <w:t xml:space="preserve"> при</w:t>
-      </w:r>
-      <w:r>
-        <w:rPr>
-          <w:rFonts w:ascii="Times New Roman" w:eastAsia="Times New Roman" w:hAnsi="Times New Roman" w:cs="Times New Roman"/>
-          <w:sz w:val="28"/>
-          <w:szCs w:val="28"/>
-          <w:lang w:val="ru-RU"/>
-        </w:rPr>
-        <w:t xml:space="preserve"> </w:t>
-      </w:r>
-      <w:r>
-        <w:rPr>
-          <w:rFonts w:ascii="Times New Roman" w:eastAsia="Times New Roman" w:hAnsi="Times New Roman" w:cs="Times New Roman"/>
-          <w:sz w:val="28"/>
-          <w:szCs w:val="28"/>
-        </w:rPr>
-        <w:t xml:space="preserve">аутентификации с помощью </w:t>
-      </w:r>
-      <w:proofErr w:type="spellStart"/>
-      <w:r>
-        <w:rPr>
-          <w:rFonts w:ascii="Times New Roman" w:eastAsia="Times New Roman" w:hAnsi="Times New Roman" w:cs="Times New Roman"/>
-          <w:sz w:val="28"/>
-          <w:szCs w:val="28"/>
-        </w:rPr>
-        <w:t>login</w:t>
-      </w:r>
-      <w:proofErr w:type="spellEnd"/>
-      <w:r>
-        <w:rPr>
-          <w:rFonts w:ascii="Times New Roman" w:eastAsia="Times New Roman" w:hAnsi="Times New Roman" w:cs="Times New Roman"/>
-          <w:sz w:val="28"/>
-          <w:szCs w:val="28"/>
-        </w:rPr>
-        <w:t xml:space="preserve"> в виртуальной консоли.</w:t>
-      </w:r>
-    </w:p>
-    <w:p>
-      <w:pPr>
-        <w:jc w:val="both"/>
-        <w:rPr>
-          <w:rFonts w:ascii="Times New Roman" w:eastAsia="Times New Roman" w:hAnsi="Times New Roman" w:cs="Times New Roman"/>
-          <w:sz w:val="28"/>
-          <w:szCs w:val="28"/>
-        </w:rPr>
-      </w:pPr>
-      <w:r>
-        <w:rPr>
-          <w:rFonts w:ascii="Times New Roman" w:eastAsia="Times New Roman" w:hAnsi="Times New Roman" w:cs="Times New Roman"/>
-          <w:sz w:val="28"/>
-          <w:szCs w:val="28"/>
-        </w:rPr>
-        <w:t xml:space="preserve">6. Настроить поведение модуля PAM </w:t>
-      </w:r>
-      <w:proofErr w:type="spellStart"/>
-      <w:r>
-        <w:rPr>
-          <w:rFonts w:ascii="Times New Roman" w:eastAsia="Times New Roman" w:hAnsi="Times New Roman" w:cs="Times New Roman"/>
-          <w:sz w:val="28"/>
-          <w:szCs w:val="28"/>
-        </w:rPr>
-        <w:t>pam_unix</w:t>
-      </w:r>
-      <w:proofErr w:type="spellEnd"/>
-      <w:r>
-        <w:rPr>
-          <w:rFonts w:ascii="Times New Roman" w:eastAsia="Times New Roman" w:hAnsi="Times New Roman" w:cs="Times New Roman"/>
-          <w:sz w:val="28"/>
-          <w:szCs w:val="28"/>
-        </w:rPr>
-        <w:t xml:space="preserve"> так, чтобы запоминались пять</w:t>
-      </w:r>
-      <w:r>
-        <w:rPr>
-          <w:rFonts w:ascii="Times New Roman" w:eastAsia="Times New Roman" w:hAnsi="Times New Roman" w:cs="Times New Roman"/>
-          <w:sz w:val="28"/>
-          <w:szCs w:val="28"/>
-          <w:lang w:val="ru-RU"/>
-        </w:rPr>
-        <w:t xml:space="preserve"> </w:t>
-      </w:r>
-      <w:r>
-        <w:rPr>
-          <w:rFonts w:ascii="Times New Roman" w:eastAsia="Times New Roman" w:hAnsi="Times New Roman" w:cs="Times New Roman"/>
-          <w:sz w:val="28"/>
-          <w:szCs w:val="28"/>
-        </w:rPr>
-        <w:t>последних паролей учетной записи пользователей, не разрешая их</w:t>
-      </w:r>
-      <w:r>
-        <w:rPr>
-          <w:rFonts w:ascii="Times New Roman" w:eastAsia="Times New Roman" w:hAnsi="Times New Roman" w:cs="Times New Roman"/>
-          <w:sz w:val="28"/>
-          <w:szCs w:val="28"/>
-          <w:lang w:val="ru-RU"/>
-        </w:rPr>
-        <w:t xml:space="preserve"> </w:t>
-      </w:r>
-      <w:r>
-        <w:rPr>
-          <w:rFonts w:ascii="Times New Roman" w:eastAsia="Times New Roman" w:hAnsi="Times New Roman" w:cs="Times New Roman"/>
-          <w:sz w:val="28"/>
-          <w:szCs w:val="28"/>
-        </w:rPr>
-        <w:t>использовать при очередной сме</w:t>
-      </w:r>
-      <w:r>
-        <w:rPr>
-          <w:rFonts w:ascii="Times New Roman" w:eastAsia="Times New Roman" w:hAnsi="Times New Roman" w:cs="Times New Roman"/>
-          <w:sz w:val="28"/>
-          <w:szCs w:val="28"/>
-        </w:rPr>
-        <w:t xml:space="preserve">не пароля. Проверить применение </w:t>
-      </w:r>
-      <w:r>
-        <w:rPr>
-          <w:rFonts w:ascii="Times New Roman" w:eastAsia="Times New Roman" w:hAnsi="Times New Roman" w:cs="Times New Roman"/>
-          <w:sz w:val="28"/>
-          <w:szCs w:val="28"/>
-        </w:rPr>
-        <w:t>настройки.</w:t>
-      </w:r>
-    </w:p>
-    <w:p>
-      <w:pPr>
-        <w:jc w:val="both"/>
-        <w:rPr>
-          <w:rFonts w:ascii="Times New Roman" w:eastAsia="Times New Roman" w:hAnsi="Times New Roman" w:cs="Times New Roman"/>
-          <w:sz w:val="28"/>
-          <w:szCs w:val="28"/>
-        </w:rPr>
-      </w:pPr>
-      <w:r>
-        <w:rPr>
-          <w:rFonts w:ascii="Times New Roman" w:eastAsia="Times New Roman" w:hAnsi="Times New Roman" w:cs="Times New Roman"/>
-          <w:sz w:val="28"/>
-          <w:szCs w:val="28"/>
-        </w:rPr>
-        <w:t>7. Какие задачи решает библиотека PAM?</w:t>
-      </w:r>
-    </w:p>
-    <w:p>
-      <w:pPr>
-        <w:jc w:val="both"/>
-        <w:rPr>
-          <w:rFonts w:ascii="Times New Roman" w:eastAsia="Times New Roman" w:hAnsi="Times New Roman" w:cs="Times New Roman"/>
-          <w:sz w:val="28"/>
-          <w:szCs w:val="28"/>
-          <w:lang w:val="ru-RU"/>
-        </w:rPr>
-      </w:pPr>
-      <w:r>
-        <w:rPr>
-          <w:rFonts w:ascii="Times New Roman" w:eastAsia="Times New Roman" w:hAnsi="Times New Roman" w:cs="Times New Roman"/>
-          <w:b/>
-          <w:bCs/>
-          <w:sz w:val="28"/>
-          <w:szCs w:val="28"/>
-          <w:lang w:val="ru-RU"/>
-        </w:rPr>
-        <w:t>PAM</w:t>
-      </w:r>
-      <w:r>
-        <w:rPr>
-          <w:rFonts w:ascii="Times New Roman" w:eastAsia="Times New Roman" w:hAnsi="Times New Roman" w:cs="Times New Roman"/>
-          <w:sz w:val="28"/>
-          <w:szCs w:val="28"/>
-          <w:lang w:val="ru-RU"/>
-        </w:rPr>
-        <w:t xml:space="preserve"> (</w:t>
-      </w:r>
-      <w:proofErr w:type="spellStart"/>
-      <w:r>
-        <w:rPr>
-          <w:rFonts w:ascii="Times New Roman" w:eastAsia="Times New Roman" w:hAnsi="Times New Roman" w:cs="Times New Roman"/>
-          <w:sz w:val="28"/>
-          <w:szCs w:val="28"/>
-          <w:lang w:val="ru-RU"/>
-        </w:rPr>
-        <w:t>Pluggable</w:t>
-      </w:r>
-      <w:proofErr w:type="spellEnd"/>
-      <w:r>
-        <w:rPr>
-          <w:rFonts w:ascii="Times New Roman" w:eastAsia="Times New Roman" w:hAnsi="Times New Roman" w:cs="Times New Roman"/>
-          <w:sz w:val="28"/>
-          <w:szCs w:val="28"/>
-          <w:lang w:val="ru-RU"/>
-        </w:rPr>
-        <w:t xml:space="preserve"> </w:t>
-      </w:r>
-      <w:proofErr w:type="spellStart"/>
-      <w:r>
-        <w:rPr>
-          <w:rFonts w:ascii="Times New Roman" w:eastAsia="Times New Roman" w:hAnsi="Times New Roman" w:cs="Times New Roman"/>
-          <w:sz w:val="28"/>
-          <w:szCs w:val="28"/>
-          <w:lang w:val="ru-RU"/>
-        </w:rPr>
-        <w:t>Authentication</w:t>
-      </w:r>
-      <w:proofErr w:type="spellEnd"/>
-      <w:r>
-        <w:rPr>
-          <w:rFonts w:ascii="Times New Roman" w:eastAsia="Times New Roman" w:hAnsi="Times New Roman" w:cs="Times New Roman"/>
-          <w:sz w:val="28"/>
-          <w:szCs w:val="28"/>
-          <w:lang w:val="ru-RU"/>
-        </w:rPr>
-        <w:t xml:space="preserve"> </w:t>
-      </w:r>
-      <w:proofErr w:type="spellStart"/>
-      <w:r>
-        <w:rPr>
-          <w:rFonts w:ascii="Times New Roman" w:eastAsia="Times New Roman" w:hAnsi="Times New Roman" w:cs="Times New Roman"/>
-          <w:sz w:val="28"/>
-          <w:szCs w:val="28"/>
-          <w:lang w:val="ru-RU"/>
-        </w:rPr>
-        <w:t>Modules</w:t>
-      </w:r>
-      <w:proofErr w:type="spellEnd"/>
-      <w:r>
-        <w:rPr>
-          <w:rFonts w:ascii="Times New Roman" w:eastAsia="Times New Roman" w:hAnsi="Times New Roman" w:cs="Times New Roman"/>
-          <w:sz w:val="28"/>
-          <w:szCs w:val="28"/>
-          <w:lang w:val="ru-RU"/>
-        </w:rPr>
-        <w:t xml:space="preserve">) — это подключаемая модульная система аутентификации, которая обеспечивает гибкую централизованную настройку механизмов аутентификации для различных приложений и сервисов в </w:t>
-      </w:r>
-      <w:proofErr w:type="spellStart"/>
-      <w:r>
-        <w:rPr>
-          <w:rFonts w:ascii="Times New Roman" w:eastAsia="Times New Roman" w:hAnsi="Times New Roman" w:cs="Times New Roman"/>
-          <w:sz w:val="28"/>
-          <w:szCs w:val="28"/>
-          <w:lang w:val="ru-RU"/>
-        </w:rPr>
-        <w:t>Linux</w:t>
-      </w:r>
-      <w:proofErr w:type="spellEnd"/>
-      <w:r>
-        <w:rPr>
-          <w:rFonts w:ascii="Times New Roman" w:eastAsia="Times New Roman" w:hAnsi="Times New Roman" w:cs="Times New Roman"/>
-          <w:sz w:val="28"/>
-          <w:szCs w:val="28"/>
-          <w:lang w:val="ru-RU"/>
-        </w:rPr>
-        <w:t>.</w:t>
-      </w:r>
-    </w:p>
-    <w:p>
-      <w:pPr>
-        <w:jc w:val="both"/>
-        <w:rPr>
-          <w:rFonts w:ascii="Times New Roman" w:eastAsia="Times New Roman" w:hAnsi="Times New Roman" w:cs="Times New Roman"/>
-          <w:sz w:val="28"/>
-          <w:szCs w:val="28"/>
-          <w:lang w:val="ru-RU"/>
-        </w:rPr>
-      </w:pPr>
-      <w:r>
-        <w:rPr>
-          <w:rFonts w:ascii="Times New Roman" w:eastAsia="Times New Roman" w:hAnsi="Times New Roman" w:cs="Times New Roman"/>
-          <w:sz w:val="28"/>
-          <w:szCs w:val="28"/>
-          <w:lang w:val="ru-RU"/>
-        </w:rPr>
-        <w:t>Основные задачи PAM:</w:t>
-      </w:r>
-    </w:p>
-    <w:p>
-      <w:pPr>
-        <w:numPr>
-          <w:ilvl w:val="0"/>
-          <w:numId w:val="8"/>
-        </w:numPr>
-        <w:jc w:val="both"/>
-        <w:rPr>
-          <w:rFonts w:ascii="Times New Roman" w:eastAsia="Times New Roman" w:hAnsi="Times New Roman" w:cs="Times New Roman"/>
-          <w:sz w:val="28"/>
-          <w:szCs w:val="28"/>
-          <w:lang w:val="ru-RU"/>
-        </w:rPr>
-      </w:pPr>
-      <w:r>
-        <w:rPr>
-          <w:rFonts w:ascii="Times New Roman" w:eastAsia="Times New Roman" w:hAnsi="Times New Roman" w:cs="Times New Roman"/>
-          <w:b/>
-          <w:bCs/>
-          <w:sz w:val="28"/>
-          <w:szCs w:val="28"/>
-          <w:lang w:val="ru-RU"/>
-        </w:rPr>
-        <w:t>Разделение механизмов аутентификации от прикладных программ</w:t>
-      </w:r>
-      <w:r>
-        <w:rPr>
-          <w:rFonts w:ascii="Times New Roman" w:eastAsia="Times New Roman" w:hAnsi="Times New Roman" w:cs="Times New Roman"/>
-          <w:sz w:val="28"/>
-          <w:szCs w:val="28"/>
-          <w:lang w:val="ru-RU"/>
-        </w:rPr>
-        <w:t xml:space="preserve"> – приложения не содержат встроенной логики проверки паролей, а обращаются к PAM.</w:t>
-      </w:r>
-    </w:p>
-    <w:p>
-      <w:pPr>
-        <w:numPr>
-          <w:ilvl w:val="0"/>
-          <w:numId w:val="8"/>
-        </w:numPr>
-        <w:jc w:val="both"/>
-        <w:rPr>
-          <w:rFonts w:ascii="Times New Roman" w:eastAsia="Times New Roman" w:hAnsi="Times New Roman" w:cs="Times New Roman"/>
-          <w:sz w:val="28"/>
-          <w:szCs w:val="28"/>
-          <w:lang w:val="ru-RU"/>
-        </w:rPr>
-      </w:pPr>
-      <w:r>
-        <w:rPr>
-          <w:rFonts w:ascii="Times New Roman" w:eastAsia="Times New Roman" w:hAnsi="Times New Roman" w:cs="Times New Roman"/>
-          <w:b/>
-          <w:bCs/>
-          <w:sz w:val="28"/>
-          <w:szCs w:val="28"/>
-          <w:lang w:val="ru-RU"/>
-        </w:rPr>
-        <w:t>Централизованное управление политиками</w:t>
-      </w:r>
-      <w:r>
-        <w:rPr>
-          <w:rFonts w:ascii="Times New Roman" w:eastAsia="Times New Roman" w:hAnsi="Times New Roman" w:cs="Times New Roman"/>
-          <w:sz w:val="28"/>
-          <w:szCs w:val="28"/>
-          <w:lang w:val="ru-RU"/>
-        </w:rPr>
-        <w:t xml:space="preserve"> – администратор может единообразно настраивать требования к паролям, блокировки, ограничения доступа для всех сервисов (</w:t>
-      </w:r>
-      <w:proofErr w:type="spellStart"/>
-      <w:r>
-        <w:rPr>
-          <w:rFonts w:ascii="Times New Roman" w:eastAsia="Times New Roman" w:hAnsi="Times New Roman" w:cs="Times New Roman"/>
-          <w:sz w:val="28"/>
-          <w:szCs w:val="28"/>
-          <w:lang w:val="ru-RU"/>
-        </w:rPr>
-        <w:t>login</w:t>
-      </w:r>
-      <w:proofErr w:type="spellEnd"/>
-      <w:r>
-        <w:rPr>
-          <w:rFonts w:ascii="Times New Roman" w:eastAsia="Times New Roman" w:hAnsi="Times New Roman" w:cs="Times New Roman"/>
-          <w:sz w:val="28"/>
-          <w:szCs w:val="28"/>
-          <w:lang w:val="ru-RU"/>
-        </w:rPr>
-        <w:t xml:space="preserve">, </w:t>
-      </w:r>
-      <w:proofErr w:type="spellStart"/>
-      <w:r>
-        <w:rPr>
-          <w:rFonts w:ascii="Times New Roman" w:eastAsia="Times New Roman" w:hAnsi="Times New Roman" w:cs="Times New Roman"/>
-          <w:sz w:val="28"/>
-          <w:szCs w:val="28"/>
-          <w:lang w:val="ru-RU"/>
-        </w:rPr>
-        <w:t>ssh</w:t>
-      </w:r>
-      <w:proofErr w:type="spellEnd"/>
-      <w:r>
-        <w:rPr>
-          <w:rFonts w:ascii="Times New Roman" w:eastAsia="Times New Roman" w:hAnsi="Times New Roman" w:cs="Times New Roman"/>
-          <w:sz w:val="28"/>
-          <w:szCs w:val="28"/>
-          <w:lang w:val="ru-RU"/>
-        </w:rPr>
-        <w:t xml:space="preserve">, </w:t>
-      </w:r>
-      <w:proofErr w:type="spellStart"/>
-      <w:r>
-        <w:rPr>
-          <w:rFonts w:ascii="Times New Roman" w:eastAsia="Times New Roman" w:hAnsi="Times New Roman" w:cs="Times New Roman"/>
-          <w:sz w:val="28"/>
-          <w:szCs w:val="28"/>
-          <w:lang w:val="ru-RU"/>
-        </w:rPr>
-        <w:t>su</w:t>
-      </w:r>
-      <w:proofErr w:type="spellEnd"/>
-      <w:r>
-        <w:rPr>
-          <w:rFonts w:ascii="Times New Roman" w:eastAsia="Times New Roman" w:hAnsi="Times New Roman" w:cs="Times New Roman"/>
-          <w:sz w:val="28"/>
-          <w:szCs w:val="28"/>
-          <w:lang w:val="ru-RU"/>
-        </w:rPr>
-        <w:t xml:space="preserve">, </w:t>
-      </w:r>
-      <w:proofErr w:type="spellStart"/>
-      <w:r>
-        <w:rPr>
-          <w:rFonts w:ascii="Times New Roman" w:eastAsia="Times New Roman" w:hAnsi="Times New Roman" w:cs="Times New Roman"/>
-          <w:sz w:val="28"/>
-          <w:szCs w:val="28"/>
-          <w:lang w:val="ru-RU"/>
-        </w:rPr>
-        <w:t>sudo</w:t>
-      </w:r>
-      <w:proofErr w:type="spellEnd"/>
-      <w:r>
-        <w:rPr>
-          <w:rFonts w:ascii="Times New Roman" w:eastAsia="Times New Roman" w:hAnsi="Times New Roman" w:cs="Times New Roman"/>
-          <w:sz w:val="28"/>
-          <w:szCs w:val="28"/>
-          <w:lang w:val="ru-RU"/>
-        </w:rPr>
-        <w:t xml:space="preserve"> и др.) в файлах /</w:t>
-      </w:r>
-      <w:proofErr w:type="spellStart"/>
-      <w:r>
-        <w:rPr>
-          <w:rFonts w:ascii="Times New Roman" w:eastAsia="Times New Roman" w:hAnsi="Times New Roman" w:cs="Times New Roman"/>
-          <w:sz w:val="28"/>
-          <w:szCs w:val="28"/>
-          <w:lang w:val="ru-RU"/>
-        </w:rPr>
-        <w:t>etc</w:t>
-      </w:r>
-      <w:proofErr w:type="spellEnd"/>
-      <w:r>
-        <w:rPr>
-          <w:rFonts w:ascii="Times New Roman" w:eastAsia="Times New Roman" w:hAnsi="Times New Roman" w:cs="Times New Roman"/>
-          <w:sz w:val="28"/>
-          <w:szCs w:val="28"/>
-          <w:lang w:val="ru-RU"/>
-        </w:rPr>
-        <w:t>/</w:t>
-      </w:r>
-      <w:proofErr w:type="spellStart"/>
-      <w:r>
-        <w:rPr>
-          <w:rFonts w:ascii="Times New Roman" w:eastAsia="Times New Roman" w:hAnsi="Times New Roman" w:cs="Times New Roman"/>
-          <w:sz w:val="28"/>
-          <w:szCs w:val="28"/>
-          <w:lang w:val="ru-RU"/>
-        </w:rPr>
-        <w:t>pam.d</w:t>
-      </w:r>
-      <w:proofErr w:type="spellEnd"/>
-      <w:r>
-        <w:rPr>
-          <w:rFonts w:ascii="Times New Roman" w:eastAsia="Times New Roman" w:hAnsi="Times New Roman" w:cs="Times New Roman"/>
-          <w:sz w:val="28"/>
-          <w:szCs w:val="28"/>
-          <w:lang w:val="ru-RU"/>
-        </w:rPr>
-        <w:t>/.</w:t>
-      </w:r>
-    </w:p>
-    <w:p>
-      <w:pPr>
-        <w:numPr>
-          <w:ilvl w:val="0"/>
-          <w:numId w:val="8"/>
-        </w:numPr>
-        <w:jc w:val="both"/>
-        <w:rPr>
-          <w:rFonts w:ascii="Times New Roman" w:eastAsia="Times New Roman" w:hAnsi="Times New Roman" w:cs="Times New Roman"/>
-          <w:sz w:val="28"/>
-          <w:szCs w:val="28"/>
-          <w:lang w:val="ru-RU"/>
-        </w:rPr>
-      </w:pPr>
-      <w:r>
-        <w:rPr>
-          <w:rFonts w:ascii="Times New Roman" w:eastAsia="Times New Roman" w:hAnsi="Times New Roman" w:cs="Times New Roman"/>
-          <w:b/>
-          <w:bCs/>
-          <w:sz w:val="28"/>
-          <w:szCs w:val="28"/>
-          <w:lang w:val="ru-RU"/>
-        </w:rPr>
-        <w:t>Модульность и гибкость</w:t>
-      </w:r>
-      <w:r>
-        <w:rPr>
-          <w:rFonts w:ascii="Times New Roman" w:eastAsia="Times New Roman" w:hAnsi="Times New Roman" w:cs="Times New Roman"/>
-          <w:sz w:val="28"/>
-          <w:szCs w:val="28"/>
-          <w:lang w:val="ru-RU"/>
-        </w:rPr>
-        <w:t xml:space="preserve"> – можно подключать разные модули: проверка пароля (</w:t>
-      </w:r>
-      <w:proofErr w:type="spellStart"/>
-      <w:r>
-        <w:rPr>
-          <w:rFonts w:ascii="Times New Roman" w:eastAsia="Times New Roman" w:hAnsi="Times New Roman" w:cs="Times New Roman"/>
-          <w:sz w:val="28"/>
-          <w:szCs w:val="28"/>
-          <w:lang w:val="ru-RU"/>
-        </w:rPr>
-        <w:t>pam_unix</w:t>
-      </w:r>
-      <w:proofErr w:type="spellEnd"/>
-      <w:r>
-        <w:rPr>
-          <w:rFonts w:ascii="Times New Roman" w:eastAsia="Times New Roman" w:hAnsi="Times New Roman" w:cs="Times New Roman"/>
-          <w:sz w:val="28"/>
-          <w:szCs w:val="28"/>
-          <w:lang w:val="ru-RU"/>
-        </w:rPr>
-        <w:t>), ограничения по времени (</w:t>
-      </w:r>
-      <w:proofErr w:type="spellStart"/>
-      <w:r>
-        <w:rPr>
-          <w:rFonts w:ascii="Times New Roman" w:eastAsia="Times New Roman" w:hAnsi="Times New Roman" w:cs="Times New Roman"/>
-          <w:sz w:val="28"/>
-          <w:szCs w:val="28"/>
-          <w:lang w:val="ru-RU"/>
-        </w:rPr>
-        <w:t>pam_time</w:t>
-      </w:r>
-      <w:proofErr w:type="spellEnd"/>
-      <w:r>
-        <w:rPr>
-          <w:rFonts w:ascii="Times New Roman" w:eastAsia="Times New Roman" w:hAnsi="Times New Roman" w:cs="Times New Roman"/>
-          <w:sz w:val="28"/>
-          <w:szCs w:val="28"/>
-          <w:lang w:val="ru-RU"/>
-        </w:rPr>
-        <w:t>), ресурсам (</w:t>
-      </w:r>
-      <w:proofErr w:type="spellStart"/>
-      <w:r>
-        <w:rPr>
-          <w:rFonts w:ascii="Times New Roman" w:eastAsia="Times New Roman" w:hAnsi="Times New Roman" w:cs="Times New Roman"/>
-          <w:sz w:val="28"/>
-          <w:szCs w:val="28"/>
-          <w:lang w:val="ru-RU"/>
-        </w:rPr>
-        <w:t>pam_limits</w:t>
-      </w:r>
-      <w:proofErr w:type="spellEnd"/>
-      <w:r>
-        <w:rPr>
-          <w:rFonts w:ascii="Times New Roman" w:eastAsia="Times New Roman" w:hAnsi="Times New Roman" w:cs="Times New Roman"/>
-          <w:sz w:val="28"/>
-          <w:szCs w:val="28"/>
-          <w:lang w:val="ru-RU"/>
-        </w:rPr>
-        <w:t>), IP-адресу (</w:t>
-      </w:r>
-      <w:proofErr w:type="spellStart"/>
-      <w:r>
-        <w:rPr>
-          <w:rFonts w:ascii="Times New Roman" w:eastAsia="Times New Roman" w:hAnsi="Times New Roman" w:cs="Times New Roman"/>
-          <w:sz w:val="28"/>
-          <w:szCs w:val="28"/>
-          <w:lang w:val="ru-RU"/>
-        </w:rPr>
-        <w:t>pam_access</w:t>
-      </w:r>
-      <w:proofErr w:type="spellEnd"/>
-      <w:r>
-        <w:rPr>
-          <w:rFonts w:ascii="Times New Roman" w:eastAsia="Times New Roman" w:hAnsi="Times New Roman" w:cs="Times New Roman"/>
-          <w:sz w:val="28"/>
-          <w:szCs w:val="28"/>
-          <w:lang w:val="ru-RU"/>
-        </w:rPr>
-        <w:t>), двухфакторная аутентификация (</w:t>
-      </w:r>
-      <w:proofErr w:type="spellStart"/>
-      <w:r>
-        <w:rPr>
-          <w:rFonts w:ascii="Times New Roman" w:eastAsia="Times New Roman" w:hAnsi="Times New Roman" w:cs="Times New Roman"/>
-          <w:sz w:val="28"/>
-          <w:szCs w:val="28"/>
-          <w:lang w:val="ru-RU"/>
-        </w:rPr>
-        <w:t>pam_google_authenticator</w:t>
-      </w:r>
-      <w:proofErr w:type="spellEnd"/>
-      <w:r>
-        <w:rPr>
-          <w:rFonts w:ascii="Times New Roman" w:eastAsia="Times New Roman" w:hAnsi="Times New Roman" w:cs="Times New Roman"/>
-          <w:sz w:val="28"/>
-          <w:szCs w:val="28"/>
-          <w:lang w:val="ru-RU"/>
-        </w:rPr>
-        <w:t>) и т.д.</w:t>
-      </w:r>
-    </w:p>
-    <w:p>
-      <w:pPr>
-        <w:numPr>
-          <w:ilvl w:val="0"/>
-          <w:numId w:val="8"/>
-        </w:numPr>
-        <w:jc w:val="both"/>
-        <w:rPr>
-          <w:rFonts w:ascii="Times New Roman" w:eastAsia="Times New Roman" w:hAnsi="Times New Roman" w:cs="Times New Roman"/>
-          <w:sz w:val="28"/>
-          <w:szCs w:val="28"/>
-          <w:lang w:val="ru-RU"/>
-        </w:rPr>
-      </w:pPr>
-      <w:proofErr w:type="spellStart"/>
-      <w:r>
-        <w:rPr>
-          <w:rFonts w:ascii="Times New Roman" w:eastAsia="Times New Roman" w:hAnsi="Times New Roman" w:cs="Times New Roman"/>
-          <w:b/>
-          <w:bCs/>
-          <w:sz w:val="28"/>
-          <w:szCs w:val="28"/>
-          <w:lang w:val="ru-RU"/>
-        </w:rPr>
-        <w:t>Стекирование</w:t>
-      </w:r>
-      <w:proofErr w:type="spellEnd"/>
-      <w:r>
-        <w:rPr>
-          <w:rFonts w:ascii="Times New Roman" w:eastAsia="Times New Roman" w:hAnsi="Times New Roman" w:cs="Times New Roman"/>
-          <w:b/>
-          <w:bCs/>
-          <w:sz w:val="28"/>
-          <w:szCs w:val="28"/>
-          <w:lang w:val="ru-RU"/>
-        </w:rPr>
-        <w:t xml:space="preserve"> правил</w:t>
-      </w:r>
-      <w:r>
-        <w:rPr>
-          <w:rFonts w:ascii="Times New Roman" w:eastAsia="Times New Roman" w:hAnsi="Times New Roman" w:cs="Times New Roman"/>
-          <w:sz w:val="28"/>
-          <w:szCs w:val="28"/>
-          <w:lang w:val="ru-RU"/>
-        </w:rPr>
-        <w:t xml:space="preserve"> – можно задать последовательность проверок: сначала проверить пароль, затем ограничение по времени, затем записать в лог.</w:t>
-      </w:r>
-    </w:p>
-    <w:p>
-      <w:pPr>
-        <w:numPr>
-          <w:ilvl w:val="0"/>
-          <w:numId w:val="8"/>
-        </w:numPr>
-        <w:jc w:val="both"/>
-        <w:rPr>
-          <w:rFonts w:ascii="Times New Roman" w:eastAsia="Times New Roman" w:hAnsi="Times New Roman" w:cs="Times New Roman"/>
-          <w:sz w:val="28"/>
-          <w:szCs w:val="28"/>
-          <w:lang w:val="ru-RU"/>
-        </w:rPr>
-      </w:pPr>
-      <w:r>
-        <w:rPr>
-          <w:rFonts w:ascii="Times New Roman" w:eastAsia="Times New Roman" w:hAnsi="Times New Roman" w:cs="Times New Roman"/>
-          <w:b/>
-          <w:bCs/>
-          <w:sz w:val="28"/>
-          <w:szCs w:val="28"/>
-          <w:lang w:val="ru-RU"/>
-        </w:rPr>
-        <w:t>Обработка учетных данных</w:t>
-      </w:r>
-      <w:r>
-        <w:rPr>
-          <w:rFonts w:ascii="Times New Roman" w:eastAsia="Times New Roman" w:hAnsi="Times New Roman" w:cs="Times New Roman"/>
-          <w:sz w:val="28"/>
-          <w:szCs w:val="28"/>
-          <w:lang w:val="ru-RU"/>
-        </w:rPr>
-        <w:t xml:space="preserve"> – PAM может управлять </w:t>
-      </w:r>
-      <w:proofErr w:type="spellStart"/>
-      <w:r>
-        <w:rPr>
-          <w:rFonts w:ascii="Times New Roman" w:eastAsia="Times New Roman" w:hAnsi="Times New Roman" w:cs="Times New Roman"/>
-          <w:sz w:val="28"/>
-          <w:szCs w:val="28"/>
-          <w:lang w:val="ru-RU"/>
-        </w:rPr>
-        <w:t>токенами</w:t>
-      </w:r>
-      <w:proofErr w:type="spellEnd"/>
-      <w:r>
-        <w:rPr>
-          <w:rFonts w:ascii="Times New Roman" w:eastAsia="Times New Roman" w:hAnsi="Times New Roman" w:cs="Times New Roman"/>
-          <w:sz w:val="28"/>
-          <w:szCs w:val="28"/>
-          <w:lang w:val="ru-RU"/>
-        </w:rPr>
-        <w:t>, биометрией, смарт-картами.</w:t>
-      </w:r>
-    </w:p>
-    <w:p>
-      <w:pPr>
-        <w:numPr>
-          <w:ilvl w:val="0"/>
-          <w:numId w:val="8"/>
-        </w:numPr>
-        <w:jc w:val="both"/>
-        <w:rPr>
-          <w:rFonts w:ascii="Times New Roman" w:eastAsia="Times New Roman" w:hAnsi="Times New Roman" w:cs="Times New Roman"/>
-          <w:sz w:val="28"/>
-          <w:szCs w:val="28"/>
-          <w:lang w:val="ru-RU"/>
-        </w:rPr>
-      </w:pPr>
-      <w:proofErr w:type="spellStart"/>
-      <w:r>
-        <w:rPr>
-          <w:rFonts w:ascii="Times New Roman" w:eastAsia="Times New Roman" w:hAnsi="Times New Roman" w:cs="Times New Roman"/>
-          <w:b/>
-          <w:bCs/>
-          <w:sz w:val="28"/>
-          <w:szCs w:val="28"/>
-          <w:lang w:val="ru-RU"/>
-        </w:rPr>
-        <w:t>Логирование</w:t>
-      </w:r>
-      <w:proofErr w:type="spellEnd"/>
-      <w:r>
-        <w:rPr>
-          <w:rFonts w:ascii="Times New Roman" w:eastAsia="Times New Roman" w:hAnsi="Times New Roman" w:cs="Times New Roman"/>
-          <w:b/>
-          <w:bCs/>
-          <w:sz w:val="28"/>
-          <w:szCs w:val="28"/>
-          <w:lang w:val="ru-RU"/>
-        </w:rPr>
-        <w:t xml:space="preserve"> и аудит</w:t>
-      </w:r>
-      <w:r>
-        <w:rPr>
-          <w:rFonts w:ascii="Times New Roman" w:eastAsia="Times New Roman" w:hAnsi="Times New Roman" w:cs="Times New Roman"/>
-          <w:sz w:val="28"/>
-          <w:szCs w:val="28"/>
-          <w:lang w:val="ru-RU"/>
-        </w:rPr>
-        <w:t xml:space="preserve"> – фиксация успешных и неудачных попыток входа.</w:t>
-      </w:r>
-    </w:p>
-    <w:p>
-      <w:pPr>
-        <w:jc w:val="both"/>
-        <w:rPr>
-          <w:rFonts w:ascii="Times New Roman" w:eastAsia="Times New Roman" w:hAnsi="Times New Roman" w:cs="Times New Roman"/>
-          <w:sz w:val="28"/>
-          <w:szCs w:val="28"/>
-        </w:rPr>
-      </w:pPr>
-      <w:r>
-        <w:rPr>
-          <w:rFonts w:ascii="Times New Roman" w:eastAsia="Times New Roman" w:hAnsi="Times New Roman" w:cs="Times New Roman"/>
-          <w:sz w:val="28"/>
-          <w:szCs w:val="28"/>
-        </w:rPr>
-        <w:t>8. Как с помощью PAM ограничить доступ к системе по IP-адресу.</w:t>
-      </w:r>
-    </w:p>
-    <w:p>
-      <w:pPr>
-        <w:jc w:val="both"/>
-        <w:rPr>
-          <w:rFonts w:ascii="Times New Roman" w:eastAsia="Times New Roman" w:hAnsi="Times New Roman" w:cs="Times New Roman"/>
-          <w:sz w:val="28"/>
-          <w:szCs w:val="28"/>
-          <w:lang w:val="ru-RU"/>
-        </w:rPr>
-      </w:pPr>
-      <w:r>
-        <w:rPr>
-          <w:rFonts w:ascii="Times New Roman" w:eastAsia="Times New Roman" w:hAnsi="Times New Roman" w:cs="Times New Roman"/>
-          <w:sz w:val="28"/>
-          <w:szCs w:val="28"/>
-        </w:rPr>
-        <w:t xml:space="preserve">Для ограничения доступа по IP-адресу используется модуль </w:t>
-      </w:r>
-      <w:r>
-        <w:rPr>
-          <w:rFonts w:ascii="Times New Roman" w:eastAsia="Times New Roman" w:hAnsi="Times New Roman" w:cs="Times New Roman"/>
-          <w:b/>
-          <w:bCs/>
-          <w:sz w:val="28"/>
-          <w:szCs w:val="28"/>
-        </w:rPr>
-        <w:t>pam_access.so</w:t>
-      </w:r>
-      <w:r>
-        <w:rPr>
-          <w:rFonts w:ascii="Times New Roman" w:eastAsia="Times New Roman" w:hAnsi="Times New Roman" w:cs="Times New Roman"/>
-          <w:sz w:val="28"/>
-          <w:szCs w:val="28"/>
-        </w:rPr>
-        <w:t>. Он проверяет правила в файле /</w:t>
-      </w:r>
-      <w:proofErr w:type="spellStart"/>
-      <w:r>
-        <w:rPr>
-          <w:rFonts w:ascii="Times New Roman" w:eastAsia="Times New Roman" w:hAnsi="Times New Roman" w:cs="Times New Roman"/>
-          <w:sz w:val="28"/>
-          <w:szCs w:val="28"/>
-        </w:rPr>
-        <w:t>etc</w:t>
-      </w:r>
-      <w:proofErr w:type="spellEnd"/>
-      <w:r>
-        <w:rPr>
-          <w:rFonts w:ascii="Times New Roman" w:eastAsia="Times New Roman" w:hAnsi="Times New Roman" w:cs="Times New Roman"/>
-          <w:sz w:val="28"/>
-          <w:szCs w:val="28"/>
-        </w:rPr>
-        <w:t>/</w:t>
-      </w:r>
-      <w:proofErr w:type="spellStart"/>
-      <w:r>
-        <w:rPr>
-          <w:rFonts w:ascii="Times New Roman" w:eastAsia="Times New Roman" w:hAnsi="Times New Roman" w:cs="Times New Roman"/>
-          <w:sz w:val="28"/>
-          <w:szCs w:val="28"/>
-        </w:rPr>
-        <w:t>security</w:t>
-      </w:r>
-      <w:proofErr w:type="spellEnd"/>
-      <w:r>
-        <w:rPr>
-          <w:rFonts w:ascii="Times New Roman" w:eastAsia="Times New Roman" w:hAnsi="Times New Roman" w:cs="Times New Roman"/>
-          <w:sz w:val="28"/>
-          <w:szCs w:val="28"/>
-        </w:rPr>
-        <w:t>/</w:t>
-      </w:r>
-      <w:proofErr w:type="spellStart"/>
-      <w:r>
-        <w:rPr>
-          <w:rFonts w:ascii="Times New Roman" w:eastAsia="Times New Roman" w:hAnsi="Times New Roman" w:cs="Times New Roman"/>
-          <w:sz w:val="28"/>
-          <w:szCs w:val="28"/>
-        </w:rPr>
-        <w:t>access.conf</w:t>
-      </w:r>
-      <w:proofErr w:type="spellEnd"/>
-      <w:r>
-        <w:rPr>
-          <w:rFonts w:ascii="Times New Roman" w:eastAsia="Times New Roman" w:hAnsi="Times New Roman" w:cs="Times New Roman"/>
-          <w:sz w:val="28"/>
-          <w:szCs w:val="28"/>
-        </w:rPr>
-        <w:t>.</w:t>
-      </w:r>
-    </w:p>
-    <w:p>
-      <w:pPr>
-        <w:jc w:val="both"/>
-        <w:rPr>
-          <w:rFonts w:ascii="Times New Roman" w:eastAsia="Times New Roman" w:hAnsi="Times New Roman" w:cs="Times New Roman"/>
-          <w:b/>
-          <w:sz w:val="28"/>
-          <w:szCs w:val="28"/>
-        </w:rPr>
-      </w:pPr>
-      <w:r>
-        <w:rPr>
-          <w:rFonts w:ascii="Times New Roman" w:eastAsia="Times New Roman" w:hAnsi="Times New Roman" w:cs="Times New Roman"/>
-          <w:b/>
-          <w:sz w:val="28"/>
-          <w:szCs w:val="28"/>
-        </w:rPr>
-        <w:t>3.0 Получение отчётов об активности пользователей</w:t>
-      </w:r>
-    </w:p>
-    <w:p>
-      <w:pPr>
-        <w:jc w:val="both"/>
-        <w:rPr>
-          <w:rFonts w:ascii="Times New Roman" w:eastAsia="Times New Roman" w:hAnsi="Times New Roman" w:cs="Times New Roman"/>
-          <w:sz w:val="28"/>
-          <w:szCs w:val="28"/>
-        </w:rPr>
-      </w:pPr>
-      <w:r>
-        <w:rPr>
-          <w:rFonts w:ascii="Times New Roman" w:eastAsia="Times New Roman" w:hAnsi="Times New Roman" w:cs="Times New Roman"/>
-          <w:sz w:val="28"/>
-          <w:szCs w:val="28"/>
-        </w:rPr>
-        <w:lastRenderedPageBreak/>
-        <w:t>1. Определите, когда последний раз была загружена система.</w:t>
-      </w:r>
-    </w:p>
-    <w:p>
-      <w:pPr>
-        <w:jc w:val="both"/>
-        <w:rPr>
-          <w:rFonts w:ascii="Times New Roman" w:eastAsia="Times New Roman" w:hAnsi="Times New Roman" w:cs="Times New Roman"/>
-          <w:sz w:val="28"/>
-          <w:szCs w:val="28"/>
-          <w:lang w:val="en-US"/>
-        </w:rPr>
-      </w:pPr>
-      <w:proofErr w:type="gramStart"/>
-      <w:r>
-        <w:rPr>
-          <w:rFonts w:ascii="Times New Roman" w:eastAsia="Times New Roman" w:hAnsi="Times New Roman" w:cs="Times New Roman"/>
-          <w:sz w:val="28"/>
-          <w:szCs w:val="28"/>
-          <w:lang w:val="en-US"/>
-        </w:rPr>
-        <w:t>reboot</w:t>
-      </w:r>
-      <w:proofErr w:type="gramEnd"/>
-      <w:r>
-        <w:rPr>
-          <w:rFonts w:ascii="Times New Roman" w:eastAsia="Times New Roman" w:hAnsi="Times New Roman" w:cs="Times New Roman"/>
-          <w:sz w:val="28"/>
-          <w:szCs w:val="28"/>
-          <w:lang w:val="en-US"/>
-        </w:rPr>
-        <w:t xml:space="preserve">   system bo</w:t>
-      </w:r>
-      <w:r>
-        <w:rPr>
-          <w:rFonts w:ascii="Times New Roman" w:eastAsia="Times New Roman" w:hAnsi="Times New Roman" w:cs="Times New Roman"/>
-          <w:sz w:val="28"/>
-          <w:szCs w:val="28"/>
-          <w:lang w:val="en-US"/>
-        </w:rPr>
-        <w:t>ot  5.15.0-91-generic Wed Mar 22 19</w:t>
-      </w:r>
-      <w:r>
-        <w:rPr>
-          <w:rFonts w:ascii="Times New Roman" w:eastAsia="Times New Roman" w:hAnsi="Times New Roman" w:cs="Times New Roman"/>
-          <w:sz w:val="28"/>
-          <w:szCs w:val="28"/>
-          <w:lang w:val="en-US"/>
-        </w:rPr>
-        <w:t>:23   still running</w:t>
-      </w:r>
-    </w:p>
-    <w:p>
-      <w:pPr>
-        <w:jc w:val="both"/>
-        <w:rPr>
-          <w:rFonts w:ascii="Times New Roman" w:eastAsia="Times New Roman" w:hAnsi="Times New Roman" w:cs="Times New Roman"/>
-          <w:sz w:val="28"/>
-          <w:szCs w:val="28"/>
-        </w:rPr>
-      </w:pPr>
-      <w:r>
-        <w:rPr>
-          <w:rFonts w:ascii="Times New Roman" w:eastAsia="Times New Roman" w:hAnsi="Times New Roman" w:cs="Times New Roman"/>
-          <w:sz w:val="28"/>
-          <w:szCs w:val="28"/>
-        </w:rPr>
-        <w:t>2. Кто входил в сеанс за последние 2 недели?</w:t>
-      </w:r>
-    </w:p>
-    <w:p>
-      <w:pPr>
-        <w:jc w:val="both"/>
-        <w:rPr>
-          <w:rFonts w:ascii="Times New Roman" w:eastAsia="Times New Roman" w:hAnsi="Times New Roman" w:cs="Times New Roman"/>
-          <w:sz w:val="28"/>
-          <w:szCs w:val="28"/>
-          <w:lang w:val="ru-RU"/>
-        </w:rPr>
-      </w:pPr>
-      <w:r>
-        <w:rPr>
-          <w:rFonts w:ascii="Times New Roman" w:eastAsia="Times New Roman" w:hAnsi="Times New Roman" w:cs="Times New Roman"/>
-          <w:sz w:val="28"/>
-          <w:szCs w:val="28"/>
-          <w:lang w:val="ru-RU"/>
-        </w:rPr>
         <w:drawing>
-          <wp:inline distT="0" distB="0" distL="0" distR="0" wp14:anchorId="1C0B2797" wp14:editId="6FAF5393">
-            <wp:extent cx="5478145" cy="1963420"/>
+          <wp:inline distT="0" distB="0" distL="0" distR="0" wp14:anchorId="14F98823" wp14:editId="198849E1">
+            <wp:extent cx="5478145" cy="1131570"/>
             <wp:effectExtent l="0" t="0" r="8255" b="0"/>
-            <wp:docPr id="28" name="Рисунок 28"/>
+            <wp:docPr id="13" name="Рисунок 13"/>
             <wp:cNvGraphicFramePr>
               <a:graphicFrameLocks xmlns:a="http://schemas.openxmlformats.org/drawingml/2006/main" noChangeAspect="1"/>
             </wp:cNvGraphicFramePr>
@@ -7005,6 +4286,833 @@
                   <pic:spPr>
                     <a:xfrm>
                       <a:off x="0" y="0"/>
+                      <a:ext cx="5478145" cy="1131570"/>
+                    </a:xfrm>
+                    <a:prstGeom prst="rect">
+                      <a:avLst/>
+                    </a:prstGeom>
+                  </pic:spPr>
+                </pic:pic>
+              </a:graphicData>
+            </a:graphic>
+          </wp:inline>
+        </w:drawing>
+      </w:r>
+    </w:p>
+    <w:p>
+      <w:pPr>
+        <w:jc w:val="both"/>
+        <w:rPr>
+          <w:rFonts w:ascii="Times New Roman" w:eastAsia="Times New Roman" w:hAnsi="Times New Roman" w:cs="Times New Roman"/>
+          <w:sz w:val="28"/>
+          <w:szCs w:val="28"/>
+        </w:rPr>
+      </w:pPr>
+      <w:r>
+        <w:rPr>
+          <w:rFonts w:ascii="Times New Roman" w:eastAsia="Times New Roman" w:hAnsi="Times New Roman" w:cs="Times New Roman"/>
+          <w:sz w:val="28"/>
+          <w:szCs w:val="28"/>
+        </w:rPr>
+        <w:t>4. Отмените блокировку доступа для пользователя visitor.</w:t>
+      </w:r>
+    </w:p>
+    <w:p>
+      <w:pPr>
+        <w:jc w:val="both"/>
+        <w:rPr>
+          <w:rFonts w:ascii="Times New Roman" w:eastAsia="Times New Roman" w:hAnsi="Times New Roman" w:cs="Times New Roman"/>
+          <w:sz w:val="28"/>
+          <w:szCs w:val="28"/>
+          <w:lang w:val="ru-RU"/>
+        </w:rPr>
+      </w:pPr>
+      <w:r>
+        <w:rPr>
+          <w:rFonts w:ascii="Times New Roman" w:eastAsia="Times New Roman" w:hAnsi="Times New Roman" w:cs="Times New Roman"/>
+          <w:sz w:val="28"/>
+          <w:szCs w:val="28"/>
+          <w:lang w:val="ru-RU"/>
+        </w:rPr>
+        <w:t xml:space="preserve">Удаление </w:t>
+      </w:r>
+      <w:r>
+        <w:rPr>
+          <w:rFonts w:ascii="Times New Roman" w:eastAsia="Times New Roman" w:hAnsi="Times New Roman" w:cs="Times New Roman"/>
+          <w:sz w:val="28"/>
+          <w:szCs w:val="28"/>
+          <w:lang w:val="en-US"/>
+        </w:rPr>
+        <w:t>visitor</w:t>
+      </w:r>
+      <w:r>
+        <w:rPr>
+          <w:rFonts w:ascii="Times New Roman" w:eastAsia="Times New Roman" w:hAnsi="Times New Roman" w:cs="Times New Roman"/>
+          <w:sz w:val="28"/>
+          <w:szCs w:val="28"/>
+          <w:lang w:val="ru-RU"/>
+        </w:rPr>
+        <w:t xml:space="preserve"> </w:t>
+      </w:r>
+      <w:r>
+        <w:rPr>
+          <w:rFonts w:ascii="Times New Roman" w:eastAsia="Times New Roman" w:hAnsi="Times New Roman" w:cs="Times New Roman"/>
+          <w:sz w:val="28"/>
+          <w:szCs w:val="28"/>
+          <w:lang w:val="ru-RU"/>
+        </w:rPr>
+        <w:t xml:space="preserve">из </w:t>
+      </w:r>
+      <w:r>
+        <w:rPr>
+          <w:rFonts w:ascii="Times New Roman" w:eastAsia="Times New Roman" w:hAnsi="Times New Roman" w:cs="Times New Roman"/>
+          <w:sz w:val="28"/>
+          <w:szCs w:val="28"/>
+          <w:lang w:val="en-US"/>
+        </w:rPr>
+        <w:t>denyusers</w:t>
+      </w:r>
+      <w:r>
+        <w:rPr>
+          <w:rFonts w:ascii="Times New Roman" w:eastAsia="Times New Roman" w:hAnsi="Times New Roman" w:cs="Times New Roman"/>
+          <w:sz w:val="28"/>
+          <w:szCs w:val="28"/>
+          <w:lang w:val="ru-RU"/>
+        </w:rPr>
+        <w:t>.</w:t>
+      </w:r>
+    </w:p>
+    <w:p>
+      <w:pPr>
+        <w:jc w:val="both"/>
+        <w:rPr>
+          <w:rFonts w:ascii="Times New Roman" w:eastAsia="Times New Roman" w:hAnsi="Times New Roman" w:cs="Times New Roman"/>
+          <w:sz w:val="28"/>
+          <w:szCs w:val="28"/>
+        </w:rPr>
+      </w:pPr>
+      <w:r>
+        <w:rPr>
+          <w:rFonts w:ascii="Times New Roman" w:eastAsia="Times New Roman" w:hAnsi="Times New Roman" w:cs="Times New Roman"/>
+          <w:sz w:val="28"/>
+          <w:szCs w:val="28"/>
+        </w:rPr>
+        <w:t>5. Добавить предустановленное сообщение для пользователя visitor при</w:t>
+      </w:r>
+      <w:r>
+        <w:rPr>
+          <w:rFonts w:ascii="Times New Roman" w:eastAsia="Times New Roman" w:hAnsi="Times New Roman" w:cs="Times New Roman"/>
+          <w:sz w:val="28"/>
+          <w:szCs w:val="28"/>
+          <w:lang w:val="ru-RU"/>
+        </w:rPr>
+        <w:t xml:space="preserve"> </w:t>
+      </w:r>
+      <w:r>
+        <w:rPr>
+          <w:rFonts w:ascii="Times New Roman" w:eastAsia="Times New Roman" w:hAnsi="Times New Roman" w:cs="Times New Roman"/>
+          <w:sz w:val="28"/>
+          <w:szCs w:val="28"/>
+        </w:rPr>
+        <w:t>аутентификации с помощью login в виртуальной консоли.</w:t>
+      </w:r>
+    </w:p>
+    <w:p>
+      <w:pPr>
+        <w:jc w:val="both"/>
+        <w:rPr>
+          <w:rFonts w:ascii="Times New Roman" w:eastAsia="Times New Roman" w:hAnsi="Times New Roman" w:cs="Times New Roman"/>
+          <w:sz w:val="28"/>
+          <w:szCs w:val="28"/>
+        </w:rPr>
+      </w:pPr>
+      <w:r>
+        <w:rPr>
+          <w:rFonts w:ascii="Times New Roman" w:eastAsia="Times New Roman" w:hAnsi="Times New Roman" w:cs="Times New Roman"/>
+          <w:sz w:val="28"/>
+          <w:szCs w:val="28"/>
+        </w:rPr>
+        <w:drawing>
+          <wp:inline distT="0" distB="0" distL="0" distR="0" wp14:anchorId="351427C0" wp14:editId="26904E94">
+            <wp:extent cx="5478145" cy="460375"/>
+            <wp:effectExtent l="0" t="0" r="8255" b="0"/>
+            <wp:docPr id="29" name="Рисунок 29"/>
+            <wp:cNvGraphicFramePr>
+              <a:graphicFrameLocks xmlns:a="http://schemas.openxmlformats.org/drawingml/2006/main" noChangeAspect="1"/>
+            </wp:cNvGraphicFramePr>
+            <a:graphic xmlns:a="http://schemas.openxmlformats.org/drawingml/2006/main">
+              <a:graphicData uri="http://schemas.openxmlformats.org/drawingml/2006/picture">
+                <pic:pic xmlns:pic="http://schemas.openxmlformats.org/drawingml/2006/picture">
+                  <pic:nvPicPr>
+                    <pic:cNvPr id="1" name=""/>
+                    <pic:cNvPicPr/>
+                  </pic:nvPicPr>
+                  <pic:blipFill>
+                    <a:blip r:embed="rId34"/>
+                    <a:stretch>
+                      <a:fillRect/>
+                    </a:stretch>
+                  </pic:blipFill>
+                  <pic:spPr>
+                    <a:xfrm>
+                      <a:off x="0" y="0"/>
+                      <a:ext cx="5478145" cy="460375"/>
+                    </a:xfrm>
+                    <a:prstGeom prst="rect">
+                      <a:avLst/>
+                    </a:prstGeom>
+                  </pic:spPr>
+                </pic:pic>
+              </a:graphicData>
+            </a:graphic>
+          </wp:inline>
+        </w:drawing>
+      </w:r>
+    </w:p>
+    <w:p>
+      <w:pPr>
+        <w:jc w:val="both"/>
+        <w:rPr>
+          <w:rFonts w:ascii="Times New Roman" w:eastAsia="Times New Roman" w:hAnsi="Times New Roman" w:cs="Times New Roman"/>
+          <w:sz w:val="28"/>
+          <w:szCs w:val="28"/>
+          <w:lang w:val="ru-RU"/>
+        </w:rPr>
+      </w:pPr>
+      <w:r>
+        <w:rPr>
+          <w:rFonts w:ascii="Times New Roman" w:eastAsia="Times New Roman" w:hAnsi="Times New Roman" w:cs="Times New Roman"/>
+          <w:sz w:val="28"/>
+          <w:szCs w:val="28"/>
+        </w:rPr>
+        <w:drawing>
+          <wp:inline distT="0" distB="0" distL="0" distR="0" wp14:anchorId="4A64248E" wp14:editId="7EDB48D4">
+            <wp:extent cx="5430008" cy="371527"/>
+            <wp:effectExtent l="0" t="0" r="0" b="9525"/>
+            <wp:docPr id="30" name="Рисунок 30"/>
+            <wp:cNvGraphicFramePr>
+              <a:graphicFrameLocks xmlns:a="http://schemas.openxmlformats.org/drawingml/2006/main" noChangeAspect="1"/>
+            </wp:cNvGraphicFramePr>
+            <a:graphic xmlns:a="http://schemas.openxmlformats.org/drawingml/2006/main">
+              <a:graphicData uri="http://schemas.openxmlformats.org/drawingml/2006/picture">
+                <pic:pic xmlns:pic="http://schemas.openxmlformats.org/drawingml/2006/picture">
+                  <pic:nvPicPr>
+                    <pic:cNvPr id="1" name=""/>
+                    <pic:cNvPicPr/>
+                  </pic:nvPicPr>
+                  <pic:blipFill>
+                    <a:blip r:embed="rId35"/>
+                    <a:stretch>
+                      <a:fillRect/>
+                    </a:stretch>
+                  </pic:blipFill>
+                  <pic:spPr>
+                    <a:xfrm>
+                      <a:off x="0" y="0"/>
+                      <a:ext cx="5430008" cy="371527"/>
+                    </a:xfrm>
+                    <a:prstGeom prst="rect">
+                      <a:avLst/>
+                    </a:prstGeom>
+                  </pic:spPr>
+                </pic:pic>
+              </a:graphicData>
+            </a:graphic>
+          </wp:inline>
+        </w:drawing>
+      </w:r>
+    </w:p>
+    <w:p>
+      <w:pPr>
+        <w:jc w:val="both"/>
+        <w:rPr>
+          <w:rFonts w:ascii="Times New Roman" w:eastAsia="Times New Roman" w:hAnsi="Times New Roman" w:cs="Times New Roman"/>
+          <w:sz w:val="28"/>
+          <w:szCs w:val="28"/>
+        </w:rPr>
+      </w:pPr>
+      <w:r>
+        <w:rPr>
+          <w:rFonts w:ascii="Times New Roman" w:eastAsia="Times New Roman" w:hAnsi="Times New Roman" w:cs="Times New Roman"/>
+          <w:sz w:val="28"/>
+          <w:szCs w:val="28"/>
+        </w:rPr>
+        <w:t>6. Настроить поведение модуля PAM pam_unix так, чтобы запоминались пять</w:t>
+      </w:r>
+      <w:r>
+        <w:rPr>
+          <w:rFonts w:ascii="Times New Roman" w:eastAsia="Times New Roman" w:hAnsi="Times New Roman" w:cs="Times New Roman"/>
+          <w:sz w:val="28"/>
+          <w:szCs w:val="28"/>
+          <w:lang w:val="ru-RU"/>
+        </w:rPr>
+        <w:t xml:space="preserve"> </w:t>
+      </w:r>
+      <w:r>
+        <w:rPr>
+          <w:rFonts w:ascii="Times New Roman" w:eastAsia="Times New Roman" w:hAnsi="Times New Roman" w:cs="Times New Roman"/>
+          <w:sz w:val="28"/>
+          <w:szCs w:val="28"/>
+        </w:rPr>
+        <w:t>последних паролей учетной записи пользователей, не разрешая их</w:t>
+      </w:r>
+      <w:r>
+        <w:rPr>
+          <w:rFonts w:ascii="Times New Roman" w:eastAsia="Times New Roman" w:hAnsi="Times New Roman" w:cs="Times New Roman"/>
+          <w:sz w:val="28"/>
+          <w:szCs w:val="28"/>
+          <w:lang w:val="ru-RU"/>
+        </w:rPr>
+        <w:t xml:space="preserve"> </w:t>
+      </w:r>
+      <w:r>
+        <w:rPr>
+          <w:rFonts w:ascii="Times New Roman" w:eastAsia="Times New Roman" w:hAnsi="Times New Roman" w:cs="Times New Roman"/>
+          <w:sz w:val="28"/>
+          <w:szCs w:val="28"/>
+        </w:rPr>
+        <w:t>использовать при очередной сме</w:t>
+      </w:r>
+      <w:r>
+        <w:rPr>
+          <w:rFonts w:ascii="Times New Roman" w:eastAsia="Times New Roman" w:hAnsi="Times New Roman" w:cs="Times New Roman"/>
+          <w:sz w:val="28"/>
+          <w:szCs w:val="28"/>
+        </w:rPr>
+        <w:t xml:space="preserve">не пароля. Проверить применение </w:t>
+      </w:r>
+      <w:r>
+        <w:rPr>
+          <w:rFonts w:ascii="Times New Roman" w:eastAsia="Times New Roman" w:hAnsi="Times New Roman" w:cs="Times New Roman"/>
+          <w:sz w:val="28"/>
+          <w:szCs w:val="28"/>
+        </w:rPr>
+        <w:t>настройки.</w:t>
+      </w:r>
+    </w:p>
+    <w:p>
+      <w:pPr>
+        <w:jc w:val="both"/>
+        <w:rPr>
+          <w:rFonts w:ascii="Times New Roman" w:eastAsia="Times New Roman" w:hAnsi="Times New Roman" w:cs="Times New Roman"/>
+          <w:sz w:val="28"/>
+          <w:szCs w:val="28"/>
+        </w:rPr>
+      </w:pPr>
+      <w:r>
+        <w:rPr>
+          <w:rFonts w:ascii="Times New Roman" w:eastAsia="Times New Roman" w:hAnsi="Times New Roman" w:cs="Times New Roman"/>
+          <w:sz w:val="28"/>
+          <w:szCs w:val="28"/>
+        </w:rPr>
+        <w:drawing>
+          <wp:inline distT="0" distB="0" distL="0" distR="0" wp14:anchorId="5D4A9DEE" wp14:editId="47A285C6">
+            <wp:extent cx="5478145" cy="342900"/>
+            <wp:effectExtent l="0" t="0" r="8255" b="0"/>
+            <wp:docPr id="31" name="Рисунок 31"/>
+            <wp:cNvGraphicFramePr>
+              <a:graphicFrameLocks xmlns:a="http://schemas.openxmlformats.org/drawingml/2006/main" noChangeAspect="1"/>
+            </wp:cNvGraphicFramePr>
+            <a:graphic xmlns:a="http://schemas.openxmlformats.org/drawingml/2006/main">
+              <a:graphicData uri="http://schemas.openxmlformats.org/drawingml/2006/picture">
+                <pic:pic xmlns:pic="http://schemas.openxmlformats.org/drawingml/2006/picture">
+                  <pic:nvPicPr>
+                    <pic:cNvPr id="1" name=""/>
+                    <pic:cNvPicPr/>
+                  </pic:nvPicPr>
+                  <pic:blipFill>
+                    <a:blip r:embed="rId36"/>
+                    <a:stretch>
+                      <a:fillRect/>
+                    </a:stretch>
+                  </pic:blipFill>
+                  <pic:spPr>
+                    <a:xfrm>
+                      <a:off x="0" y="0"/>
+                      <a:ext cx="5478145" cy="342900"/>
+                    </a:xfrm>
+                    <a:prstGeom prst="rect">
+                      <a:avLst/>
+                    </a:prstGeom>
+                  </pic:spPr>
+                </pic:pic>
+              </a:graphicData>
+            </a:graphic>
+          </wp:inline>
+        </w:drawing>
+      </w:r>
+    </w:p>
+    <w:p>
+      <w:pPr>
+        <w:jc w:val="both"/>
+        <w:rPr>
+          <w:rFonts w:ascii="Times New Roman" w:eastAsia="Times New Roman" w:hAnsi="Times New Roman" w:cs="Times New Roman"/>
+          <w:sz w:val="28"/>
+          <w:szCs w:val="28"/>
+        </w:rPr>
+      </w:pPr>
+      <w:r>
+        <w:rPr>
+          <w:rFonts w:ascii="Times New Roman" w:eastAsia="Times New Roman" w:hAnsi="Times New Roman" w:cs="Times New Roman"/>
+          <w:sz w:val="28"/>
+          <w:szCs w:val="28"/>
+        </w:rPr>
+        <w:t>7. Какие задачи решает библиотека PAM?</w:t>
+      </w:r>
+    </w:p>
+    <w:p>
+      <w:pPr>
+        <w:jc w:val="both"/>
+        <w:rPr>
+          <w:rFonts w:ascii="Times New Roman" w:eastAsia="Times New Roman" w:hAnsi="Times New Roman" w:cs="Times New Roman"/>
+          <w:sz w:val="28"/>
+          <w:szCs w:val="28"/>
+          <w:lang w:val="ru-RU"/>
+        </w:rPr>
+      </w:pPr>
+      <w:r>
+        <w:rPr>
+          <w:rFonts w:ascii="Times New Roman" w:eastAsia="Times New Roman" w:hAnsi="Times New Roman" w:cs="Times New Roman"/>
+          <w:b/>
+          <w:bCs/>
+          <w:sz w:val="28"/>
+          <w:szCs w:val="28"/>
+          <w:lang w:val="ru-RU"/>
+        </w:rPr>
+        <w:t>PAM</w:t>
+      </w:r>
+      <w:r>
+        <w:rPr>
+          <w:rFonts w:ascii="Times New Roman" w:eastAsia="Times New Roman" w:hAnsi="Times New Roman" w:cs="Times New Roman"/>
+          <w:sz w:val="28"/>
+          <w:szCs w:val="28"/>
+          <w:lang w:val="ru-RU"/>
+        </w:rPr>
+        <w:t xml:space="preserve"> (Pluggable Authentication Modules) — это подключаемая модульная система аутентификации, которая обеспечивает гибкую централизованную настройку механизмов аутентификации для различных приложений и сервисов в Linux.</w:t>
+      </w:r>
+    </w:p>
+    <w:p>
+      <w:pPr>
+        <w:jc w:val="both"/>
+        <w:rPr>
+          <w:rFonts w:ascii="Times New Roman" w:eastAsia="Times New Roman" w:hAnsi="Times New Roman" w:cs="Times New Roman"/>
+          <w:sz w:val="28"/>
+          <w:szCs w:val="28"/>
+          <w:lang w:val="ru-RU"/>
+        </w:rPr>
+      </w:pPr>
+      <w:r>
+        <w:rPr>
+          <w:rFonts w:ascii="Times New Roman" w:eastAsia="Times New Roman" w:hAnsi="Times New Roman" w:cs="Times New Roman"/>
+          <w:sz w:val="28"/>
+          <w:szCs w:val="28"/>
+          <w:lang w:val="ru-RU"/>
+        </w:rPr>
+        <w:t>Основные задачи PAM:</w:t>
+      </w:r>
+    </w:p>
+    <w:p>
+      <w:pPr>
+        <w:numPr>
+          <w:ilvl w:val="0"/>
+          <w:numId w:val="8"/>
+        </w:numPr>
+        <w:jc w:val="both"/>
+        <w:rPr>
+          <w:rFonts w:ascii="Times New Roman" w:eastAsia="Times New Roman" w:hAnsi="Times New Roman" w:cs="Times New Roman"/>
+          <w:sz w:val="28"/>
+          <w:szCs w:val="28"/>
+          <w:lang w:val="ru-RU"/>
+        </w:rPr>
+      </w:pPr>
+      <w:r>
+        <w:rPr>
+          <w:rFonts w:ascii="Times New Roman" w:eastAsia="Times New Roman" w:hAnsi="Times New Roman" w:cs="Times New Roman"/>
+          <w:b/>
+          <w:bCs/>
+          <w:sz w:val="28"/>
+          <w:szCs w:val="28"/>
+          <w:lang w:val="ru-RU"/>
+        </w:rPr>
+        <w:t>Разделение механизмов аутентификации от прикладных программ</w:t>
+      </w:r>
+      <w:r>
+        <w:rPr>
+          <w:rFonts w:ascii="Times New Roman" w:eastAsia="Times New Roman" w:hAnsi="Times New Roman" w:cs="Times New Roman"/>
+          <w:sz w:val="28"/>
+          <w:szCs w:val="28"/>
+          <w:lang w:val="ru-RU"/>
+        </w:rPr>
+        <w:t xml:space="preserve"> – приложения не содержат встроенной логики проверки паролей, а обращаются к PAM.</w:t>
+      </w:r>
+    </w:p>
+    <w:p>
+      <w:pPr>
+        <w:numPr>
+          <w:ilvl w:val="0"/>
+          <w:numId w:val="8"/>
+        </w:numPr>
+        <w:jc w:val="both"/>
+        <w:rPr>
+          <w:rFonts w:ascii="Times New Roman" w:eastAsia="Times New Roman" w:hAnsi="Times New Roman" w:cs="Times New Roman"/>
+          <w:sz w:val="28"/>
+          <w:szCs w:val="28"/>
+          <w:lang w:val="ru-RU"/>
+        </w:rPr>
+      </w:pPr>
+      <w:r>
+        <w:rPr>
+          <w:rFonts w:ascii="Times New Roman" w:eastAsia="Times New Roman" w:hAnsi="Times New Roman" w:cs="Times New Roman"/>
+          <w:b/>
+          <w:bCs/>
+          <w:sz w:val="28"/>
+          <w:szCs w:val="28"/>
+          <w:lang w:val="ru-RU"/>
+        </w:rPr>
+        <w:t>Централизованное управление политиками</w:t>
+      </w:r>
+      <w:r>
+        <w:rPr>
+          <w:rFonts w:ascii="Times New Roman" w:eastAsia="Times New Roman" w:hAnsi="Times New Roman" w:cs="Times New Roman"/>
+          <w:sz w:val="28"/>
+          <w:szCs w:val="28"/>
+          <w:lang w:val="ru-RU"/>
+        </w:rPr>
+        <w:t xml:space="preserve"> – администратор может единообразно настраивать требования к паролям, блокировки, ограничения доступа для всех сервисов (login, ssh, su, sudo и др.) в файлах /etc/pam.d/.</w:t>
+      </w:r>
+    </w:p>
+    <w:p>
+      <w:pPr>
+        <w:numPr>
+          <w:ilvl w:val="0"/>
+          <w:numId w:val="8"/>
+        </w:numPr>
+        <w:jc w:val="both"/>
+        <w:rPr>
+          <w:rFonts w:ascii="Times New Roman" w:eastAsia="Times New Roman" w:hAnsi="Times New Roman" w:cs="Times New Roman"/>
+          <w:sz w:val="28"/>
+          <w:szCs w:val="28"/>
+          <w:lang w:val="ru-RU"/>
+        </w:rPr>
+      </w:pPr>
+      <w:r>
+        <w:rPr>
+          <w:rFonts w:ascii="Times New Roman" w:eastAsia="Times New Roman" w:hAnsi="Times New Roman" w:cs="Times New Roman"/>
+          <w:b/>
+          <w:bCs/>
+          <w:sz w:val="28"/>
+          <w:szCs w:val="28"/>
+          <w:lang w:val="ru-RU"/>
+        </w:rPr>
+        <w:t>Модульность и гибкость</w:t>
+      </w:r>
+      <w:r>
+        <w:rPr>
+          <w:rFonts w:ascii="Times New Roman" w:eastAsia="Times New Roman" w:hAnsi="Times New Roman" w:cs="Times New Roman"/>
+          <w:sz w:val="28"/>
+          <w:szCs w:val="28"/>
+          <w:lang w:val="ru-RU"/>
+        </w:rPr>
+        <w:t xml:space="preserve"> – можно подключать разные модули: проверка пароля (pam_unix), ограничения по времени (pam_time), ресурсам (pam_limits), IP-адресу (pam_access), двухфакторная аутентификация (pam_google_authenticator) и т.д.</w:t>
+      </w:r>
+    </w:p>
+    <w:p>
+      <w:pPr>
+        <w:numPr>
+          <w:ilvl w:val="0"/>
+          <w:numId w:val="8"/>
+        </w:numPr>
+        <w:jc w:val="both"/>
+        <w:rPr>
+          <w:rFonts w:ascii="Times New Roman" w:eastAsia="Times New Roman" w:hAnsi="Times New Roman" w:cs="Times New Roman"/>
+          <w:sz w:val="28"/>
+          <w:szCs w:val="28"/>
+          <w:lang w:val="ru-RU"/>
+        </w:rPr>
+      </w:pPr>
+      <w:r>
+        <w:rPr>
+          <w:rFonts w:ascii="Times New Roman" w:eastAsia="Times New Roman" w:hAnsi="Times New Roman" w:cs="Times New Roman"/>
+          <w:b/>
+          <w:bCs/>
+          <w:sz w:val="28"/>
+          <w:szCs w:val="28"/>
+          <w:lang w:val="ru-RU"/>
+        </w:rPr>
+        <w:lastRenderedPageBreak/>
+        <w:t>Стекирование правил</w:t>
+      </w:r>
+      <w:r>
+        <w:rPr>
+          <w:rFonts w:ascii="Times New Roman" w:eastAsia="Times New Roman" w:hAnsi="Times New Roman" w:cs="Times New Roman"/>
+          <w:sz w:val="28"/>
+          <w:szCs w:val="28"/>
+          <w:lang w:val="ru-RU"/>
+        </w:rPr>
+        <w:t xml:space="preserve"> – можно задать последовательность проверок: сначала проверить пароль, затем ограничение по времени, затем записать в лог.</w:t>
+      </w:r>
+    </w:p>
+    <w:p>
+      <w:pPr>
+        <w:numPr>
+          <w:ilvl w:val="0"/>
+          <w:numId w:val="8"/>
+        </w:numPr>
+        <w:jc w:val="both"/>
+        <w:rPr>
+          <w:rFonts w:ascii="Times New Roman" w:eastAsia="Times New Roman" w:hAnsi="Times New Roman" w:cs="Times New Roman"/>
+          <w:sz w:val="28"/>
+          <w:szCs w:val="28"/>
+          <w:lang w:val="ru-RU"/>
+        </w:rPr>
+      </w:pPr>
+      <w:r>
+        <w:rPr>
+          <w:rFonts w:ascii="Times New Roman" w:eastAsia="Times New Roman" w:hAnsi="Times New Roman" w:cs="Times New Roman"/>
+          <w:b/>
+          <w:bCs/>
+          <w:sz w:val="28"/>
+          <w:szCs w:val="28"/>
+          <w:lang w:val="ru-RU"/>
+        </w:rPr>
+        <w:t>Обработка учетных данных</w:t>
+      </w:r>
+      <w:r>
+        <w:rPr>
+          <w:rFonts w:ascii="Times New Roman" w:eastAsia="Times New Roman" w:hAnsi="Times New Roman" w:cs="Times New Roman"/>
+          <w:sz w:val="28"/>
+          <w:szCs w:val="28"/>
+          <w:lang w:val="ru-RU"/>
+        </w:rPr>
+        <w:t xml:space="preserve"> – PAM может управлять токенами, биометрией, смарт-картами.</w:t>
+      </w:r>
+    </w:p>
+    <w:p>
+      <w:pPr>
+        <w:numPr>
+          <w:ilvl w:val="0"/>
+          <w:numId w:val="8"/>
+        </w:numPr>
+        <w:jc w:val="both"/>
+        <w:rPr>
+          <w:rFonts w:ascii="Times New Roman" w:eastAsia="Times New Roman" w:hAnsi="Times New Roman" w:cs="Times New Roman"/>
+          <w:sz w:val="28"/>
+          <w:szCs w:val="28"/>
+          <w:lang w:val="ru-RU"/>
+        </w:rPr>
+      </w:pPr>
+      <w:r>
+        <w:rPr>
+          <w:rFonts w:ascii="Times New Roman" w:eastAsia="Times New Roman" w:hAnsi="Times New Roman" w:cs="Times New Roman"/>
+          <w:b/>
+          <w:bCs/>
+          <w:sz w:val="28"/>
+          <w:szCs w:val="28"/>
+          <w:lang w:val="ru-RU"/>
+        </w:rPr>
+        <w:t>Логирование и аудит</w:t>
+      </w:r>
+      <w:r>
+        <w:rPr>
+          <w:rFonts w:ascii="Times New Roman" w:eastAsia="Times New Roman" w:hAnsi="Times New Roman" w:cs="Times New Roman"/>
+          <w:sz w:val="28"/>
+          <w:szCs w:val="28"/>
+          <w:lang w:val="ru-RU"/>
+        </w:rPr>
+        <w:t xml:space="preserve"> – фиксация успешных и неудачных попыток входа.</w:t>
+      </w:r>
+    </w:p>
+    <w:p>
+      <w:pPr>
+        <w:jc w:val="both"/>
+        <w:rPr>
+          <w:rFonts w:ascii="Times New Roman" w:eastAsia="Times New Roman" w:hAnsi="Times New Roman" w:cs="Times New Roman"/>
+          <w:sz w:val="28"/>
+          <w:szCs w:val="28"/>
+        </w:rPr>
+      </w:pPr>
+      <w:r>
+        <w:rPr>
+          <w:rFonts w:ascii="Times New Roman" w:eastAsia="Times New Roman" w:hAnsi="Times New Roman" w:cs="Times New Roman"/>
+          <w:sz w:val="28"/>
+          <w:szCs w:val="28"/>
+        </w:rPr>
+        <w:t>8. Как с помощью PAM ограничить доступ к системе по IP-адресу.</w:t>
+      </w:r>
+    </w:p>
+    <w:p>
+      <w:pPr>
+        <w:jc w:val="both"/>
+        <w:rPr>
+          <w:rFonts w:ascii="Times New Roman" w:eastAsia="Times New Roman" w:hAnsi="Times New Roman" w:cs="Times New Roman"/>
+          <w:sz w:val="28"/>
+          <w:szCs w:val="28"/>
+          <w:lang w:val="ru-RU"/>
+        </w:rPr>
+      </w:pPr>
+      <w:r>
+        <w:rPr>
+          <w:rFonts w:ascii="Times New Roman" w:eastAsia="Times New Roman" w:hAnsi="Times New Roman" w:cs="Times New Roman"/>
+          <w:sz w:val="28"/>
+          <w:szCs w:val="28"/>
+        </w:rPr>
+        <w:t xml:space="preserve">Для ограничения доступа по IP-адресу используется модуль </w:t>
+      </w:r>
+      <w:r>
+        <w:rPr>
+          <w:rFonts w:ascii="Times New Roman" w:eastAsia="Times New Roman" w:hAnsi="Times New Roman" w:cs="Times New Roman"/>
+          <w:b/>
+          <w:bCs/>
+          <w:sz w:val="28"/>
+          <w:szCs w:val="28"/>
+        </w:rPr>
+        <w:t>pam_access.so</w:t>
+      </w:r>
+      <w:r>
+        <w:rPr>
+          <w:rFonts w:ascii="Times New Roman" w:eastAsia="Times New Roman" w:hAnsi="Times New Roman" w:cs="Times New Roman"/>
+          <w:sz w:val="28"/>
+          <w:szCs w:val="28"/>
+        </w:rPr>
+        <w:t>. Он проверяет правила в файле /etc/security/access.conf.</w:t>
+      </w:r>
+    </w:p>
+    <w:p>
+      <w:pPr>
+        <w:jc w:val="both"/>
+        <w:rPr>
+          <w:rFonts w:ascii="Times New Roman" w:eastAsia="Times New Roman" w:hAnsi="Times New Roman" w:cs="Times New Roman"/>
+          <w:b/>
+          <w:sz w:val="28"/>
+          <w:szCs w:val="28"/>
+        </w:rPr>
+      </w:pPr>
+      <w:r>
+        <w:rPr>
+          <w:rFonts w:ascii="Times New Roman" w:eastAsia="Times New Roman" w:hAnsi="Times New Roman" w:cs="Times New Roman"/>
+          <w:b/>
+          <w:sz w:val="28"/>
+          <w:szCs w:val="28"/>
+        </w:rPr>
+        <w:t>3.0 Получение отчётов об активности пользователей</w:t>
+      </w:r>
+    </w:p>
+    <w:p>
+      <w:pPr>
+        <w:jc w:val="both"/>
+        <w:rPr>
+          <w:rFonts w:ascii="Times New Roman" w:eastAsia="Times New Roman" w:hAnsi="Times New Roman" w:cs="Times New Roman"/>
+          <w:sz w:val="28"/>
+          <w:szCs w:val="28"/>
+        </w:rPr>
+      </w:pPr>
+      <w:r>
+        <w:rPr>
+          <w:rFonts w:ascii="Times New Roman" w:eastAsia="Times New Roman" w:hAnsi="Times New Roman" w:cs="Times New Roman"/>
+          <w:sz w:val="28"/>
+          <w:szCs w:val="28"/>
+        </w:rPr>
+        <w:t>1. Определите, когда последний раз была загружена система.</w:t>
+      </w:r>
+    </w:p>
+    <w:p>
+      <w:pPr>
+        <w:jc w:val="both"/>
+        <w:rPr>
+          <w:rFonts w:ascii="Times New Roman" w:eastAsia="Times New Roman" w:hAnsi="Times New Roman" w:cs="Times New Roman"/>
+          <w:sz w:val="28"/>
+          <w:szCs w:val="28"/>
+          <w:lang w:val="en-US"/>
+        </w:rPr>
+      </w:pPr>
+      <w:r>
+        <w:rPr>
+          <w:rFonts w:ascii="Times New Roman" w:eastAsia="Times New Roman" w:hAnsi="Times New Roman" w:cs="Times New Roman"/>
+          <w:sz w:val="28"/>
+          <w:szCs w:val="28"/>
+          <w:lang w:val="en-US"/>
+        </w:rPr>
+        <w:t>reboot   system bo</w:t>
+      </w:r>
+      <w:r>
+        <w:rPr>
+          <w:rFonts w:ascii="Times New Roman" w:eastAsia="Times New Roman" w:hAnsi="Times New Roman" w:cs="Times New Roman"/>
+          <w:sz w:val="28"/>
+          <w:szCs w:val="28"/>
+          <w:lang w:val="en-US"/>
+        </w:rPr>
+        <w:t>ot  5.15.0-91-generic Wed Mar 22 19</w:t>
+      </w:r>
+      <w:r>
+        <w:rPr>
+          <w:rFonts w:ascii="Times New Roman" w:eastAsia="Times New Roman" w:hAnsi="Times New Roman" w:cs="Times New Roman"/>
+          <w:sz w:val="28"/>
+          <w:szCs w:val="28"/>
+          <w:lang w:val="en-US"/>
+        </w:rPr>
+        <w:t>:23   still running</w:t>
+      </w:r>
+    </w:p>
+    <w:p>
+      <w:pPr>
+        <w:jc w:val="both"/>
+        <w:rPr>
+          <w:rFonts w:ascii="Times New Roman" w:eastAsia="Times New Roman" w:hAnsi="Times New Roman" w:cs="Times New Roman"/>
+          <w:sz w:val="28"/>
+          <w:szCs w:val="28"/>
+        </w:rPr>
+      </w:pPr>
+      <w:r>
+        <w:rPr>
+          <w:rFonts w:ascii="Times New Roman" w:eastAsia="Times New Roman" w:hAnsi="Times New Roman" w:cs="Times New Roman"/>
+          <w:sz w:val="28"/>
+          <w:szCs w:val="28"/>
+        </w:rPr>
+        <w:t>2. Кто входил в сеанс за последние 2 недели?</w:t>
+      </w:r>
+    </w:p>
+    <w:p>
+      <w:pPr>
+        <w:jc w:val="both"/>
+        <w:rPr>
+          <w:rFonts w:ascii="Times New Roman" w:eastAsia="Times New Roman" w:hAnsi="Times New Roman" w:cs="Times New Roman"/>
+          <w:sz w:val="28"/>
+          <w:szCs w:val="28"/>
+          <w:lang w:val="ru-RU"/>
+        </w:rPr>
+      </w:pPr>
+      <w:r>
+        <w:rPr>
+          <w:rFonts w:ascii="Times New Roman" w:eastAsia="Times New Roman" w:hAnsi="Times New Roman" w:cs="Times New Roman"/>
+          <w:noProof/>
+          <w:sz w:val="28"/>
+          <w:szCs w:val="28"/>
+          <w:lang w:val="ru-RU"/>
+        </w:rPr>
+        <w:drawing>
+          <wp:inline distT="0" distB="0" distL="0" distR="0" wp14:anchorId="3ABA7EB4" wp14:editId="1F9B9975">
+            <wp:extent cx="5478145" cy="1963420"/>
+            <wp:effectExtent l="0" t="0" r="8255" b="0"/>
+            <wp:docPr id="28" name="Рисунок 28"/>
+            <wp:cNvGraphicFramePr>
+              <a:graphicFrameLocks xmlns:a="http://schemas.openxmlformats.org/drawingml/2006/main" noChangeAspect="1"/>
+            </wp:cNvGraphicFramePr>
+            <a:graphic xmlns:a="http://schemas.openxmlformats.org/drawingml/2006/main">
+              <a:graphicData uri="http://schemas.openxmlformats.org/drawingml/2006/picture">
+                <pic:pic xmlns:pic="http://schemas.openxmlformats.org/drawingml/2006/picture">
+                  <pic:nvPicPr>
+                    <pic:cNvPr id="1" name=""/>
+                    <pic:cNvPicPr/>
+                  </pic:nvPicPr>
+                  <pic:blipFill>
+                    <a:blip r:embed="rId37"/>
+                    <a:stretch>
+                      <a:fillRect/>
+                    </a:stretch>
+                  </pic:blipFill>
+                  <pic:spPr>
+                    <a:xfrm>
+                      <a:off x="0" y="0"/>
                       <a:ext cx="5478145" cy="1963420"/>
                     </a:xfrm>
                     <a:prstGeom prst="rect">
@@ -7017,79 +5125,41 @@
           </wp:inline>
         </w:drawing>
       </w:r>
-      <w:bookmarkStart w:id="1" w:name="_GoBack"/>
-      <w:bookmarkEnd w:id="1"/>
-    </w:p>
-    <w:p>
-      <w:pPr>
-        <w:jc w:val="both"/>
-        <w:rPr>
-          <w:rFonts w:ascii="Times New Roman" w:eastAsia="Times New Roman" w:hAnsi="Times New Roman" w:cs="Times New Roman"/>
-          <w:sz w:val="28"/>
-          <w:szCs w:val="28"/>
-        </w:rPr>
-      </w:pPr>
-      <w:r>
-        <w:rPr>
-          <w:rFonts w:ascii="Times New Roman" w:eastAsia="Times New Roman" w:hAnsi="Times New Roman" w:cs="Times New Roman"/>
-          <w:sz w:val="28"/>
-          <w:szCs w:val="28"/>
-        </w:rPr>
-        <w:t>3. Приведите пример команды, которая выводит журнал (</w:t>
-      </w:r>
-      <w:proofErr w:type="spellStart"/>
-      <w:r>
-        <w:rPr>
-          <w:rFonts w:ascii="Times New Roman" w:eastAsia="Times New Roman" w:hAnsi="Times New Roman" w:cs="Times New Roman"/>
-          <w:sz w:val="28"/>
-          <w:szCs w:val="28"/>
-        </w:rPr>
-        <w:t>логи</w:t>
-      </w:r>
-      <w:proofErr w:type="spellEnd"/>
-      <w:r>
-        <w:rPr>
-          <w:rFonts w:ascii="Times New Roman" w:eastAsia="Times New Roman" w:hAnsi="Times New Roman" w:cs="Times New Roman"/>
-          <w:sz w:val="28"/>
-          <w:szCs w:val="28"/>
-        </w:rPr>
-        <w:t>) входа</w:t>
-      </w:r>
-    </w:p>
-    <w:p>
-      <w:pPr>
-        <w:jc w:val="both"/>
-        <w:rPr>
-          <w:rFonts w:ascii="Times New Roman" w:eastAsia="Times New Roman" w:hAnsi="Times New Roman" w:cs="Times New Roman"/>
-          <w:sz w:val="28"/>
-          <w:szCs w:val="28"/>
-        </w:rPr>
-      </w:pPr>
-      <w:r>
-        <w:rPr>
-          <w:rFonts w:ascii="Times New Roman" w:eastAsia="Times New Roman" w:hAnsi="Times New Roman" w:cs="Times New Roman"/>
-          <w:sz w:val="28"/>
-          <w:szCs w:val="28"/>
-        </w:rPr>
-        <w:t xml:space="preserve">пользователей в ОС </w:t>
-      </w:r>
-      <w:proofErr w:type="spellStart"/>
-      <w:r>
-        <w:rPr>
-          <w:rFonts w:ascii="Times New Roman" w:eastAsia="Times New Roman" w:hAnsi="Times New Roman" w:cs="Times New Roman"/>
-          <w:sz w:val="28"/>
-          <w:szCs w:val="28"/>
-        </w:rPr>
-        <w:t>Linux</w:t>
-      </w:r>
-      <w:proofErr w:type="spellEnd"/>
-      <w:r>
-        <w:rPr>
-          <w:rFonts w:ascii="Times New Roman" w:eastAsia="Times New Roman" w:hAnsi="Times New Roman" w:cs="Times New Roman"/>
-          <w:sz w:val="28"/>
-          <w:szCs w:val="28"/>
-        </w:rPr>
-        <w:t>.</w:t>
+    </w:p>
+    <w:p>
+      <w:pPr>
+        <w:jc w:val="both"/>
+        <w:rPr>
+          <w:rFonts w:ascii="Times New Roman" w:eastAsia="Times New Roman" w:hAnsi="Times New Roman" w:cs="Times New Roman"/>
+          <w:sz w:val="28"/>
+          <w:szCs w:val="28"/>
+        </w:rPr>
+      </w:pPr>
+      <w:r>
+        <w:rPr>
+          <w:rFonts w:ascii="Times New Roman" w:eastAsia="Times New Roman" w:hAnsi="Times New Roman" w:cs="Times New Roman"/>
+          <w:sz w:val="28"/>
+          <w:szCs w:val="28"/>
+        </w:rPr>
+        <w:t>3. Приведите пример команды, которая выводит журнал (логи) входа</w:t>
+      </w:r>
+    </w:p>
+    <w:p>
+      <w:pPr>
+        <w:jc w:val="both"/>
+        <w:rPr>
+          <w:rFonts w:ascii="Times New Roman" w:eastAsia="Times New Roman" w:hAnsi="Times New Roman" w:cs="Times New Roman"/>
+          <w:sz w:val="28"/>
+          <w:szCs w:val="28"/>
+        </w:rPr>
+      </w:pPr>
+      <w:r>
+        <w:rPr>
+          <w:rFonts w:ascii="Times New Roman" w:eastAsia="Times New Roman" w:hAnsi="Times New Roman" w:cs="Times New Roman"/>
+          <w:sz w:val="28"/>
+          <w:szCs w:val="28"/>
+        </w:rPr>
+        <w:t>пользователей в ОС Linux.</w:t>
       </w:r>
     </w:p>
     <w:p>
@@ -7126,7 +5196,6 @@
           <w:lang w:val="ru-RU"/>
         </w:rPr>
       </w:pPr>
-      <w:proofErr w:type="spellStart"/>
       <w:r>
         <w:rPr>
           <w:rFonts w:ascii="Times New Roman" w:eastAsia="Times New Roman" w:hAnsi="Times New Roman" w:cs="Times New Roman"/>
@@ -7138,76 +5207,14 @@
         </w:rPr>
         <w:t>last</w:t>
       </w:r>
-      <w:proofErr w:type="spellEnd"/>
-      <w:r>
-        <w:rPr>
-          <w:rFonts w:ascii="Times New Roman" w:eastAsia="Times New Roman" w:hAnsi="Times New Roman" w:cs="Times New Roman"/>
-          <w:sz w:val="28"/>
-          <w:szCs w:val="28"/>
-          <w:lang w:val="ru-RU"/>
-        </w:rPr>
-        <w:t xml:space="preserve"> – показывает историю входов (из /</w:t>
-      </w:r>
-      <w:proofErr w:type="spellStart"/>
-      <w:r>
-        <w:rPr>
-          <w:rFonts w:ascii="Times New Roman" w:eastAsia="Times New Roman" w:hAnsi="Times New Roman" w:cs="Times New Roman"/>
-          <w:sz w:val="28"/>
-          <w:szCs w:val="28"/>
-          <w:lang w:val="ru-RU"/>
-        </w:rPr>
-        <w:t>var</w:t>
-      </w:r>
-      <w:proofErr w:type="spellEnd"/>
-      <w:r>
-        <w:rPr>
-          <w:rFonts w:ascii="Times New Roman" w:eastAsia="Times New Roman" w:hAnsi="Times New Roman" w:cs="Times New Roman"/>
-          <w:sz w:val="28"/>
-          <w:szCs w:val="28"/>
-          <w:lang w:val="ru-RU"/>
-        </w:rPr>
-        <w:t>/</w:t>
-      </w:r>
-      <w:proofErr w:type="spellStart"/>
-      <w:r>
-        <w:rPr>
-          <w:rFonts w:ascii="Times New Roman" w:eastAsia="Times New Roman" w:hAnsi="Times New Roman" w:cs="Times New Roman"/>
-          <w:sz w:val="28"/>
-          <w:szCs w:val="28"/>
-          <w:lang w:val="ru-RU"/>
-        </w:rPr>
-        <w:t>log</w:t>
-      </w:r>
-      <w:proofErr w:type="spellEnd"/>
-      <w:r>
-        <w:rPr>
-          <w:rFonts w:ascii="Times New Roman" w:eastAsia="Times New Roman" w:hAnsi="Times New Roman" w:cs="Times New Roman"/>
-          <w:sz w:val="28"/>
-          <w:szCs w:val="28"/>
-          <w:lang w:val="ru-RU"/>
-        </w:rPr>
-        <w:t>/</w:t>
-      </w:r>
-      <w:proofErr w:type="spellStart"/>
-      <w:r>
-        <w:rPr>
-          <w:rFonts w:ascii="Times New Roman" w:eastAsia="Times New Roman" w:hAnsi="Times New Roman" w:cs="Times New Roman"/>
-          <w:sz w:val="28"/>
-          <w:szCs w:val="28"/>
-          <w:lang w:val="ru-RU"/>
-        </w:rPr>
-        <w:t>wtmp</w:t>
-      </w:r>
-      <w:proofErr w:type="spellEnd"/>
-      <w:proofErr w:type="gramStart"/>
-      <w:r>
-        <w:rPr>
-          <w:rFonts w:ascii="Times New Roman" w:eastAsia="Times New Roman" w:hAnsi="Times New Roman" w:cs="Times New Roman"/>
-          <w:sz w:val="28"/>
-          <w:szCs w:val="28"/>
-          <w:lang w:val="ru-RU"/>
-        </w:rPr>
-        <w:t>).</w:t>
+      <w:r>
+        <w:rPr>
+          <w:rFonts w:ascii="Times New Roman" w:eastAsia="Times New Roman" w:hAnsi="Times New Roman" w:cs="Times New Roman"/>
+          <w:sz w:val="28"/>
+          <w:szCs w:val="28"/>
+          <w:lang w:val="ru-RU"/>
+        </w:rPr>
+        <w:t xml:space="preserve"> – показывает историю входов (из /var/log/wtmp).</w:t>
       </w:r>
       <w:r>
         <w:rPr>
@@ -7217,37 +5224,7 @@
           <w:lang w:val="ru-RU"/>
         </w:rPr>
         <w:br/>
-        <w:t>Пример</w:t>
-      </w:r>
-      <w:proofErr w:type="gramEnd"/>
-      <w:r>
-        <w:rPr>
-          <w:rFonts w:ascii="Times New Roman" w:eastAsia="Times New Roman" w:hAnsi="Times New Roman" w:cs="Times New Roman"/>
-          <w:sz w:val="28"/>
-          <w:szCs w:val="28"/>
-          <w:lang w:val="ru-RU"/>
-        </w:rPr>
-        <w:t xml:space="preserve">: </w:t>
-      </w:r>
-      <w:proofErr w:type="spellStart"/>
-      <w:r>
-        <w:rPr>
-          <w:rFonts w:ascii="Times New Roman" w:eastAsia="Times New Roman" w:hAnsi="Times New Roman" w:cs="Times New Roman"/>
-          <w:sz w:val="28"/>
-          <w:szCs w:val="28"/>
-          <w:lang w:val="ru-RU"/>
-        </w:rPr>
-        <w:t>last</w:t>
-      </w:r>
-      <w:proofErr w:type="spellEnd"/>
-      <w:r>
-        <w:rPr>
-          <w:rFonts w:ascii="Times New Roman" w:eastAsia="Times New Roman" w:hAnsi="Times New Roman" w:cs="Times New Roman"/>
-          <w:sz w:val="28"/>
-          <w:szCs w:val="28"/>
-          <w:lang w:val="ru-RU"/>
-        </w:rPr>
-        <w:t xml:space="preserve"> -n 20 (последние 20 записей).</w:t>
+        <w:t>Пример: last -n 20 (последние 20 записей).</w:t>
       </w:r>
     </w:p>
     <w:p>
@@ -7264,7 +5241,6 @@
           <w:lang w:val="ru-RU"/>
         </w:rPr>
       </w:pPr>
-      <w:proofErr w:type="spellStart"/>
       <w:r>
         <w:rPr>
           <w:rFonts w:ascii="Times New Roman" w:eastAsia="Times New Roman" w:hAnsi="Times New Roman" w:cs="Times New Roman"/>
@@ -7276,7 +5252,6 @@
         </w:rPr>
         <w:t>lastlog</w:t>
       </w:r>
-      <w:proofErr w:type="spellEnd"/>
       <w:r>
         <w:rPr>
           <w:rFonts w:ascii="Times New Roman" w:eastAsia="Times New Roman" w:hAnsi="Times New Roman" w:cs="Times New Roman"/>
@@ -7302,67 +5277,7 @@
           <w:szCs w:val="28"/>
           <w:lang w:val="ru-RU"/>
         </w:rPr>
-        <w:t xml:space="preserve"> /</w:t>
-      </w:r>
-      <w:proofErr w:type="spellStart"/>
-      <w:r>
-        <w:rPr>
-          <w:rFonts w:ascii="Times New Roman" w:eastAsia="Times New Roman" w:hAnsi="Times New Roman" w:cs="Times New Roman"/>
-          <w:sz w:val="28"/>
-          <w:szCs w:val="28"/>
-          <w:lang w:val="ru-RU"/>
-        </w:rPr>
-        <w:t>var</w:t>
-      </w:r>
-      <w:proofErr w:type="spellEnd"/>
-      <w:r>
-        <w:rPr>
-          <w:rFonts w:ascii="Times New Roman" w:eastAsia="Times New Roman" w:hAnsi="Times New Roman" w:cs="Times New Roman"/>
-          <w:sz w:val="28"/>
-          <w:szCs w:val="28"/>
-          <w:lang w:val="ru-RU"/>
-        </w:rPr>
-        <w:t>/</w:t>
-      </w:r>
-      <w:proofErr w:type="spellStart"/>
-      <w:r>
-        <w:rPr>
-          <w:rFonts w:ascii="Times New Roman" w:eastAsia="Times New Roman" w:hAnsi="Times New Roman" w:cs="Times New Roman"/>
-          <w:sz w:val="28"/>
-          <w:szCs w:val="28"/>
-          <w:lang w:val="ru-RU"/>
-        </w:rPr>
-        <w:t>log</w:t>
-      </w:r>
-      <w:proofErr w:type="spellEnd"/>
-      <w:r>
-        <w:rPr>
-          <w:rFonts w:ascii="Times New Roman" w:eastAsia="Times New Roman" w:hAnsi="Times New Roman" w:cs="Times New Roman"/>
-          <w:sz w:val="28"/>
-          <w:szCs w:val="28"/>
-          <w:lang w:val="ru-RU"/>
-        </w:rPr>
-        <w:t>/</w:t>
-      </w:r>
-      <w:proofErr w:type="spellStart"/>
-      <w:r>
-        <w:rPr>
-          <w:rFonts w:ascii="Times New Roman" w:eastAsia="Times New Roman" w:hAnsi="Times New Roman" w:cs="Times New Roman"/>
-          <w:sz w:val="28"/>
-          <w:szCs w:val="28"/>
-          <w:lang w:val="ru-RU"/>
-        </w:rPr>
-        <w:t>lastlog</w:t>
-      </w:r>
-      <w:proofErr w:type="spellEnd"/>
-      <w:r>
-        <w:rPr>
-          <w:rFonts w:ascii="Times New Roman" w:eastAsia="Times New Roman" w:hAnsi="Times New Roman" w:cs="Times New Roman"/>
-          <w:sz w:val="28"/>
-          <w:szCs w:val="28"/>
-          <w:lang w:val="ru-RU"/>
-        </w:rPr>
-        <w:t>)</w:t>
+        <w:t xml:space="preserve"> /var/log/lastlog)</w:t>
       </w:r>
       <w:r>
         <w:rPr>
@@ -7392,47 +5307,7 @@
           <w:szCs w:val="28"/>
           <w:lang w:val="ru-RU"/>
         </w:rPr>
-        <w:t xml:space="preserve">Пример: </w:t>
-      </w:r>
-      <w:proofErr w:type="spellStart"/>
-      <w:r>
-        <w:rPr>
-          <w:rFonts w:ascii="Times New Roman" w:eastAsia="Times New Roman" w:hAnsi="Times New Roman" w:cs="Times New Roman"/>
-          <w:sz w:val="28"/>
-          <w:szCs w:val="28"/>
-          <w:lang w:val="ru-RU"/>
-        </w:rPr>
-        <w:t>lastlog</w:t>
-      </w:r>
-      <w:proofErr w:type="spellEnd"/>
-      <w:r>
-        <w:rPr>
-          <w:rFonts w:ascii="Times New Roman" w:eastAsia="Times New Roman" w:hAnsi="Times New Roman" w:cs="Times New Roman"/>
-          <w:sz w:val="28"/>
-          <w:szCs w:val="28"/>
-          <w:lang w:val="ru-RU"/>
-        </w:rPr>
-        <w:t xml:space="preserve"> -u </w:t>
-      </w:r>
-      <w:proofErr w:type="spellStart"/>
-      <w:r>
-        <w:rPr>
-          <w:rFonts w:ascii="Times New Roman" w:eastAsia="Times New Roman" w:hAnsi="Times New Roman" w:cs="Times New Roman"/>
-          <w:sz w:val="28"/>
-          <w:szCs w:val="28"/>
-          <w:lang w:val="ru-RU"/>
-        </w:rPr>
-        <w:t>username</w:t>
-      </w:r>
-      <w:proofErr w:type="spellEnd"/>
-      <w:r>
-        <w:rPr>
-          <w:rFonts w:ascii="Times New Roman" w:eastAsia="Times New Roman" w:hAnsi="Times New Roman" w:cs="Times New Roman"/>
-          <w:sz w:val="28"/>
-          <w:szCs w:val="28"/>
-          <w:lang w:val="ru-RU"/>
-        </w:rPr>
-        <w:t>.</w:t>
+        <w:t>Пример: lastlog -u username.</w:t>
       </w:r>
     </w:p>
     <w:p>
@@ -7449,7 +5324,6 @@
           <w:lang w:val="ru-RU"/>
         </w:rPr>
       </w:pPr>
-      <w:proofErr w:type="spellStart"/>
       <w:r>
         <w:rPr>
           <w:rFonts w:ascii="Times New Roman" w:eastAsia="Times New Roman" w:hAnsi="Times New Roman" w:cs="Times New Roman"/>
@@ -7461,55 +5335,14 @@
         </w:rPr>
         <w:t>journalctl</w:t>
       </w:r>
-      <w:proofErr w:type="spellEnd"/>
-      <w:r>
-        <w:rPr>
-          <w:rFonts w:ascii="Times New Roman" w:eastAsia="Times New Roman" w:hAnsi="Times New Roman" w:cs="Times New Roman"/>
-          <w:sz w:val="28"/>
-          <w:szCs w:val="28"/>
-          <w:lang w:val="ru-RU"/>
-        </w:rPr>
-        <w:t xml:space="preserve"> – если система использует </w:t>
-      </w:r>
-      <w:proofErr w:type="spellStart"/>
-      <w:r>
-        <w:rPr>
-          <w:rFonts w:ascii="Times New Roman" w:eastAsia="Times New Roman" w:hAnsi="Times New Roman" w:cs="Times New Roman"/>
-          <w:sz w:val="28"/>
-          <w:szCs w:val="28"/>
-          <w:lang w:val="ru-RU"/>
-        </w:rPr>
-        <w:t>systemd</w:t>
-      </w:r>
-      <w:proofErr w:type="spellEnd"/>
-      <w:r>
-        <w:rPr>
-          <w:rFonts w:ascii="Times New Roman" w:eastAsia="Times New Roman" w:hAnsi="Times New Roman" w:cs="Times New Roman"/>
-          <w:sz w:val="28"/>
-          <w:szCs w:val="28"/>
-          <w:lang w:val="ru-RU"/>
-        </w:rPr>
-        <w:t xml:space="preserve">, можно просмотреть </w:t>
-      </w:r>
-      <w:proofErr w:type="spellStart"/>
-      <w:r>
-        <w:rPr>
-          <w:rFonts w:ascii="Times New Roman" w:eastAsia="Times New Roman" w:hAnsi="Times New Roman" w:cs="Times New Roman"/>
-          <w:sz w:val="28"/>
-          <w:szCs w:val="28"/>
-          <w:lang w:val="ru-RU"/>
-        </w:rPr>
-        <w:t>логи</w:t>
-      </w:r>
-      <w:proofErr w:type="spellEnd"/>
-      <w:r>
-        <w:rPr>
-          <w:rFonts w:ascii="Times New Roman" w:eastAsia="Times New Roman" w:hAnsi="Times New Roman" w:cs="Times New Roman"/>
-          <w:sz w:val="28"/>
-          <w:szCs w:val="28"/>
-          <w:lang w:val="ru-RU"/>
-        </w:rPr>
-        <w:t xml:space="preserve"> входа через:</w:t>
+      <w:r>
+        <w:rPr>
+          <w:rFonts w:ascii="Times New Roman" w:eastAsia="Times New Roman" w:hAnsi="Times New Roman" w:cs="Times New Roman"/>
+          <w:sz w:val="28"/>
+          <w:szCs w:val="28"/>
+          <w:lang w:val="ru-RU"/>
+        </w:rPr>
+        <w:t xml:space="preserve"> – если система использует systemd, можно просмотреть логи входа через:</w:t>
       </w:r>
     </w:p>
     <w:p>
@@ -7523,8 +5356,6 @@
           <w:lang w:val="en-US"/>
         </w:rPr>
       </w:pPr>
-      <w:proofErr w:type="spellStart"/>
-      <w:proofErr w:type="gramStart"/>
       <w:r>
         <w:rPr>
           <w:rFonts w:ascii="Times New Roman" w:eastAsia="Times New Roman" w:hAnsi="Times New Roman" w:cs="Times New Roman"/>
@@ -7532,10 +5363,17 @@
           <w:szCs w:val="28"/>
           <w:lang w:val="en-US"/>
         </w:rPr>
-        <w:t>journalctl</w:t>
-      </w:r>
-      <w:proofErr w:type="spellEnd"/>
-      <w:proofErr w:type="gramEnd"/>
+        <w:t xml:space="preserve">journalctl _COMM=sshd </w:t>
+      </w:r>
+      <w:r>
+        <w:rPr>
+          <w:rFonts w:ascii="Times New Roman" w:eastAsia="Times New Roman" w:hAnsi="Times New Roman" w:cs="Times New Roman"/>
+          <w:sz w:val="28"/>
+          <w:szCs w:val="28"/>
+          <w:lang w:val="ru-RU"/>
+        </w:rPr>
+        <w:t>или</w:t>
+      </w:r>
       <w:r>
         <w:rPr>
           <w:rFonts w:ascii="Times New Roman" w:eastAsia="Times New Roman" w:hAnsi="Times New Roman" w:cs="Times New Roman"/>
@@ -7543,57 +5381,8 @@
           <w:szCs w:val="28"/>
           <w:lang w:val="en-US"/>
         </w:rPr>
-        <w:t xml:space="preserve"> _COMM=</w:t>
-      </w:r>
-      <w:proofErr w:type="spellStart"/>
-      <w:r>
-        <w:rPr>
-          <w:rFonts w:ascii="Times New Roman" w:eastAsia="Times New Roman" w:hAnsi="Times New Roman" w:cs="Times New Roman"/>
-          <w:sz w:val="28"/>
-          <w:szCs w:val="28"/>
-          <w:lang w:val="en-US"/>
-        </w:rPr>
-        <w:t>sshd</w:t>
-      </w:r>
-      <w:proofErr w:type="spellEnd"/>
-      <w:r>
-        <w:rPr>
-          <w:rFonts w:ascii="Times New Roman" w:eastAsia="Times New Roman" w:hAnsi="Times New Roman" w:cs="Times New Roman"/>
-          <w:sz w:val="28"/>
-          <w:szCs w:val="28"/>
-          <w:lang w:val="en-US"/>
-        </w:rPr>
-        <w:t xml:space="preserve"> </w:t>
-      </w:r>
-      <w:r>
-        <w:rPr>
-          <w:rFonts w:ascii="Times New Roman" w:eastAsia="Times New Roman" w:hAnsi="Times New Roman" w:cs="Times New Roman"/>
-          <w:sz w:val="28"/>
-          <w:szCs w:val="28"/>
-          <w:lang w:val="ru-RU"/>
-        </w:rPr>
-        <w:t>или</w:t>
-      </w:r>
-      <w:r>
-        <w:rPr>
-          <w:rFonts w:ascii="Times New Roman" w:eastAsia="Times New Roman" w:hAnsi="Times New Roman" w:cs="Times New Roman"/>
-          <w:sz w:val="28"/>
-          <w:szCs w:val="28"/>
-          <w:lang w:val="en-US"/>
-        </w:rPr>
-        <w:t xml:space="preserve"> </w:t>
-      </w:r>
-      <w:proofErr w:type="spellStart"/>
-      <w:r>
-        <w:rPr>
-          <w:rFonts w:ascii="Times New Roman" w:eastAsia="Times New Roman" w:hAnsi="Times New Roman" w:cs="Times New Roman"/>
-          <w:sz w:val="28"/>
-          <w:szCs w:val="28"/>
-          <w:lang w:val="en-US"/>
-        </w:rPr>
-        <w:t>journalctl</w:t>
-      </w:r>
-      <w:proofErr w:type="spellEnd"/>
+        <w:t xml:space="preserve"> journalctl</w:t>
+      </w:r>
       <w:r>
         <w:rPr>
           <w:rFonts w:ascii="Times New Roman" w:eastAsia="Times New Roman" w:hAnsi="Times New Roman" w:cs="Times New Roman"/>
@@ -7657,98 +5446,54 @@
           <w:szCs w:val="28"/>
           <w:lang w:val="en-US"/>
         </w:rPr>
-        <w:t xml:space="preserve"> /</w:t>
-      </w:r>
-      <w:proofErr w:type="spellStart"/>
-      <w:r>
-        <w:rPr>
-          <w:rFonts w:ascii="Times New Roman" w:eastAsia="Times New Roman" w:hAnsi="Times New Roman" w:cs="Times New Roman"/>
-          <w:b/>
-          <w:bCs/>
+        <w:t xml:space="preserve"> /var/log/auth.log</w:t>
+      </w:r>
+      <w:r>
+        <w:rPr>
+          <w:rFonts w:ascii="Times New Roman" w:eastAsia="Times New Roman" w:hAnsi="Times New Roman" w:cs="Times New Roman"/>
           <w:sz w:val="28"/>
           <w:szCs w:val="28"/>
           <w:lang w:val="en-US"/>
         </w:rPr>
-        <w:t>var</w:t>
-      </w:r>
-      <w:proofErr w:type="spellEnd"/>
-      <w:r>
-        <w:rPr>
-          <w:rFonts w:ascii="Times New Roman" w:eastAsia="Times New Roman" w:hAnsi="Times New Roman" w:cs="Times New Roman"/>
-          <w:b/>
-          <w:bCs/>
+        <w:t xml:space="preserve"> (Debian/Ubuntu) </w:t>
+      </w:r>
+    </w:p>
+    <w:p>
+      <w:pPr>
+        <w:jc w:val="both"/>
+        <w:rPr>
+          <w:rFonts w:ascii="Times New Roman" w:eastAsia="Times New Roman" w:hAnsi="Times New Roman" w:cs="Times New Roman"/>
           <w:sz w:val="28"/>
           <w:szCs w:val="28"/>
           <w:lang w:val="en-US"/>
         </w:rPr>
-        <w:t>/log/auth.log</w:t>
-      </w:r>
-      <w:r>
+      </w:pPr>
+    </w:p>
+    <w:p>
+      <w:pPr>
+        <w:jc w:val="both"/>
         <w:rPr>
           <w:rFonts w:ascii="Times New Roman" w:eastAsia="Times New Roman" w:hAnsi="Times New Roman" w:cs="Times New Roman"/>
           <w:sz w:val="28"/>
           <w:szCs w:val="28"/>
           <w:lang w:val="en-US"/>
         </w:rPr>
-        <w:t xml:space="preserve"> (</w:t>
-      </w:r>
-      <w:proofErr w:type="spellStart"/>
-      <w:r>
+      </w:pPr>
+    </w:p>
+    <w:p>
+      <w:pPr>
+        <w:jc w:val="both"/>
         <w:rPr>
           <w:rFonts w:ascii="Times New Roman" w:eastAsia="Times New Roman" w:hAnsi="Times New Roman" w:cs="Times New Roman"/>
           <w:sz w:val="28"/>
           <w:szCs w:val="28"/>
           <w:lang w:val="en-US"/>
         </w:rPr>
-        <w:t>Debian</w:t>
-      </w:r>
-      <w:proofErr w:type="spellEnd"/>
-      <w:r>
-        <w:rPr>
-          <w:rFonts w:ascii="Times New Roman" w:eastAsia="Times New Roman" w:hAnsi="Times New Roman" w:cs="Times New Roman"/>
-          <w:sz w:val="28"/>
-          <w:szCs w:val="28"/>
-          <w:lang w:val="en-US"/>
-        </w:rPr>
-        <w:t xml:space="preserve">/Ubuntu) </w:t>
-      </w:r>
-    </w:p>
-    <w:p>
-      <w:pPr>
-        <w:jc w:val="both"/>
-        <w:rPr>
-          <w:rFonts w:ascii="Times New Roman" w:eastAsia="Times New Roman" w:hAnsi="Times New Roman" w:cs="Times New Roman"/>
-          <w:sz w:val="28"/>
-          <w:szCs w:val="28"/>
-          <w:lang w:val="en-US"/>
-        </w:rPr>
-      </w:pPr>
-    </w:p>
-    <w:p>
-      <w:pPr>
-        <w:jc w:val="both"/>
-        <w:rPr>
-          <w:rFonts w:ascii="Times New Roman" w:eastAsia="Times New Roman" w:hAnsi="Times New Roman" w:cs="Times New Roman"/>
-          <w:sz w:val="28"/>
-          <w:szCs w:val="28"/>
-          <w:lang w:val="en-US"/>
-        </w:rPr>
-      </w:pPr>
-    </w:p>
-    <w:p>
-      <w:pPr>
-        <w:jc w:val="both"/>
-        <w:rPr>
-          <w:rFonts w:ascii="Times New Roman" w:eastAsia="Times New Roman" w:hAnsi="Times New Roman" w:cs="Times New Roman"/>
-          <w:sz w:val="28"/>
-          <w:szCs w:val="28"/>
-          <w:lang w:val="en-US"/>
-        </w:rPr>
       </w:pPr>
     </w:p>
     <w:sectPr>
-      <w:footerReference w:type="default" r:id="rId34"/>
-      <w:footerReference w:type="first" r:id="rId35"/>
+      <w:footerReference w:type="default" r:id="rId38"/>
+      <w:footerReference w:type="first" r:id="rId39"/>
       <w:pgSz w:w="11909" w:h="16834"/>
       <w:pgMar w:top="1440" w:right="1440" w:bottom="1440" w:left="1842" w:header="0" w:footer="283" w:gutter="0"/>
       <w:pgNumType w:start="1"/>
@@ -7761,7 +5506,7 @@
 </file>
 
 <file path=word/endnotes.xml><?xml version="1.0" encoding="utf-8"?>
-<w:endnotes xmlns:wpc="http://schemas.microsoft.com/office/word/2010/wordprocessingCanvas" xmlns:mc="http://schemas.openxmlformats.org/markup-compatibility/2006" xmlns:o="urn:schemas-microsoft-com:office:office" xmlns:r="http://schemas.openxmlformats.org/officeDocument/2006/relationships" xmlns:m="http://schemas.openxmlformats.org/officeDocument/2006/math" xmlns:v="urn:schemas-microsoft-com:vml" xmlns:wp14="http://schemas.microsoft.com/office/word/2010/wordprocessingDrawing" xmlns:wp="http://schemas.openxmlformats.org/drawingml/2006/wordprocessingDrawing" xmlns:w10="urn:schemas-microsoft-com:office:word" xmlns:w="http://schemas.openxmlformats.org/wordprocessingml/2006/main" xmlns:w14="http://schemas.microsoft.com/office/word/2010/wordml" xmlns:w15="http://schemas.microsoft.com/office/word/2012/wordml" xmlns:wpg="http://schemas.microsoft.com/office/word/2010/wordprocessingGroup" xmlns:wpi="http://schemas.microsoft.com/office/word/2010/wordprocessingInk" xmlns:wne="http://schemas.microsoft.com/office/word/2006/wordml" xmlns:wps="http://schemas.microsoft.com/office/word/2010/wordprocessingShape" mc:Ignorable="w14 w15 wp14">
+<w:endnotes xmlns:wpc="http://schemas.microsoft.com/office/word/2010/wordprocessingCanvas" xmlns:cx="http://schemas.microsoft.com/office/drawing/2014/chartex" xmlns:cx1="http://schemas.microsoft.com/office/drawing/2015/9/8/chartex" xmlns:cx2="http://schemas.microsoft.com/office/drawing/2015/10/21/chartex" xmlns:cx3="http://schemas.microsoft.com/office/drawing/2016/5/9/chartex" xmlns:cx4="http://schemas.microsoft.com/office/drawing/2016/5/10/chartex" xmlns:cx5="http://schemas.microsoft.com/office/drawing/2016/5/11/chartex" xmlns:cx6="http://schemas.microsoft.com/office/drawing/2016/5/12/chartex" xmlns:cx7="http://schemas.microsoft.com/office/drawing/2016/5/13/chartex" xmlns:cx8="http://schemas.microsoft.com/office/drawing/2016/5/14/chartex" xmlns:mc="http://schemas.openxmlformats.org/markup-compatibility/2006" xmlns:aink="http://schemas.microsoft.com/office/drawing/2016/ink" xmlns:am3d="http://schemas.microsoft.com/office/drawing/2017/model3d" xmlns:o="urn:schemas-microsoft-com:office:office" xmlns:r="http://schemas.openxmlformats.org/officeDocument/2006/relationships" xmlns:m="http://schemas.openxmlformats.org/officeDocument/2006/math" xmlns:v="urn:schemas-microsoft-com:vml" xmlns:wp14="http://schemas.microsoft.com/office/word/2010/wordprocessingDrawing" xmlns:wp="http://schemas.openxmlformats.org/drawingml/2006/wordprocessingDrawing" xmlns:w10="urn:schemas-microsoft-com:office:word" xmlns:w="http://schemas.openxmlformats.org/wordprocessingml/2006/main" xmlns:w14="http://schemas.microsoft.com/office/word/2010/wordml" xmlns:w15="http://schemas.microsoft.com/office/word/2012/wordml" xmlns:w16cex="http://schemas.microsoft.com/office/word/2018/wordml/cex" xmlns:w16cid="http://schemas.microsoft.com/office/word/2016/wordml/cid" xmlns:w16="http://schemas.microsoft.com/office/word/2018/wordml" xmlns:w16sdtdh="http://schemas.microsoft.com/office/word/2020/wordml/sdtdatahash" xmlns:w16se="http://schemas.microsoft.com/office/word/2015/wordml/symex" xmlns:wpg="http://schemas.microsoft.com/office/word/2010/wordprocessingGroup" xmlns:wpi="http://schemas.microsoft.com/office/word/2010/wordprocessingInk" xmlns:wne="http://schemas.microsoft.com/office/word/2006/wordml" xmlns:wps="http://schemas.microsoft.com/office/word/2010/wordprocessingShape" mc:Ignorable="w14 w15 w16se w16cid w16 w16cex w16sdtdh wp14">
   <w:endnote w:type="separator" w:id="-1">
     <w:p>
       <w:pPr>
@@ -7786,7 +5531,7 @@
 </file>
 
 <file path=word/footer1.xml><?xml version="1.0" encoding="utf-8"?>
-<w:ftr xmlns:wpc="http://schemas.microsoft.com/office/word/2010/wordprocessingCanvas" xmlns:mc="http://schemas.openxmlformats.org/markup-compatibility/2006" xmlns:o="urn:schemas-microsoft-com:office:office" xmlns:r="http://schemas.openxmlformats.org/officeDocument/2006/relationships" xmlns:m="http://schemas.openxmlformats.org/officeDocument/2006/math" xmlns:v="urn:schemas-microsoft-com:vml" xmlns:wp14="http://schemas.microsoft.com/office/word/2010/wordprocessingDrawing" xmlns:wp="http://schemas.openxmlformats.org/drawingml/2006/wordprocessingDrawing" xmlns:w10="urn:schemas-microsoft-com:office:word" xmlns:w="http://schemas.openxmlformats.org/wordprocessingml/2006/main" xmlns:w14="http://schemas.microsoft.com/office/word/2010/wordml" xmlns:w15="http://schemas.microsoft.com/office/word/2012/wordml" xmlns:wpg="http://schemas.microsoft.com/office/word/2010/wordprocessingGroup" xmlns:wpi="http://schemas.microsoft.com/office/word/2010/wordprocessingInk" xmlns:wne="http://schemas.microsoft.com/office/word/2006/wordml" xmlns:wps="http://schemas.microsoft.com/office/word/2010/wordprocessingShape" mc:Ignorable="w14 w15 wp14">
+<w:ftr xmlns:wpc="http://schemas.microsoft.com/office/word/2010/wordprocessingCanvas" xmlns:cx="http://schemas.microsoft.com/office/drawing/2014/chartex" xmlns:cx1="http://schemas.microsoft.com/office/drawing/2015/9/8/chartex" xmlns:cx2="http://schemas.microsoft.com/office/drawing/2015/10/21/chartex" xmlns:cx3="http://schemas.microsoft.com/office/drawing/2016/5/9/chartex" xmlns:cx4="http://schemas.microsoft.com/office/drawing/2016/5/10/chartex" xmlns:cx5="http://schemas.microsoft.com/office/drawing/2016/5/11/chartex" xmlns:cx6="http://schemas.microsoft.com/office/drawing/2016/5/12/chartex" xmlns:cx7="http://schemas.microsoft.com/office/drawing/2016/5/13/chartex" xmlns:cx8="http://schemas.microsoft.com/office/drawing/2016/5/14/chartex" xmlns:mc="http://schemas.openxmlformats.org/markup-compatibility/2006" xmlns:aink="http://schemas.microsoft.com/office/drawing/2016/ink" xmlns:am3d="http://schemas.microsoft.com/office/drawing/2017/model3d" xmlns:o="urn:schemas-microsoft-com:office:office" xmlns:r="http://schemas.openxmlformats.org/officeDocument/2006/relationships" xmlns:m="http://schemas.openxmlformats.org/officeDocument/2006/math" xmlns:v="urn:schemas-microsoft-com:vml" xmlns:wp14="http://schemas.microsoft.com/office/word/2010/wordprocessingDrawing" xmlns:wp="http://schemas.openxmlformats.org/drawingml/2006/wordprocessingDrawing" xmlns:w10="urn:schemas-microsoft-com:office:word" xmlns:w="http://schemas.openxmlformats.org/wordprocessingml/2006/main" xmlns:w14="http://schemas.microsoft.com/office/word/2010/wordml" xmlns:w15="http://schemas.microsoft.com/office/word/2012/wordml" xmlns:w16cex="http://schemas.microsoft.com/office/word/2018/wordml/cex" xmlns:w16cid="http://schemas.microsoft.com/office/word/2016/wordml/cid" xmlns:w16="http://schemas.microsoft.com/office/word/2018/wordml" xmlns:w16sdtdh="http://schemas.microsoft.com/office/word/2020/wordml/sdtdatahash" xmlns:w16se="http://schemas.microsoft.com/office/word/2015/wordml/symex" xmlns:wpg="http://schemas.microsoft.com/office/word/2010/wordprocessingGroup" xmlns:wpi="http://schemas.microsoft.com/office/word/2010/wordprocessingInk" xmlns:wne="http://schemas.microsoft.com/office/word/2006/wordml" xmlns:wps="http://schemas.microsoft.com/office/word/2010/wordprocessingShape" mc:Ignorable="w14 w15 w16se w16cid w16 w16cex w16sdtdh wp14">
   <w:p>
     <w:pPr>
       <w:spacing w:after="200"/>
@@ -7809,7 +5554,7 @@
 </file>
 
 <file path=word/footer2.xml><?xml version="1.0" encoding="utf-8"?>
-<w:ftr xmlns:wpc="http://schemas.microsoft.com/office/word/2010/wordprocessingCanvas" xmlns:mc="http://schemas.openxmlformats.org/markup-compatibility/2006" xmlns:o="urn:schemas-microsoft-com:office:office" xmlns:r="http://schemas.openxmlformats.org/officeDocument/2006/relationships" xmlns:m="http://schemas.openxmlformats.org/officeDocument/2006/math" xmlns:v="urn:schemas-microsoft-com:vml" xmlns:wp14="http://schemas.microsoft.com/office/word/2010/wordprocessingDrawing" xmlns:wp="http://schemas.openxmlformats.org/drawingml/2006/wordprocessingDrawing" xmlns:w10="urn:schemas-microsoft-com:office:word" xmlns:w="http://schemas.openxmlformats.org/wordprocessingml/2006/main" xmlns:w14="http://schemas.microsoft.com/office/word/2010/wordml" xmlns:w15="http://schemas.microsoft.com/office/word/2012/wordml" xmlns:wpg="http://schemas.microsoft.com/office/word/2010/wordprocessingGroup" xmlns:wpi="http://schemas.microsoft.com/office/word/2010/wordprocessingInk" xmlns:wne="http://schemas.microsoft.com/office/word/2006/wordml" xmlns:wps="http://schemas.microsoft.com/office/word/2010/wordprocessingShape" mc:Ignorable="w14 w15 wp14">
+<w:ftr xmlns:wpc="http://schemas.microsoft.com/office/word/2010/wordprocessingCanvas" xmlns:cx="http://schemas.microsoft.com/office/drawing/2014/chartex" xmlns:cx1="http://schemas.microsoft.com/office/drawing/2015/9/8/chartex" xmlns:cx2="http://schemas.microsoft.com/office/drawing/2015/10/21/chartex" xmlns:cx3="http://schemas.microsoft.com/office/drawing/2016/5/9/chartex" xmlns:cx4="http://schemas.microsoft.com/office/drawing/2016/5/10/chartex" xmlns:cx5="http://schemas.microsoft.com/office/drawing/2016/5/11/chartex" xmlns:cx6="http://schemas.microsoft.com/office/drawing/2016/5/12/chartex" xmlns:cx7="http://schemas.microsoft.com/office/drawing/2016/5/13/chartex" xmlns:cx8="http://schemas.microsoft.com/office/drawing/2016/5/14/chartex" xmlns:mc="http://schemas.openxmlformats.org/markup-compatibility/2006" xmlns:aink="http://schemas.microsoft.com/office/drawing/2016/ink" xmlns:am3d="http://schemas.microsoft.com/office/drawing/2017/model3d" xmlns:o="urn:schemas-microsoft-com:office:office" xmlns:r="http://schemas.openxmlformats.org/officeDocument/2006/relationships" xmlns:m="http://schemas.openxmlformats.org/officeDocument/2006/math" xmlns:v="urn:schemas-microsoft-com:vml" xmlns:wp14="http://schemas.microsoft.com/office/word/2010/wordprocessingDrawing" xmlns:wp="http://schemas.openxmlformats.org/drawingml/2006/wordprocessingDrawing" xmlns:w10="urn:schemas-microsoft-com:office:word" xmlns:w="http://schemas.openxmlformats.org/wordprocessingml/2006/main" xmlns:w14="http://schemas.microsoft.com/office/word/2010/wordml" xmlns:w15="http://schemas.microsoft.com/office/word/2012/wordml" xmlns:w16cex="http://schemas.microsoft.com/office/word/2018/wordml/cex" xmlns:w16cid="http://schemas.microsoft.com/office/word/2016/wordml/cid" xmlns:w16="http://schemas.microsoft.com/office/word/2018/wordml" xmlns:w16sdtdh="http://schemas.microsoft.com/office/word/2020/wordml/sdtdatahash" xmlns:w16se="http://schemas.microsoft.com/office/word/2015/wordml/symex" xmlns:wpg="http://schemas.microsoft.com/office/word/2010/wordprocessingGroup" xmlns:wpi="http://schemas.microsoft.com/office/word/2010/wordprocessingInk" xmlns:wne="http://schemas.microsoft.com/office/word/2006/wordml" xmlns:wps="http://schemas.microsoft.com/office/word/2010/wordprocessingShape" mc:Ignorable="w14 w15 w16se w16cid w16 w16cex w16sdtdh wp14">
   <w:p>
     <w:pPr>
       <w:spacing w:after="200"/>
@@ -7833,7 +5578,7 @@
 </file>
 
 <file path=word/footnotes.xml><?xml version="1.0" encoding="utf-8"?>
-<w:footnotes xmlns:wpc="http://schemas.microsoft.com/office/word/2010/wordprocessingCanvas" xmlns:mc="http://schemas.openxmlformats.org/markup-compatibility/2006" xmlns:o="urn:schemas-microsoft-com:office:office" xmlns:r="http://schemas.openxmlformats.org/officeDocument/2006/relationships" xmlns:m="http://schemas.openxmlformats.org/officeDocument/2006/math" xmlns:v="urn:schemas-microsoft-com:vml" xmlns:wp14="http://schemas.microsoft.com/office/word/2010/wordprocessingDrawing" xmlns:wp="http://schemas.openxmlformats.org/drawingml/2006/wordprocessingDrawing" xmlns:w10="urn:schemas-microsoft-com:office:word" xmlns:w="http://schemas.openxmlformats.org/wordprocessingml/2006/main" xmlns:w14="http://schemas.microsoft.com/office/word/2010/wordml" xmlns:w15="http://schemas.microsoft.com/office/word/2012/wordml" xmlns:wpg="http://schemas.microsoft.com/office/word/2010/wordprocessingGroup" xmlns:wpi="http://schemas.microsoft.com/office/word/2010/wordprocessingInk" xmlns:wne="http://schemas.microsoft.com/office/word/2006/wordml" xmlns:wps="http://schemas.microsoft.com/office/word/2010/wordprocessingShape" mc:Ignorable="w14 w15 wp14">
+<w:footnotes xmlns:wpc="http://schemas.microsoft.com/office/word/2010/wordprocessingCanvas" xmlns:cx="http://schemas.microsoft.com/office/drawing/2014/chartex" xmlns:cx1="http://schemas.microsoft.com/office/drawing/2015/9/8/chartex" xmlns:cx2="http://schemas.microsoft.com/office/drawing/2015/10/21/chartex" xmlns:cx3="http://schemas.microsoft.com/office/drawing/2016/5/9/chartex" xmlns:cx4="http://schemas.microsoft.com/office/drawing/2016/5/10/chartex" xmlns:cx5="http://schemas.microsoft.com/office/drawing/2016/5/11/chartex" xmlns:cx6="http://schemas.microsoft.com/office/drawing/2016/5/12/chartex" xmlns:cx7="http://schemas.microsoft.com/office/drawing/2016/5/13/chartex" xmlns:cx8="http://schemas.microsoft.com/office/drawing/2016/5/14/chartex" xmlns:mc="http://schemas.openxmlformats.org/markup-compatibility/2006" xmlns:aink="http://schemas.microsoft.com/office/drawing/2016/ink" xmlns:am3d="http://schemas.microsoft.com/office/drawing/2017/model3d" xmlns:o="urn:schemas-microsoft-com:office:office" xmlns:r="http://schemas.openxmlformats.org/officeDocument/2006/relationships" xmlns:m="http://schemas.openxmlformats.org/officeDocument/2006/math" xmlns:v="urn:schemas-microsoft-com:vml" xmlns:wp14="http://schemas.microsoft.com/office/word/2010/wordprocessingDrawing" xmlns:wp="http://schemas.openxmlformats.org/drawingml/2006/wordprocessingDrawing" xmlns:w10="urn:schemas-microsoft-com:office:word" xmlns:w="http://schemas.openxmlformats.org/wordprocessingml/2006/main" xmlns:w14="http://schemas.microsoft.com/office/word/2010/wordml" xmlns:w15="http://schemas.microsoft.com/office/word/2012/wordml" xmlns:w16cex="http://schemas.microsoft.com/office/word/2018/wordml/cex" xmlns:w16cid="http://schemas.microsoft.com/office/word/2016/wordml/cid" xmlns:w16="http://schemas.microsoft.com/office/word/2018/wordml" xmlns:w16sdtdh="http://schemas.microsoft.com/office/word/2020/wordml/sdtdatahash" xmlns:w16se="http://schemas.microsoft.com/office/word/2015/wordml/symex" xmlns:wpg="http://schemas.microsoft.com/office/word/2010/wordprocessingGroup" xmlns:wpi="http://schemas.microsoft.com/office/word/2010/wordprocessingInk" xmlns:wne="http://schemas.microsoft.com/office/word/2006/wordml" xmlns:wps="http://schemas.microsoft.com/office/word/2010/wordprocessingShape" mc:Ignorable="w14 w15 w16se w16cid w16 w16cex w16sdtdh wp14">
   <w:footnote w:type="separator" w:id="-1">
     <w:p>
       <w:pPr>
@@ -7858,7 +5603,7 @@
 </file>
 
 <file path=word/numbering.xml><?xml version="1.0" encoding="utf-8"?>
-<w:numbering xmlns:wpc="http://schemas.microsoft.com/office/word/2010/wordprocessingCanvas" xmlns:mc="http://schemas.openxmlformats.org/markup-compatibility/2006" xmlns:o="urn:schemas-microsoft-com:office:office" xmlns:r="http://schemas.openxmlformats.org/officeDocument/2006/relationships" xmlns:m="http://schemas.openxmlformats.org/officeDocument/2006/math" xmlns:v="urn:schemas-microsoft-com:vml" xmlns:wp14="http://schemas.microsoft.com/office/word/2010/wordprocessingDrawing" xmlns:wp="http://schemas.openxmlformats.org/drawingml/2006/wordprocessingDrawing" xmlns:w10="urn:schemas-microsoft-com:office:word" xmlns:w="http://schemas.openxmlformats.org/wordprocessingml/2006/main" xmlns:w14="http://schemas.microsoft.com/office/word/2010/wordml" xmlns:w15="http://schemas.microsoft.com/office/word/2012/wordml" xmlns:wpg="http://schemas.microsoft.com/office/word/2010/wordprocessingGroup" xmlns:wpi="http://schemas.microsoft.com/office/word/2010/wordprocessingInk" xmlns:wne="http://schemas.microsoft.com/office/word/2006/wordml" xmlns:wps="http://schemas.microsoft.com/office/word/2010/wordprocessingShape" mc:Ignorable="w14 w15 wp14">
+<w:numbering xmlns:wpc="http://schemas.microsoft.com/office/word/2010/wordprocessingCanvas" xmlns:cx="http://schemas.microsoft.com/office/drawing/2014/chartex" xmlns:cx1="http://schemas.microsoft.com/office/drawing/2015/9/8/chartex" xmlns:cx2="http://schemas.microsoft.com/office/drawing/2015/10/21/chartex" xmlns:cx3="http://schemas.microsoft.com/office/drawing/2016/5/9/chartex" xmlns:cx4="http://schemas.microsoft.com/office/drawing/2016/5/10/chartex" xmlns:cx5="http://schemas.microsoft.com/office/drawing/2016/5/11/chartex" xmlns:cx6="http://schemas.microsoft.com/office/drawing/2016/5/12/chartex" xmlns:cx7="http://schemas.microsoft.com/office/drawing/2016/5/13/chartex" xmlns:cx8="http://schemas.microsoft.com/office/drawing/2016/5/14/chartex" xmlns:mc="http://schemas.openxmlformats.org/markup-compatibility/2006" xmlns:aink="http://schemas.microsoft.com/office/drawing/2016/ink" xmlns:am3d="http://schemas.microsoft.com/office/drawing/2017/model3d" xmlns:o="urn:schemas-microsoft-com:office:office" xmlns:r="http://schemas.openxmlformats.org/officeDocument/2006/relationships" xmlns:m="http://schemas.openxmlformats.org/officeDocument/2006/math" xmlns:v="urn:schemas-microsoft-com:vml" xmlns:wp14="http://schemas.microsoft.com/office/word/2010/wordprocessingDrawing" xmlns:wp="http://schemas.openxmlformats.org/drawingml/2006/wordprocessingDrawing" xmlns:w10="urn:schemas-microsoft-com:office:word" xmlns:w="http://schemas.openxmlformats.org/wordprocessingml/2006/main" xmlns:w14="http://schemas.microsoft.com/office/word/2010/wordml" xmlns:w15="http://schemas.microsoft.com/office/word/2012/wordml" xmlns:w16cex="http://schemas.microsoft.com/office/word/2018/wordml/cex" xmlns:w16cid="http://schemas.microsoft.com/office/word/2016/wordml/cid" xmlns:w16="http://schemas.microsoft.com/office/word/2018/wordml" xmlns:w16sdtdh="http://schemas.microsoft.com/office/word/2020/wordml/sdtdatahash" xmlns:w16se="http://schemas.microsoft.com/office/word/2015/wordml/symex" xmlns:wpg="http://schemas.microsoft.com/office/word/2010/wordprocessingGroup" xmlns:wpi="http://schemas.microsoft.com/office/word/2010/wordprocessingInk" xmlns:wne="http://schemas.microsoft.com/office/word/2006/wordml" xmlns:wps="http://schemas.microsoft.com/office/word/2010/wordprocessingShape" mc:Ignorable="w14 w15 w16se w16cid w16 w16cex w16sdtdh wp14">
   <w:abstractNum w:abstractNumId="0" w15:restartNumberingAfterBreak="0">
     <w:nsid w:val="011D73FF"/>
     <w:multiLevelType w:val="multilevel"/>
@@ -8910,7 +6655,7 @@
 </file>
 
 <file path=word/styles.xml><?xml version="1.0" encoding="utf-8"?>
-<w:styles xmlns:mc="http://schemas.openxmlformats.org/markup-compatibility/2006" xmlns:r="http://schemas.openxmlformats.org/officeDocument/2006/relationships" xmlns:w="http://schemas.openxmlformats.org/wordprocessingml/2006/main" xmlns:w14="http://schemas.microsoft.com/office/word/2010/wordml" xmlns:w15="http://schemas.microsoft.com/office/word/2012/wordml" mc:Ignorable="w14 w15">
+<w:styles xmlns:mc="http://schemas.openxmlformats.org/markup-compatibility/2006" xmlns:r="http://schemas.openxmlformats.org/officeDocument/2006/relationships" xmlns:w="http://schemas.openxmlformats.org/wordprocessingml/2006/main" xmlns:w14="http://schemas.microsoft.com/office/word/2010/wordml" xmlns:w15="http://schemas.microsoft.com/office/word/2012/wordml" xmlns:w16cex="http://schemas.microsoft.com/office/word/2018/wordml/cex" xmlns:w16cid="http://schemas.microsoft.com/office/word/2016/wordml/cid" xmlns:w16="http://schemas.microsoft.com/office/word/2018/wordml" xmlns:w16sdtdh="http://schemas.microsoft.com/office/word/2020/wordml/sdtdatahash" xmlns:w16se="http://schemas.microsoft.com/office/word/2015/wordml/symex" mc:Ignorable="w14 w15 w16se w16cid w16 w16cex w16sdtdh">
   <w:docDefaults>
     <w:rPrDefault>
       <w:rPr>
@@ -8926,7 +6671,7 @@
       </w:pPr>
     </w:pPrDefault>
   </w:docDefaults>
-  <w:latentStyles w:defLockedState="0" w:defUIPriority="99" w:defSemiHidden="0" w:defUnhideWhenUsed="0" w:defQFormat="0" w:count="371">
+  <w:latentStyles w:defLockedState="0" w:defUIPriority="99" w:defSemiHidden="0" w:defUnhideWhenUsed="0" w:defQFormat="0" w:count="376">
     <w:lsdException w:name="Normal" w:uiPriority="0" w:qFormat="1"/>
     <w:lsdException w:name="heading 1" w:uiPriority="9" w:qFormat="1"/>
     <w:lsdException w:name="heading 2" w:semiHidden="1" w:uiPriority="9" w:unhideWhenUsed="1" w:qFormat="1"/>
@@ -9032,7 +6777,6 @@
     <w:lsdException w:name="HTML Sample" w:semiHidden="1" w:unhideWhenUsed="1"/>
     <w:lsdException w:name="HTML Typewriter" w:semiHidden="1" w:unhideWhenUsed="1"/>
     <w:lsdException w:name="HTML Variable" w:semiHidden="1" w:unhideWhenUsed="1"/>
-    <w:lsdException w:name="Normal Table" w:semiHidden="1" w:unhideWhenUsed="1"/>
     <w:lsdException w:name="annotation subject" w:semiHidden="1" w:unhideWhenUsed="1"/>
     <w:lsdException w:name="No List" w:semiHidden="1" w:unhideWhenUsed="1"/>
     <w:lsdException w:name="Outline List 1" w:semiHidden="1" w:unhideWhenUsed="1"/>
@@ -9075,11 +6819,8 @@
     <w:lsdException w:name="Table Contemporary" w:semiHidden="1" w:unhideWhenUsed="1"/>
     <w:lsdException w:name="Table Elegant" w:semiHidden="1" w:unhideWhenUsed="1"/>
     <w:lsdException w:name="Table Professional" w:semiHidden="1" w:unhideWhenUsed="1"/>
-    <w:lsdException w:name="Table Subtle 1" w:semiHidden="1" w:unhideWhenUsed="1"/>
     <w:lsdException w:name="Table Subtle 2" w:semiHidden="1" w:unhideWhenUsed="1"/>
     <w:lsdException w:name="Table Web 1" w:semiHidden="1" w:unhideWhenUsed="1"/>
-    <w:lsdException w:name="Table Web 2" w:semiHidden="1" w:unhideWhenUsed="1"/>
-    <w:lsdException w:name="Table Web 3" w:semiHidden="1" w:unhideWhenUsed="1"/>
     <w:lsdException w:name="Balloon Text" w:semiHidden="1" w:unhideWhenUsed="1"/>
     <w:lsdException w:name="Table Grid" w:uiPriority="39"/>
     <w:lsdException w:name="Table Theme" w:semiHidden="1" w:unhideWhenUsed="1"/>
@@ -9298,6 +7039,11 @@
     <w:lsdException w:name="List Table 5 Dark Accent 6" w:uiPriority="50"/>
     <w:lsdException w:name="List Table 6 Colorful Accent 6" w:uiPriority="51"/>
     <w:lsdException w:name="List Table 7 Colorful Accent 6" w:uiPriority="52"/>
+    <w:lsdException w:name="Mention" w:semiHidden="1" w:unhideWhenUsed="1"/>
+    <w:lsdException w:name="Smart Hyperlink" w:semiHidden="1" w:unhideWhenUsed="1"/>
+    <w:lsdException w:name="Hashtag" w:semiHidden="1" w:unhideWhenUsed="1"/>
+    <w:lsdException w:name="Unresolved Mention" w:semiHidden="1" w:unhideWhenUsed="1"/>
+    <w:lsdException w:name="Smart Link" w:semiHidden="1" w:unhideWhenUsed="1"/>
   </w:latentStyles>
   <w:style w:type="paragraph" w:default="1" w:styleId="a">
     <w:name w:val="Normal"/>
